--- a/docs/MalTwin_SDS_60pct_Implementation.docx
+++ b/docs/MalTwin_SDS_60pct_Implementation.docx
@@ -397,7 +397,7 @@
             </w:rPr>
             <w:fldChar w:fldCharType="separate"/>
           </w:r>
-          <w:hyperlink w:anchor="__RefHeading___Toc5487_3269564357">
+          <w:hyperlink w:anchor="__RefHeading___Toc5721_3680385909">
             <w:r>
               <w:rPr>
                 <w:rStyle w:val="IndexLink"/>
@@ -417,7 +417,7 @@
             </w:tabs>
             <w:rPr/>
           </w:pPr>
-          <w:hyperlink w:anchor="__RefHeading___Toc5489_3269564357">
+          <w:hyperlink w:anchor="__RefHeading___Toc5723_3680385909">
             <w:r>
               <w:rPr>
                 <w:rStyle w:val="IndexLink"/>
@@ -437,7 +437,7 @@
             </w:tabs>
             <w:rPr/>
           </w:pPr>
-          <w:hyperlink w:anchor="__RefHeading___Toc5491_3269564357">
+          <w:hyperlink w:anchor="__RefHeading___Toc5725_3680385909">
             <w:r>
               <w:rPr>
                 <w:rStyle w:val="IndexLink"/>
@@ -457,7 +457,7 @@
             </w:tabs>
             <w:rPr/>
           </w:pPr>
-          <w:hyperlink w:anchor="__RefHeading___Toc5493_3269564357">
+          <w:hyperlink w:anchor="__RefHeading___Toc5727_3680385909">
             <w:r>
               <w:rPr>
                 <w:rStyle w:val="IndexLink"/>
@@ -477,7 +477,7 @@
             </w:tabs>
             <w:rPr/>
           </w:pPr>
-          <w:hyperlink w:anchor="__RefHeading___Toc5495_3269564357">
+          <w:hyperlink w:anchor="__RefHeading___Toc5729_3680385909">
             <w:r>
               <w:rPr>
                 <w:rStyle w:val="IndexLink"/>
@@ -497,7 +497,7 @@
             </w:tabs>
             <w:rPr/>
           </w:pPr>
-          <w:hyperlink w:anchor="__RefHeading___Toc5497_3269564357">
+          <w:hyperlink w:anchor="__RefHeading___Toc5731_3680385909">
             <w:r>
               <w:rPr>
                 <w:rStyle w:val="IndexLink"/>
@@ -517,7 +517,7 @@
             </w:tabs>
             <w:rPr/>
           </w:pPr>
-          <w:hyperlink w:anchor="__RefHeading___Toc5499_3269564357">
+          <w:hyperlink w:anchor="__RefHeading___Toc5733_3680385909">
             <w:r>
               <w:rPr>
                 <w:rStyle w:val="IndexLink"/>
@@ -537,7 +537,7 @@
             </w:tabs>
             <w:rPr/>
           </w:pPr>
-          <w:hyperlink w:anchor="__RefHeading___Toc5501_3269564357">
+          <w:hyperlink w:anchor="__RefHeading___Toc5735_3680385909">
             <w:r>
               <w:rPr>
                 <w:rStyle w:val="IndexLink"/>
@@ -557,7 +557,7 @@
             </w:tabs>
             <w:rPr/>
           </w:pPr>
-          <w:hyperlink w:anchor="__RefHeading___Toc5503_3269564357">
+          <w:hyperlink w:anchor="__RefHeading___Toc5737_3680385909">
             <w:r>
               <w:rPr>
                 <w:rStyle w:val="IndexLink"/>
@@ -577,7 +577,7 @@
             </w:tabs>
             <w:rPr/>
           </w:pPr>
-          <w:hyperlink w:anchor="__RefHeading___Toc5505_3269564357">
+          <w:hyperlink w:anchor="__RefHeading___Toc5739_3680385909">
             <w:r>
               <w:rPr>
                 <w:rStyle w:val="IndexLink"/>
@@ -597,7 +597,7 @@
             </w:tabs>
             <w:rPr/>
           </w:pPr>
-          <w:hyperlink w:anchor="__RefHeading___Toc5507_3269564357">
+          <w:hyperlink w:anchor="__RefHeading___Toc5741_3680385909">
             <w:r>
               <w:rPr>
                 <w:rStyle w:val="IndexLink"/>
@@ -617,7 +617,7 @@
             </w:tabs>
             <w:rPr/>
           </w:pPr>
-          <w:hyperlink w:anchor="__RefHeading___Toc5509_3269564357">
+          <w:hyperlink w:anchor="__RefHeading___Toc5743_3680385909">
             <w:r>
               <w:rPr>
                 <w:rStyle w:val="IndexLink"/>
@@ -637,7 +637,7 @@
             </w:tabs>
             <w:rPr/>
           </w:pPr>
-          <w:hyperlink w:anchor="__RefHeading___Toc5511_3269564357">
+          <w:hyperlink w:anchor="__RefHeading___Toc5745_3680385909">
             <w:r>
               <w:rPr>
                 <w:rStyle w:val="IndexLink"/>
@@ -657,7 +657,7 @@
             </w:tabs>
             <w:rPr/>
           </w:pPr>
-          <w:hyperlink w:anchor="__RefHeading___Toc5513_3269564357">
+          <w:hyperlink w:anchor="__RefHeading___Toc5747_3680385909">
             <w:r>
               <w:rPr>
                 <w:rStyle w:val="IndexLink"/>
@@ -677,14 +677,14 @@
             </w:tabs>
             <w:rPr/>
           </w:pPr>
-          <w:hyperlink w:anchor="__RefHeading___Toc5515_3269564357">
+          <w:hyperlink w:anchor="__RefHeading___Toc5749_3680385909">
             <w:r>
               <w:rPr>
                 <w:rStyle w:val="IndexLink"/>
               </w:rPr>
               <w:t>4.2 Training Results &amp; Model Evaluation</w:t>
               <w:tab/>
-              <w:t>24</w:t>
+              <w:t>25</w:t>
             </w:r>
           </w:hyperlink>
         </w:p>
@@ -697,7 +697,7 @@
             </w:tabs>
             <w:rPr/>
           </w:pPr>
-          <w:hyperlink w:anchor="__RefHeading___Toc5517_3269564357">
+          <w:hyperlink w:anchor="__RefHeading___Toc5751_3680385909">
             <w:r>
               <w:rPr>
                 <w:rStyle w:val="IndexLink"/>
@@ -717,7 +717,7 @@
             </w:tabs>
             <w:rPr/>
           </w:pPr>
-          <w:hyperlink w:anchor="__RefHeading___Toc5519_3269564357">
+          <w:hyperlink w:anchor="__RefHeading___Toc5753_3680385909">
             <w:r>
               <w:rPr>
                 <w:rStyle w:val="IndexLink"/>
@@ -737,7 +737,7 @@
             </w:tabs>
             <w:rPr/>
           </w:pPr>
-          <w:hyperlink w:anchor="__RefHeading___Toc5521_3269564357">
+          <w:hyperlink w:anchor="__RefHeading___Toc5755_3680385909">
             <w:r>
               <w:rPr>
                 <w:rStyle w:val="IndexLink"/>
@@ -757,14 +757,14 @@
             </w:tabs>
             <w:rPr/>
           </w:pPr>
-          <w:hyperlink w:anchor="__RefHeading___Toc5523_3269564357">
+          <w:hyperlink w:anchor="__RefHeading___Toc5757_3680385909">
             <w:r>
               <w:rPr>
                 <w:rStyle w:val="IndexLink"/>
               </w:rPr>
               <w:t>4.6 Deployment</w:t>
               <w:tab/>
-              <w:t>32</w:t>
+              <w:t>33</w:t>
             </w:r>
           </w:hyperlink>
         </w:p>
@@ -777,14 +777,14 @@
             </w:tabs>
             <w:rPr/>
           </w:pPr>
-          <w:hyperlink w:anchor="__RefHeading___Toc5525_3269564357">
+          <w:hyperlink w:anchor="__RefHeading___Toc5759_3680385909">
             <w:r>
               <w:rPr>
                 <w:rStyle w:val="IndexLink"/>
               </w:rPr>
               <w:t>Chapter 5: Testing and Evaluation</w:t>
               <w:tab/>
-              <w:t>34</w:t>
+              <w:t>35</w:t>
             </w:r>
           </w:hyperlink>
         </w:p>
@@ -797,14 +797,14 @@
             </w:tabs>
             <w:rPr/>
           </w:pPr>
-          <w:hyperlink w:anchor="__RefHeading___Toc5527_3269564357">
+          <w:hyperlink w:anchor="__RefHeading___Toc5761_3680385909">
             <w:r>
               <w:rPr>
                 <w:rStyle w:val="IndexLink"/>
               </w:rPr>
               <w:t>5.1 Unit Testing</w:t>
               <w:tab/>
-              <w:t>34</w:t>
+              <w:t>35</w:t>
             </w:r>
           </w:hyperlink>
         </w:p>
@@ -817,14 +817,14 @@
             </w:tabs>
             <w:rPr/>
           </w:pPr>
-          <w:hyperlink w:anchor="__RefHeading___Toc5529_3269564357">
+          <w:hyperlink w:anchor="__RefHeading___Toc5763_3680385909">
             <w:r>
               <w:rPr>
                 <w:rStyle w:val="IndexLink"/>
               </w:rPr>
               <w:t>Unit Testing 1: Binary-to-Image Conversion (M2)</w:t>
               <w:tab/>
-              <w:t>34</w:t>
+              <w:t>35</w:t>
             </w:r>
           </w:hyperlink>
         </w:p>
@@ -837,14 +837,14 @@
             </w:tabs>
             <w:rPr/>
           </w:pPr>
-          <w:hyperlink w:anchor="__RefHeading___Toc5531_3269564357">
+          <w:hyperlink w:anchor="__RefHeading___Toc5765_3680385909">
             <w:r>
               <w:rPr>
                 <w:rStyle w:val="IndexLink"/>
               </w:rPr>
               <w:t>Unit Testing 2: Dataset Loading and Splitting (M3)</w:t>
               <w:tab/>
-              <w:t>35</w:t>
+              <w:t>36</w:t>
             </w:r>
           </w:hyperlink>
         </w:p>
@@ -857,14 +857,14 @@
             </w:tabs>
             <w:rPr/>
           </w:pPr>
-          <w:hyperlink w:anchor="__RefHeading___Toc5533_3269564357">
+          <w:hyperlink w:anchor="__RefHeading___Toc5767_3680385909">
             <w:r>
               <w:rPr>
                 <w:rStyle w:val="IndexLink"/>
               </w:rPr>
               <w:t>Unit Testing 3: Augmentation and Oversampling (M4)</w:t>
               <w:tab/>
-              <w:t>35</w:t>
+              <w:t>36</w:t>
             </w:r>
           </w:hyperlink>
         </w:p>
@@ -877,14 +877,14 @@
             </w:tabs>
             <w:rPr/>
           </w:pPr>
-          <w:hyperlink w:anchor="__RefHeading___Toc5535_3269564357">
+          <w:hyperlink w:anchor="__RefHeading___Toc5769_3680385909">
             <w:r>
               <w:rPr>
                 <w:rStyle w:val="IndexLink"/>
               </w:rPr>
               <w:t>Unit Testing 4: CNN Model and Inference (M5)</w:t>
               <w:tab/>
-              <w:t>35</w:t>
+              <w:t>36</w:t>
             </w:r>
           </w:hyperlink>
         </w:p>
@@ -897,14 +897,14 @@
             </w:tabs>
             <w:rPr/>
           </w:pPr>
-          <w:hyperlink w:anchor="__RefHeading___Toc5537_3269564357">
+          <w:hyperlink w:anchor="__RefHeading___Toc5771_3680385909">
             <w:r>
               <w:rPr>
                 <w:rStyle w:val="IndexLink"/>
               </w:rPr>
               <w:t>Unit Testing 5: Grad-CAM Explanation (M7)</w:t>
               <w:tab/>
-              <w:t>36</w:t>
+              <w:t>37</w:t>
             </w:r>
           </w:hyperlink>
         </w:p>
@@ -917,14 +917,14 @@
             </w:tabs>
             <w:rPr/>
           </w:pPr>
-          <w:hyperlink w:anchor="__RefHeading___Toc5539_3269564357">
+          <w:hyperlink w:anchor="__RefHeading___Toc5773_3680385909">
             <w:r>
               <w:rPr>
                 <w:rStyle w:val="IndexLink"/>
               </w:rPr>
               <w:t>Unit Testing 6: Reporting and MITRE Mapping (M8)</w:t>
               <w:tab/>
-              <w:t>36</w:t>
+              <w:t>37</w:t>
             </w:r>
           </w:hyperlink>
         </w:p>
@@ -937,14 +937,14 @@
             </w:tabs>
             <w:rPr/>
           </w:pPr>
-          <w:hyperlink w:anchor="__RefHeading___Toc5541_3269564357">
+          <w:hyperlink w:anchor="__RefHeading___Toc5775_3680385909">
             <w:r>
               <w:rPr>
                 <w:rStyle w:val="IndexLink"/>
               </w:rPr>
               <w:t>Unit Testing 7: Detection Log Database (M6/M8)</w:t>
               <w:tab/>
-              <w:t>37</w:t>
+              <w:t>38</w:t>
             </w:r>
           </w:hyperlink>
         </w:p>
@@ -957,14 +957,14 @@
             </w:tabs>
             <w:rPr/>
           </w:pPr>
-          <w:hyperlink w:anchor="__RefHeading___Toc5543_3269564357">
+          <w:hyperlink w:anchor="__RefHeading___Toc5777_3680385909">
             <w:r>
               <w:rPr>
                 <w:rStyle w:val="IndexLink"/>
               </w:rPr>
               <w:t>Unit Testing 8: Dynamic Behavioural Analysis (M9)</w:t>
               <w:tab/>
-              <w:t>37</w:t>
+              <w:t>38</w:t>
             </w:r>
           </w:hyperlink>
         </w:p>
@@ -977,14 +977,14 @@
             </w:tabs>
             <w:rPr/>
           </w:pPr>
-          <w:hyperlink w:anchor="__RefHeading___Toc5545_3269564357">
+          <w:hyperlink w:anchor="__RefHeading___Toc5779_3680385909">
             <w:r>
               <w:rPr>
                 <w:rStyle w:val="IndexLink"/>
               </w:rPr>
               <w:t>Unit Testing 9: Hybrid Fusion (M10)</w:t>
               <w:tab/>
-              <w:t>38</w:t>
+              <w:t>39</w:t>
             </w:r>
           </w:hyperlink>
         </w:p>
@@ -997,14 +997,14 @@
             </w:tabs>
             <w:rPr/>
           </w:pPr>
-          <w:hyperlink w:anchor="__RefHeading___Toc5547_3269564357">
+          <w:hyperlink w:anchor="__RefHeading___Toc5781_3680385909">
             <w:r>
               <w:rPr>
                 <w:rStyle w:val="IndexLink"/>
               </w:rPr>
               <w:t>Unit Testing 10: Extended Evaluation Metrics</w:t>
               <w:tab/>
-              <w:t>38</w:t>
+              <w:t>39</w:t>
             </w:r>
           </w:hyperlink>
         </w:p>
@@ -1017,14 +1017,14 @@
             </w:tabs>
             <w:rPr/>
           </w:pPr>
-          <w:hyperlink w:anchor="__RefHeading___Toc5549_3269564357">
+          <w:hyperlink w:anchor="__RefHeading___Toc5783_3680385909">
             <w:r>
               <w:rPr>
                 <w:rStyle w:val="IndexLink"/>
               </w:rPr>
               <w:t>Unit Testing 11: Module Health Checks (M6)</w:t>
               <w:tab/>
-              <w:t>39</w:t>
+              <w:t>40</w:t>
             </w:r>
           </w:hyperlink>
         </w:p>
@@ -1037,14 +1037,34 @@
             </w:tabs>
             <w:rPr/>
           </w:pPr>
-          <w:hyperlink w:anchor="__RefHeading___Toc5551_3269564357">
+          <w:hyperlink w:anchor="__RefHeading___Toc5785_3680385909">
             <w:r>
               <w:rPr>
                 <w:rStyle w:val="IndexLink"/>
               </w:rPr>
               <w:t>Unit Testing 12: Training Manager (M5/M6)</w:t>
               <w:tab/>
-              <w:t>39</w:t>
+              <w:t>40</w:t>
+            </w:r>
+          </w:hyperlink>
+        </w:p>
+        <w:p>
+          <w:pPr>
+            <w:pStyle w:val="TOC3"/>
+            <w:tabs>
+              <w:tab w:val="clear" w:pos="8793"/>
+              <w:tab w:val="right" w:pos="9359" w:leader="dot"/>
+            </w:tabs>
+            <w:rPr/>
+          </w:pPr>
+          <w:hyperlink w:anchor="__RefHeading___Toc5787_3680385909">
+            <w:r>
+              <w:rPr>
+                <w:rStyle w:val="IndexLink"/>
+              </w:rPr>
+              <w:t>Unit Testing 13: Benign Class (M3/M5)</w:t>
+              <w:tab/>
+              <w:t>40</w:t>
             </w:r>
           </w:hyperlink>
         </w:p>
@@ -1057,14 +1077,14 @@
             </w:tabs>
             <w:rPr/>
           </w:pPr>
-          <w:hyperlink w:anchor="__RefHeading___Toc5553_3269564357">
+          <w:hyperlink w:anchor="__RefHeading___Toc5789_3680385909">
             <w:r>
               <w:rPr>
                 <w:rStyle w:val="IndexLink"/>
               </w:rPr>
               <w:t>5.2 Functional Testing</w:t>
               <w:tab/>
-              <w:t>40</w:t>
+              <w:t>42</w:t>
             </w:r>
           </w:hyperlink>
         </w:p>
@@ -1077,14 +1097,14 @@
             </w:tabs>
             <w:rPr/>
           </w:pPr>
-          <w:hyperlink w:anchor="__RefHeading___Toc5555_3269564357">
+          <w:hyperlink w:anchor="__RefHeading___Toc5791_3680385909">
             <w:r>
               <w:rPr>
                 <w:rStyle w:val="IndexLink"/>
               </w:rPr>
               <w:t>Functional Testing 1: Binary Upload</w:t>
               <w:tab/>
-              <w:t>40</w:t>
+              <w:t>42</w:t>
             </w:r>
           </w:hyperlink>
         </w:p>
@@ -1097,14 +1117,14 @@
             </w:tabs>
             <w:rPr/>
           </w:pPr>
-          <w:hyperlink w:anchor="__RefHeading___Toc5557_3269564357">
+          <w:hyperlink w:anchor="__RefHeading___Toc5793_3680385909">
             <w:r>
               <w:rPr>
                 <w:rStyle w:val="IndexLink"/>
               </w:rPr>
               <w:t>Functional Testing 2: Malware Detection</w:t>
               <w:tab/>
-              <w:t>41</w:t>
+              <w:t>42</w:t>
             </w:r>
           </w:hyperlink>
         </w:p>
@@ -1117,14 +1137,14 @@
             </w:tabs>
             <w:rPr/>
           </w:pPr>
-          <w:hyperlink w:anchor="__RefHeading___Toc5559_3269564357">
+          <w:hyperlink w:anchor="__RefHeading___Toc5795_3680385909">
             <w:r>
               <w:rPr>
                 <w:rStyle w:val="IndexLink"/>
               </w:rPr>
               <w:t>Functional Testing 3: Dynamic Analysis</w:t>
               <w:tab/>
-              <w:t>41</w:t>
+              <w:t>43</w:t>
             </w:r>
           </w:hyperlink>
         </w:p>
@@ -1137,14 +1157,14 @@
             </w:tabs>
             <w:rPr/>
           </w:pPr>
-          <w:hyperlink w:anchor="__RefHeading___Toc5561_3269564357">
+          <w:hyperlink w:anchor="__RefHeading___Toc5797_3680385909">
             <w:r>
               <w:rPr>
                 <w:rStyle w:val="IndexLink"/>
               </w:rPr>
               <w:t>Functional Testing 4: Hybrid Verdict</w:t>
               <w:tab/>
-              <w:t>42</w:t>
+              <w:t>43</w:t>
             </w:r>
           </w:hyperlink>
         </w:p>
@@ -1157,14 +1177,14 @@
             </w:tabs>
             <w:rPr/>
           </w:pPr>
-          <w:hyperlink w:anchor="__RefHeading___Toc5563_3269564357">
+          <w:hyperlink w:anchor="__RefHeading___Toc5799_3680385909">
             <w:r>
               <w:rPr>
                 <w:rStyle w:val="IndexLink"/>
               </w:rPr>
               <w:t>Functional Testing 5: Navigation and Digital Twin Page</w:t>
               <w:tab/>
-              <w:t>42</w:t>
+              <w:t>44</w:t>
             </w:r>
           </w:hyperlink>
         </w:p>
@@ -1177,14 +1197,14 @@
             </w:tabs>
             <w:rPr/>
           </w:pPr>
-          <w:hyperlink w:anchor="__RefHeading___Toc5565_3269564357">
+          <w:hyperlink w:anchor="__RefHeading___Toc5801_3680385909">
             <w:r>
               <w:rPr>
                 <w:rStyle w:val="IndexLink"/>
               </w:rPr>
               <w:t>5.3 Business Rules Testing</w:t>
               <w:tab/>
-              <w:t>42</w:t>
+              <w:t>44</w:t>
             </w:r>
           </w:hyperlink>
         </w:p>
@@ -1197,14 +1217,14 @@
             </w:tabs>
             <w:rPr/>
           </w:pPr>
-          <w:hyperlink w:anchor="__RefHeading___Toc5567_3269564357">
+          <w:hyperlink w:anchor="__RefHeading___Toc5803_3680385909">
             <w:r>
               <w:rPr>
                 <w:rStyle w:val="IndexLink"/>
               </w:rPr>
               <w:t>Business Rule Test 1: Upload Acceptance</w:t>
               <w:tab/>
-              <w:t>43</w:t>
+              <w:t>44</w:t>
             </w:r>
           </w:hyperlink>
         </w:p>
@@ -1217,14 +1237,14 @@
             </w:tabs>
             <w:rPr/>
           </w:pPr>
-          <w:hyperlink w:anchor="__RefHeading___Toc5569_3269564357">
+          <w:hyperlink w:anchor="__RefHeading___Toc5805_3680385909">
             <w:r>
               <w:rPr>
                 <w:rStyle w:val="IndexLink"/>
               </w:rPr>
               <w:t>Business Rule Test 2: Confidence Colour Coding</w:t>
               <w:tab/>
-              <w:t>43</w:t>
+              <w:t>45</w:t>
             </w:r>
           </w:hyperlink>
         </w:p>
@@ -1237,14 +1257,14 @@
             </w:tabs>
             <w:rPr/>
           </w:pPr>
-          <w:hyperlink w:anchor="__RefHeading___Toc5571_3269564357">
+          <w:hyperlink w:anchor="__RefHeading___Toc5807_3680385909">
             <w:r>
               <w:rPr>
                 <w:rStyle w:val="IndexLink"/>
               </w:rPr>
               <w:t>Business Rule Test 3: Hybrid Fusion Decision</w:t>
               <w:tab/>
-              <w:t>44</w:t>
+              <w:t>45</w:t>
             </w:r>
           </w:hyperlink>
         </w:p>
@@ -1257,14 +1277,14 @@
             </w:tabs>
             <w:rPr/>
           </w:pPr>
-          <w:hyperlink w:anchor="__RefHeading___Toc5573_3269564357">
+          <w:hyperlink w:anchor="__RefHeading___Toc5809_3680385909">
             <w:r>
               <w:rPr>
                 <w:rStyle w:val="IndexLink"/>
               </w:rPr>
               <w:t>5.4 Integration Testing</w:t>
               <w:tab/>
-              <w:t>44</w:t>
+              <w:t>46</w:t>
             </w:r>
           </w:hyperlink>
         </w:p>
@@ -1277,14 +1297,14 @@
             </w:tabs>
             <w:rPr/>
           </w:pPr>
-          <w:hyperlink w:anchor="__RefHeading___Toc5575_3269564357">
+          <w:hyperlink w:anchor="__RefHeading___Toc5811_3680385909">
             <w:r>
               <w:rPr>
                 <w:rStyle w:val="IndexLink"/>
               </w:rPr>
               <w:t>Integration Testing 1: Training Pipeline (M3 + M4 + M5 + evaluation)</w:t>
               <w:tab/>
-              <w:t>44</w:t>
+              <w:t>46</w:t>
             </w:r>
           </w:hyperlink>
         </w:p>
@@ -1297,14 +1317,14 @@
             </w:tabs>
             <w:rPr/>
           </w:pPr>
-          <w:hyperlink w:anchor="__RefHeading___Toc5577_3269564357">
+          <w:hyperlink w:anchor="__RefHeading___Toc5813_3680385909">
             <w:r>
               <w:rPr>
                 <w:rStyle w:val="IndexLink"/>
               </w:rPr>
               <w:t>Integration Testing 2: Static Analysis Path with the Dashboard and Database (M2 + M5 + M6 + SQLite)</w:t>
               <w:tab/>
-              <w:t>45</w:t>
+              <w:t>47</w:t>
             </w:r>
           </w:hyperlink>
         </w:p>
@@ -1317,14 +1337,14 @@
             </w:tabs>
             <w:rPr/>
           </w:pPr>
-          <w:hyperlink w:anchor="__RefHeading___Toc5579_3269564357">
+          <w:hyperlink w:anchor="__RefHeading___Toc5815_3680385909">
             <w:r>
               <w:rPr>
                 <w:rStyle w:val="IndexLink"/>
               </w:rPr>
               <w:t>Integration Testing 3: Dynamic Path and Fusion (M9 + M10 + M8 mapping)</w:t>
               <w:tab/>
-              <w:t>45</w:t>
+              <w:t>47</w:t>
             </w:r>
           </w:hyperlink>
         </w:p>
@@ -1337,14 +1357,14 @@
             </w:tabs>
             <w:rPr/>
           </w:pPr>
-          <w:hyperlink w:anchor="__RefHeading___Toc5581_3269564357">
+          <w:hyperlink w:anchor="__RefHeading___Toc5817_3680385909">
             <w:r>
               <w:rPr>
                 <w:rStyle w:val="IndexLink"/>
               </w:rPr>
               <w:t>5.5 Performance Testing</w:t>
               <w:tab/>
-              <w:t>46</w:t>
+              <w:t>47</w:t>
             </w:r>
           </w:hyperlink>
         </w:p>
@@ -1357,14 +1377,14 @@
             </w:tabs>
             <w:rPr/>
           </w:pPr>
-          <w:hyperlink w:anchor="__RefHeading___Toc5583_3269564357">
+          <w:hyperlink w:anchor="__RefHeading___Toc5819_3680385909">
             <w:r>
               <w:rPr>
                 <w:rStyle w:val="IndexLink"/>
               </w:rPr>
               <w:t>5.6 Defects Found and Fixed</w:t>
               <w:tab/>
-              <w:t>46</w:t>
+              <w:t>48</w:t>
             </w:r>
           </w:hyperlink>
         </w:p>
@@ -1377,14 +1397,14 @@
             </w:tabs>
             <w:rPr/>
           </w:pPr>
-          <w:hyperlink w:anchor="__RefHeading___Toc5585_3269564357">
+          <w:hyperlink w:anchor="__RefHeading___Toc5821_3680385909">
             <w:r>
               <w:rPr>
                 <w:rStyle w:val="IndexLink"/>
               </w:rPr>
               <w:t>Summary of Testing Results</w:t>
               <w:tab/>
-              <w:t>47</w:t>
+              <w:t>48</w:t>
             </w:r>
           </w:hyperlink>
         </w:p>
@@ -1397,14 +1417,14 @@
             </w:tabs>
             <w:rPr/>
           </w:pPr>
-          <w:hyperlink w:anchor="__RefHeading___Toc5587_3269564357">
+          <w:hyperlink w:anchor="__RefHeading___Toc5823_3680385909">
             <w:r>
               <w:rPr>
                 <w:rStyle w:val="IndexLink"/>
               </w:rPr>
               <w:t>Chapter 6: Conclusion and Future Work</w:t>
               <w:tab/>
-              <w:t>48</w:t>
+              <w:t>50</w:t>
             </w:r>
           </w:hyperlink>
         </w:p>
@@ -1417,14 +1437,14 @@
             </w:tabs>
             <w:rPr/>
           </w:pPr>
-          <w:hyperlink w:anchor="__RefHeading___Toc5589_3269564357">
+          <w:hyperlink w:anchor="__RefHeading___Toc5825_3680385909">
             <w:r>
               <w:rPr>
                 <w:rStyle w:val="IndexLink"/>
               </w:rPr>
               <w:t>6.1 Conclusion</w:t>
               <w:tab/>
-              <w:t>48</w:t>
+              <w:t>50</w:t>
             </w:r>
           </w:hyperlink>
         </w:p>
@@ -1437,14 +1457,14 @@
             </w:tabs>
             <w:rPr/>
           </w:pPr>
-          <w:hyperlink w:anchor="__RefHeading___Toc5591_3269564357">
+          <w:hyperlink w:anchor="__RefHeading___Toc5827_3680385909">
             <w:r>
               <w:rPr>
                 <w:rStyle w:val="IndexLink"/>
               </w:rPr>
               <w:t>6.2 Future Work</w:t>
               <w:tab/>
-              <w:t>48</w:t>
+              <w:t>50</w:t>
             </w:r>
           </w:hyperlink>
         </w:p>
@@ -1457,14 +1477,14 @@
             </w:tabs>
             <w:rPr/>
           </w:pPr>
-          <w:hyperlink w:anchor="__RefHeading___Toc5593_3269564357">
+          <w:hyperlink w:anchor="__RefHeading___Toc5829_3680385909">
             <w:r>
               <w:rPr>
                 <w:rStyle w:val="IndexLink"/>
               </w:rPr>
               <w:t>6.2.1 Digital Twin Implementation (final evaluation)</w:t>
               <w:tab/>
-              <w:t>48</w:t>
+              <w:t>50</w:t>
             </w:r>
           </w:hyperlink>
         </w:p>
@@ -1477,14 +1497,14 @@
             </w:tabs>
             <w:rPr/>
           </w:pPr>
-          <w:hyperlink w:anchor="__RefHeading___Toc5595_3269564357">
+          <w:hyperlink w:anchor="__RefHeading___Toc5831_3680385909">
             <w:r>
               <w:rPr>
                 <w:rStyle w:val="IndexLink"/>
               </w:rPr>
               <w:t>6.2.2 Paired Static–Dynamic Evaluation (final evaluation)</w:t>
               <w:tab/>
-              <w:t>48</w:t>
+              <w:t>51</w:t>
             </w:r>
           </w:hyperlink>
         </w:p>
@@ -1497,14 +1517,14 @@
             </w:tabs>
             <w:rPr/>
           </w:pPr>
-          <w:hyperlink w:anchor="__RefHeading___Toc5597_3269564357">
+          <w:hyperlink w:anchor="__RefHeading___Toc5833_3680385909">
             <w:r>
               <w:rPr>
                 <w:rStyle w:val="IndexLink"/>
               </w:rPr>
-              <w:t>6.2.3 A Benign Class for the Static Detector</w:t>
+              <w:t>6.2.3 A Broader Benign Corpus</w:t>
               <w:tab/>
-              <w:t>49</w:t>
+              <w:t>51</w:t>
             </w:r>
           </w:hyperlink>
         </w:p>
@@ -1517,14 +1537,14 @@
             </w:tabs>
             <w:rPr/>
           </w:pPr>
-          <w:hyperlink w:anchor="__RefHeading___Toc5599_3269564357">
+          <w:hyperlink w:anchor="__RefHeading___Toc5835_3680385909">
             <w:r>
               <w:rPr>
                 <w:rStyle w:val="IndexLink"/>
               </w:rPr>
               <w:t>6.2.4 Richer Dynamic Features</w:t>
               <w:tab/>
-              <w:t>49</w:t>
+              <w:t>51</w:t>
             </w:r>
           </w:hyperlink>
         </w:p>
@@ -1537,14 +1557,14 @@
             </w:tabs>
             <w:rPr/>
           </w:pPr>
-          <w:hyperlink w:anchor="__RefHeading___Toc5601_3269564357">
+          <w:hyperlink w:anchor="__RefHeading___Toc5837_3680385909">
             <w:r>
               <w:rPr>
                 <w:rStyle w:val="IndexLink"/>
               </w:rPr>
               <w:t>6.2.5 Stronger Open-Set Detection</w:t>
               <w:tab/>
-              <w:t>49</w:t>
+              <w:t>51</w:t>
             </w:r>
           </w:hyperlink>
         </w:p>
@@ -1557,14 +1577,14 @@
             </w:tabs>
             <w:rPr/>
           </w:pPr>
-          <w:hyperlink w:anchor="__RefHeading___Toc5603_3269564357">
+          <w:hyperlink w:anchor="__RefHeading___Toc5839_3680385909">
             <w:r>
               <w:rPr>
                 <w:rStyle w:val="IndexLink"/>
               </w:rPr>
               <w:t>6.2.6 Reporting and Deployment</w:t>
               <w:tab/>
-              <w:t>49</w:t>
+              <w:t>51</w:t>
             </w:r>
           </w:hyperlink>
         </w:p>
@@ -1577,14 +1597,14 @@
             </w:tabs>
             <w:rPr/>
           </w:pPr>
-          <w:hyperlink w:anchor="__RefHeading___Toc5605_3269564357">
+          <w:hyperlink w:anchor="__RefHeading___Toc5841_3680385909">
             <w:r>
               <w:rPr>
                 <w:rStyle w:val="IndexLink"/>
               </w:rPr>
               <w:t>Chapter 7: References</w:t>
               <w:tab/>
-              <w:t>50</w:t>
+              <w:t>52</w:t>
             </w:r>
           </w:hyperlink>
         </w:p>
@@ -1597,14 +1617,14 @@
             </w:tabs>
             <w:rPr/>
           </w:pPr>
-          <w:hyperlink w:anchor="__RefHeading___Toc5607_3269564357">
+          <w:hyperlink w:anchor="__RefHeading___Toc5843_3680385909">
             <w:r>
               <w:rPr>
                 <w:rStyle w:val="IndexLink"/>
               </w:rPr>
               <w:t>Chapter 8: Plagiarism Report</w:t>
               <w:tab/>
-              <w:t>52</w:t>
+              <w:t>54</w:t>
             </w:r>
           </w:hyperlink>
           <w:r>
@@ -1690,7 +1710,7 @@
             </w:rPr>
             <w:fldChar w:fldCharType="separate"/>
           </w:r>
-          <w:hyperlink w:anchor="__RefHeading___Toc5609_3269564357">
+          <w:hyperlink w:anchor="__RefHeading___Toc5845_3680385909">
             <w:r>
               <w:rPr>
                 <w:rStyle w:val="IndexLink"/>
@@ -1710,7 +1730,7 @@
             </w:tabs>
             <w:rPr/>
           </w:pPr>
-          <w:hyperlink w:anchor="__RefHeading___Toc5633_3269564357">
+          <w:hyperlink w:anchor="__RefHeading___Toc5869_3680385909">
             <w:r>
               <w:rPr>
                 <w:rStyle w:val="IndexLink"/>
@@ -1730,7 +1750,7 @@
             </w:tabs>
             <w:rPr/>
           </w:pPr>
-          <w:hyperlink w:anchor="__RefHeading___Toc5631_3269564357">
+          <w:hyperlink w:anchor="__RefHeading___Toc5867_3680385909">
             <w:r>
               <w:rPr>
                 <w:rStyle w:val="IndexLink"/>
@@ -1750,7 +1770,7 @@
             </w:tabs>
             <w:rPr/>
           </w:pPr>
-          <w:hyperlink w:anchor="__RefHeading___Toc5629_3269564357">
+          <w:hyperlink w:anchor="__RefHeading___Toc5865_3680385909">
             <w:r>
               <w:rPr>
                 <w:rStyle w:val="IndexLink"/>
@@ -1770,7 +1790,7 @@
             </w:tabs>
             <w:rPr/>
           </w:pPr>
-          <w:hyperlink w:anchor="__RefHeading___Toc5627_3269564357">
+          <w:hyperlink w:anchor="__RefHeading___Toc5863_3680385909">
             <w:r>
               <w:rPr>
                 <w:rStyle w:val="IndexLink"/>
@@ -1790,7 +1810,7 @@
             </w:tabs>
             <w:rPr/>
           </w:pPr>
-          <w:hyperlink w:anchor="__RefHeading___Toc5625_3269564357">
+          <w:hyperlink w:anchor="__RefHeading___Toc5861_3680385909">
             <w:r>
               <w:rPr>
                 <w:rStyle w:val="IndexLink"/>
@@ -1810,7 +1830,7 @@
             </w:tabs>
             <w:rPr/>
           </w:pPr>
-          <w:hyperlink w:anchor="__RefHeading___Toc5623_3269564357">
+          <w:hyperlink w:anchor="__RefHeading___Toc5859_3680385909">
             <w:r>
               <w:rPr>
                 <w:rStyle w:val="IndexLink"/>
@@ -1830,7 +1850,7 @@
             </w:tabs>
             <w:rPr/>
           </w:pPr>
-          <w:hyperlink w:anchor="__RefHeading___Toc5621_3269564357">
+          <w:hyperlink w:anchor="__RefHeading___Toc5857_3680385909">
             <w:r>
               <w:rPr>
                 <w:rStyle w:val="IndexLink"/>
@@ -1850,7 +1870,7 @@
             </w:tabs>
             <w:rPr/>
           </w:pPr>
-          <w:hyperlink w:anchor="__RefHeading___Toc5619_3269564357">
+          <w:hyperlink w:anchor="__RefHeading___Toc5855_3680385909">
             <w:r>
               <w:rPr>
                 <w:rStyle w:val="IndexLink"/>
@@ -1870,14 +1890,14 @@
             </w:tabs>
             <w:rPr/>
           </w:pPr>
-          <w:hyperlink w:anchor="__RefHeading___Toc5617_3269564357">
+          <w:hyperlink w:anchor="__RefHeading___Toc5853_3680385909">
             <w:r>
               <w:rPr>
                 <w:rStyle w:val="IndexLink"/>
               </w:rPr>
               <w:t>Figure 4.6 Binary Upload page after validating a PE file</w:t>
               <w:tab/>
-              <w:t>29</w:t>
+              <w:t>30</w:t>
             </w:r>
           </w:hyperlink>
         </w:p>
@@ -1890,14 +1910,14 @@
             </w:tabs>
             <w:rPr/>
           </w:pPr>
-          <w:hyperlink w:anchor="__RefHeading___Toc5615_3269564357">
+          <w:hyperlink w:anchor="__RefHeading___Toc5851_3680385909">
             <w:r>
               <w:rPr>
                 <w:rStyle w:val="IndexLink"/>
               </w:rPr>
               <w:t>Figure 4.7 Dynamic Analysis page (demonstration model trained on synthetic traffic, clearly labelled as such in the interface)</w:t>
               <w:tab/>
-              <w:t>30</w:t>
+              <w:t>31</w:t>
             </w:r>
           </w:hyperlink>
         </w:p>
@@ -1910,14 +1930,14 @@
             </w:tabs>
             <w:rPr/>
           </w:pPr>
-          <w:hyperlink w:anchor="__RefHeading___Toc5613_3269564357">
+          <w:hyperlink w:anchor="__RefHeading___Toc5849_3680385909">
             <w:r>
               <w:rPr>
                 <w:rStyle w:val="IndexLink"/>
               </w:rPr>
               <w:t>Figure 4.8 Hybrid Verdict what-if simulator showing the NOVEL VARIANT case</w:t>
               <w:tab/>
-              <w:t>31</w:t>
+              <w:t>32</w:t>
             </w:r>
           </w:hyperlink>
         </w:p>
@@ -1930,14 +1950,14 @@
             </w:tabs>
             <w:rPr/>
           </w:pPr>
-          <w:hyperlink w:anchor="__RefHeading___Toc5611_3269564357">
+          <w:hyperlink w:anchor="__RefHeading___Toc5847_3680385909">
             <w:r>
               <w:rPr>
                 <w:rStyle w:val="IndexLink"/>
               </w:rPr>
               <w:t>Figure 4.9 Digital Twin page with the planned architecture</w:t>
               <w:tab/>
-              <w:t>32</w:t>
+              <w:t>33</w:t>
             </w:r>
           </w:hyperlink>
           <w:r>
@@ -2021,7 +2041,7 @@
             </w:rPr>
             <w:fldChar w:fldCharType="separate"/>
           </w:r>
-          <w:hyperlink w:anchor="__RefHeading___Toc5635_3269564357">
+          <w:hyperlink w:anchor="__RefHeading___Toc5871_3680385909">
             <w:r>
               <w:rPr>
                 <w:rStyle w:val="IndexLink"/>
@@ -2041,7 +2061,7 @@
             </w:tabs>
             <w:rPr/>
           </w:pPr>
-          <w:hyperlink w:anchor="__RefHeading___Toc5729_3269564357">
+          <w:hyperlink w:anchor="__RefHeading___Toc5967_3680385909">
             <w:r>
               <w:rPr>
                 <w:rStyle w:val="IndexLink"/>
@@ -2061,7 +2081,7 @@
             </w:tabs>
             <w:rPr/>
           </w:pPr>
-          <w:hyperlink w:anchor="__RefHeading___Toc5727_3269564357">
+          <w:hyperlink w:anchor="__RefHeading___Toc5965_3680385909">
             <w:r>
               <w:rPr>
                 <w:rStyle w:val="IndexLink"/>
@@ -2081,7 +2101,7 @@
             </w:tabs>
             <w:rPr/>
           </w:pPr>
-          <w:hyperlink w:anchor="__RefHeading___Toc5725_3269564357">
+          <w:hyperlink w:anchor="__RefHeading___Toc5963_3680385909">
             <w:r>
               <w:rPr>
                 <w:rStyle w:val="IndexLink"/>
@@ -2101,7 +2121,7 @@
             </w:tabs>
             <w:rPr/>
           </w:pPr>
-          <w:hyperlink w:anchor="__RefHeading___Toc5723_3269564357">
+          <w:hyperlink w:anchor="__RefHeading___Toc5961_3680385909">
             <w:r>
               <w:rPr>
                 <w:rStyle w:val="IndexLink"/>
@@ -2121,7 +2141,7 @@
             </w:tabs>
             <w:rPr/>
           </w:pPr>
-          <w:hyperlink w:anchor="__RefHeading___Toc5721_3269564357">
+          <w:hyperlink w:anchor="__RefHeading___Toc5959_3680385909">
             <w:r>
               <w:rPr>
                 <w:rStyle w:val="IndexLink"/>
@@ -2141,7 +2161,7 @@
             </w:tabs>
             <w:rPr/>
           </w:pPr>
-          <w:hyperlink w:anchor="__RefHeading___Toc5719_3269564357">
+          <w:hyperlink w:anchor="__RefHeading___Toc5957_3680385909">
             <w:r>
               <w:rPr>
                 <w:rStyle w:val="IndexLink"/>
@@ -2161,7 +2181,7 @@
             </w:tabs>
             <w:rPr/>
           </w:pPr>
-          <w:hyperlink w:anchor="__RefHeading___Toc5717_3269564357">
+          <w:hyperlink w:anchor="__RefHeading___Toc5955_3680385909">
             <w:r>
               <w:rPr>
                 <w:rStyle w:val="IndexLink"/>
@@ -2181,7 +2201,7 @@
             </w:tabs>
             <w:rPr/>
           </w:pPr>
-          <w:hyperlink w:anchor="__RefHeading___Toc5715_3269564357">
+          <w:hyperlink w:anchor="__RefHeading___Toc5953_3680385909">
             <w:r>
               <w:rPr>
                 <w:rStyle w:val="IndexLink"/>
@@ -2201,7 +2221,7 @@
             </w:tabs>
             <w:rPr/>
           </w:pPr>
-          <w:hyperlink w:anchor="__RefHeading___Toc5713_3269564357">
+          <w:hyperlink w:anchor="__RefHeading___Toc5951_3680385909">
             <w:r>
               <w:rPr>
                 <w:rStyle w:val="IndexLink"/>
@@ -2221,14 +2241,14 @@
             </w:tabs>
             <w:rPr/>
           </w:pPr>
-          <w:hyperlink w:anchor="__RefHeading___Toc5711_3269564357">
+          <w:hyperlink w:anchor="__RefHeading___Toc5949_3680385909">
             <w:r>
               <w:rPr>
                 <w:rStyle w:val="IndexLink"/>
               </w:rPr>
               <w:t>Table 4.2 Algorithms implemented in MalTwin</w:t>
               <w:tab/>
-              <w:t>23</w:t>
+              <w:t>24</w:t>
             </w:r>
           </w:hyperlink>
         </w:p>
@@ -2241,7 +2261,7 @@
             </w:tabs>
             <w:rPr/>
           </w:pPr>
-          <w:hyperlink w:anchor="__RefHeading___Toc5709_3269564357">
+          <w:hyperlink w:anchor="__RefHeading___Toc5947_3680385909">
             <w:r>
               <w:rPr>
                 <w:rStyle w:val="IndexLink"/>
@@ -2261,14 +2281,14 @@
             </w:tabs>
             <w:rPr/>
           </w:pPr>
-          <w:hyperlink w:anchor="__RefHeading___Toc5707_3269564357">
+          <w:hyperlink w:anchor="__RefHeading___Toc5945_3680385909">
             <w:r>
               <w:rPr>
                 <w:rStyle w:val="IndexLink"/>
               </w:rPr>
               <w:t>Table 4.4 Static CNN — Malimg test set</w:t>
               <w:tab/>
-              <w:t>25</w:t>
+              <w:t>26</w:t>
             </w:r>
           </w:hyperlink>
         </w:p>
@@ -2281,7 +2301,7 @@
             </w:tabs>
             <w:rPr/>
           </w:pPr>
-          <w:hyperlink w:anchor="__RefHeading___Toc5705_3269564357">
+          <w:hyperlink w:anchor="__RefHeading___Toc5943_3680385909">
             <w:r>
               <w:rPr>
                 <w:rStyle w:val="IndexLink"/>
@@ -2301,7 +2321,7 @@
             </w:tabs>
             <w:rPr/>
           </w:pPr>
-          <w:hyperlink w:anchor="__RefHeading___Toc5703_3269564357">
+          <w:hyperlink w:anchor="__RefHeading___Toc5941_3680385909">
             <w:r>
               <w:rPr>
                 <w:rStyle w:val="IndexLink"/>
@@ -2321,14 +2341,14 @@
             </w:tabs>
             <w:rPr/>
           </w:pPr>
-          <w:hyperlink w:anchor="__RefHeading___Toc5701_3269564357">
+          <w:hyperlink w:anchor="__RefHeading___Toc5939_3680385909">
             <w:r>
               <w:rPr>
                 <w:rStyle w:val="IndexLink"/>
               </w:rPr>
               <w:t>Table 4.7 Measured performance against SRS targets</w:t>
               <w:tab/>
-              <w:t>26</w:t>
+              <w:t>27</w:t>
             </w:r>
           </w:hyperlink>
         </w:p>
@@ -2341,7 +2361,7 @@
             </w:tabs>
             <w:rPr/>
           </w:pPr>
-          <w:hyperlink w:anchor="__RefHeading___Toc5699_3269564357">
+          <w:hyperlink w:anchor="__RefHeading___Toc5937_3680385909">
             <w:r>
               <w:rPr>
                 <w:rStyle w:val="IndexLink"/>
@@ -2361,14 +2381,14 @@
             </w:tabs>
             <w:rPr/>
           </w:pPr>
-          <w:hyperlink w:anchor="__RefHeading___Toc5697_3269564357">
+          <w:hyperlink w:anchor="__RefHeading___Toc5935_3680385909">
             <w:r>
               <w:rPr>
                 <w:rStyle w:val="IndexLink"/>
               </w:rPr>
               <w:t>Table 4.9 Dashboard pages and modules covered</w:t>
               <w:tab/>
-              <w:t>28</w:t>
+              <w:t>29</w:t>
             </w:r>
           </w:hyperlink>
         </w:p>
@@ -2381,14 +2401,14 @@
             </w:tabs>
             <w:rPr/>
           </w:pPr>
-          <w:hyperlink w:anchor="__RefHeading___Toc5695_3269564357">
+          <w:hyperlink w:anchor="__RefHeading___Toc5933_3680385909">
             <w:r>
               <w:rPr>
                 <w:rStyle w:val="IndexLink"/>
               </w:rPr>
               <w:t>Table 4.10 System requirements</w:t>
               <w:tab/>
-              <w:t>32</w:t>
+              <w:t>33</w:t>
             </w:r>
           </w:hyperlink>
         </w:p>
@@ -2401,14 +2421,14 @@
             </w:tabs>
             <w:rPr/>
           </w:pPr>
-          <w:hyperlink w:anchor="__RefHeading___Toc5693_3269564357">
+          <w:hyperlink w:anchor="__RefHeading___Toc5931_3680385909">
             <w:r>
               <w:rPr>
                 <w:rStyle w:val="IndexLink"/>
               </w:rPr>
               <w:t>Table 4.11 Configuration through environment variables</w:t>
               <w:tab/>
-              <w:t>33</w:t>
+              <w:t>34</w:t>
             </w:r>
           </w:hyperlink>
         </w:p>
@@ -2421,14 +2441,14 @@
             </w:tabs>
             <w:rPr/>
           </w:pPr>
-          <w:hyperlink w:anchor="__RefHeading___Toc5691_3269564357">
+          <w:hyperlink w:anchor="__RefHeading___Toc5929_3680385909">
             <w:r>
               <w:rPr>
                 <w:rStyle w:val="IndexLink"/>
               </w:rPr>
               <w:t>Table 5.1 Binary-to-Image Conversion (M2) — unit test results</w:t>
               <w:tab/>
-              <w:t>34</w:t>
+              <w:t>35</w:t>
             </w:r>
           </w:hyperlink>
         </w:p>
@@ -2441,14 +2461,14 @@
             </w:tabs>
             <w:rPr/>
           </w:pPr>
-          <w:hyperlink w:anchor="__RefHeading___Toc5689_3269564357">
+          <w:hyperlink w:anchor="__RefHeading___Toc5927_3680385909">
             <w:r>
               <w:rPr>
                 <w:rStyle w:val="IndexLink"/>
               </w:rPr>
               <w:t>Table 5.2 Dataset Loading and Splitting (M3) — unit test results</w:t>
               <w:tab/>
-              <w:t>35</w:t>
+              <w:t>36</w:t>
             </w:r>
           </w:hyperlink>
         </w:p>
@@ -2461,14 +2481,14 @@
             </w:tabs>
             <w:rPr/>
           </w:pPr>
-          <w:hyperlink w:anchor="__RefHeading___Toc5687_3269564357">
+          <w:hyperlink w:anchor="__RefHeading___Toc5925_3680385909">
             <w:r>
               <w:rPr>
                 <w:rStyle w:val="IndexLink"/>
               </w:rPr>
               <w:t>Table 5.3 Augmentation and Oversampling (M4) — unit test results</w:t>
               <w:tab/>
-              <w:t>35</w:t>
+              <w:t>36</w:t>
             </w:r>
           </w:hyperlink>
         </w:p>
@@ -2481,14 +2501,14 @@
             </w:tabs>
             <w:rPr/>
           </w:pPr>
-          <w:hyperlink w:anchor="__RefHeading___Toc5685_3269564357">
+          <w:hyperlink w:anchor="__RefHeading___Toc5923_3680385909">
             <w:r>
               <w:rPr>
                 <w:rStyle w:val="IndexLink"/>
               </w:rPr>
               <w:t>Table 5.4 CNN Model and Inference (M5) — unit test results</w:t>
               <w:tab/>
-              <w:t>36</w:t>
+              <w:t>37</w:t>
             </w:r>
           </w:hyperlink>
         </w:p>
@@ -2501,14 +2521,14 @@
             </w:tabs>
             <w:rPr/>
           </w:pPr>
-          <w:hyperlink w:anchor="__RefHeading___Toc5683_3269564357">
+          <w:hyperlink w:anchor="__RefHeading___Toc5921_3680385909">
             <w:r>
               <w:rPr>
                 <w:rStyle w:val="IndexLink"/>
               </w:rPr>
               <w:t>Table 5.5 Grad-CAM Explanation (M7) — unit test results</w:t>
               <w:tab/>
-              <w:t>36</w:t>
+              <w:t>37</w:t>
             </w:r>
           </w:hyperlink>
         </w:p>
@@ -2521,14 +2541,14 @@
             </w:tabs>
             <w:rPr/>
           </w:pPr>
-          <w:hyperlink w:anchor="__RefHeading___Toc5681_3269564357">
+          <w:hyperlink w:anchor="__RefHeading___Toc5919_3680385909">
             <w:r>
               <w:rPr>
                 <w:rStyle w:val="IndexLink"/>
               </w:rPr>
               <w:t>Table 5.6 Reporting and MITRE Mapping (M8) — unit test results</w:t>
               <w:tab/>
-              <w:t>36</w:t>
+              <w:t>37</w:t>
             </w:r>
           </w:hyperlink>
         </w:p>
@@ -2541,14 +2561,14 @@
             </w:tabs>
             <w:rPr/>
           </w:pPr>
-          <w:hyperlink w:anchor="__RefHeading___Toc5679_3269564357">
+          <w:hyperlink w:anchor="__RefHeading___Toc5917_3680385909">
             <w:r>
               <w:rPr>
                 <w:rStyle w:val="IndexLink"/>
               </w:rPr>
               <w:t>Table 5.7 Detection Log Database (M6/M8) — unit test results</w:t>
               <w:tab/>
-              <w:t>37</w:t>
+              <w:t>38</w:t>
             </w:r>
           </w:hyperlink>
         </w:p>
@@ -2561,14 +2581,14 @@
             </w:tabs>
             <w:rPr/>
           </w:pPr>
-          <w:hyperlink w:anchor="__RefHeading___Toc5677_3269564357">
+          <w:hyperlink w:anchor="__RefHeading___Toc5915_3680385909">
             <w:r>
               <w:rPr>
                 <w:rStyle w:val="IndexLink"/>
               </w:rPr>
               <w:t>Table 5.8 Dynamic Behavioural Analysis (M9) — unit test results</w:t>
               <w:tab/>
-              <w:t>37</w:t>
+              <w:t>38</w:t>
             </w:r>
           </w:hyperlink>
         </w:p>
@@ -2581,14 +2601,14 @@
             </w:tabs>
             <w:rPr/>
           </w:pPr>
-          <w:hyperlink w:anchor="__RefHeading___Toc5675_3269564357">
+          <w:hyperlink w:anchor="__RefHeading___Toc5913_3680385909">
             <w:r>
               <w:rPr>
                 <w:rStyle w:val="IndexLink"/>
               </w:rPr>
               <w:t>Table 5.9 Hybrid Fusion (M10) — unit test results</w:t>
               <w:tab/>
-              <w:t>38</w:t>
+              <w:t>39</w:t>
             </w:r>
           </w:hyperlink>
         </w:p>
@@ -2601,14 +2621,14 @@
             </w:tabs>
             <w:rPr/>
           </w:pPr>
-          <w:hyperlink w:anchor="__RefHeading___Toc5673_3269564357">
+          <w:hyperlink w:anchor="__RefHeading___Toc5911_3680385909">
             <w:r>
               <w:rPr>
                 <w:rStyle w:val="IndexLink"/>
               </w:rPr>
               <w:t>Table 5.10 Extended Evaluation Metrics — unit test results</w:t>
               <w:tab/>
-              <w:t>38</w:t>
+              <w:t>39</w:t>
             </w:r>
           </w:hyperlink>
         </w:p>
@@ -2621,14 +2641,14 @@
             </w:tabs>
             <w:rPr/>
           </w:pPr>
-          <w:hyperlink w:anchor="__RefHeading___Toc5671_3269564357">
+          <w:hyperlink w:anchor="__RefHeading___Toc5909_3680385909">
             <w:r>
               <w:rPr>
                 <w:rStyle w:val="IndexLink"/>
               </w:rPr>
               <w:t>Table 5.11 Module Health Checks (M6) — unit test results</w:t>
               <w:tab/>
-              <w:t>39</w:t>
+              <w:t>40</w:t>
             </w:r>
           </w:hyperlink>
         </w:p>
@@ -2641,14 +2661,14 @@
             </w:tabs>
             <w:rPr/>
           </w:pPr>
-          <w:hyperlink w:anchor="__RefHeading___Toc5669_3269564357">
+          <w:hyperlink w:anchor="__RefHeading___Toc5907_3680385909">
             <w:r>
               <w:rPr>
                 <w:rStyle w:val="IndexLink"/>
               </w:rPr>
               <w:t>Table 5.12 Training Manager (M5/M6) — unit test results</w:t>
               <w:tab/>
-              <w:t>39</w:t>
+              <w:t>40</w:t>
             </w:r>
           </w:hyperlink>
         </w:p>
@@ -2661,14 +2681,14 @@
             </w:tabs>
             <w:rPr/>
           </w:pPr>
-          <w:hyperlink w:anchor="__RefHeading___Toc5667_3269564357">
+          <w:hyperlink w:anchor="__RefHeading___Toc5905_3680385909">
             <w:r>
               <w:rPr>
                 <w:rStyle w:val="IndexLink"/>
               </w:rPr>
-              <w:t>Table 5.13 Unit test summary by file</w:t>
+              <w:t>Table 5.13 Benign Class (M3/M5) — unit test results</w:t>
               <w:tab/>
-              <w:t>39</w:t>
+              <w:t>41</w:t>
             </w:r>
           </w:hyperlink>
         </w:p>
@@ -2681,14 +2701,14 @@
             </w:tabs>
             <w:rPr/>
           </w:pPr>
-          <w:hyperlink w:anchor="__RefHeading___Toc5665_3269564357">
+          <w:hyperlink w:anchor="__RefHeading___Toc5903_3680385909">
             <w:r>
               <w:rPr>
                 <w:rStyle w:val="IndexLink"/>
               </w:rPr>
-              <w:t>Table 5.14 Binary upload — functional test results</w:t>
+              <w:t>Table 5.14 Unit test summary by file</w:t>
               <w:tab/>
-              <w:t>40</w:t>
+              <w:t>41</w:t>
             </w:r>
           </w:hyperlink>
         </w:p>
@@ -2701,14 +2721,14 @@
             </w:tabs>
             <w:rPr/>
           </w:pPr>
-          <w:hyperlink w:anchor="__RefHeading___Toc5663_3269564357">
+          <w:hyperlink w:anchor="__RefHeading___Toc5901_3680385909">
             <w:r>
               <w:rPr>
                 <w:rStyle w:val="IndexLink"/>
               </w:rPr>
-              <w:t>Table 5.15 Malware detection — functional test results</w:t>
+              <w:t>Table 5.15 Binary upload — functional test results</w:t>
               <w:tab/>
-              <w:t>41</w:t>
+              <w:t>42</w:t>
             </w:r>
           </w:hyperlink>
         </w:p>
@@ -2721,14 +2741,14 @@
             </w:tabs>
             <w:rPr/>
           </w:pPr>
-          <w:hyperlink w:anchor="__RefHeading___Toc5661_3269564357">
+          <w:hyperlink w:anchor="__RefHeading___Toc5899_3680385909">
             <w:r>
               <w:rPr>
                 <w:rStyle w:val="IndexLink"/>
               </w:rPr>
-              <w:t>Table 5.16 Dynamic analysis — functional test results</w:t>
+              <w:t>Table 5.16 Malware detection — functional test results</w:t>
               <w:tab/>
-              <w:t>41</w:t>
+              <w:t>42</w:t>
             </w:r>
           </w:hyperlink>
         </w:p>
@@ -2741,14 +2761,14 @@
             </w:tabs>
             <w:rPr/>
           </w:pPr>
-          <w:hyperlink w:anchor="__RefHeading___Toc5659_3269564357">
+          <w:hyperlink w:anchor="__RefHeading___Toc5897_3680385909">
             <w:r>
               <w:rPr>
                 <w:rStyle w:val="IndexLink"/>
               </w:rPr>
-              <w:t>Table 5.17 Hybrid verdict — functional test results</w:t>
+              <w:t>Table 5.17 Dynamic analysis — functional test results</w:t>
               <w:tab/>
-              <w:t>42</w:t>
+              <w:t>43</w:t>
             </w:r>
           </w:hyperlink>
         </w:p>
@@ -2761,14 +2781,14 @@
             </w:tabs>
             <w:rPr/>
           </w:pPr>
-          <w:hyperlink w:anchor="__RefHeading___Toc5657_3269564357">
+          <w:hyperlink w:anchor="__RefHeading___Toc5895_3680385909">
             <w:r>
               <w:rPr>
                 <w:rStyle w:val="IndexLink"/>
               </w:rPr>
-              <w:t>Table 5.18 Navigation and Digital Twin — functional test results</w:t>
+              <w:t>Table 5.18 Hybrid verdict — functional test results</w:t>
               <w:tab/>
-              <w:t>42</w:t>
+              <w:t>43</w:t>
             </w:r>
           </w:hyperlink>
         </w:p>
@@ -2781,14 +2801,14 @@
             </w:tabs>
             <w:rPr/>
           </w:pPr>
-          <w:hyperlink w:anchor="__RefHeading___Toc5655_3269564357">
+          <w:hyperlink w:anchor="__RefHeading___Toc5893_3680385909">
             <w:r>
               <w:rPr>
                 <w:rStyle w:val="IndexLink"/>
               </w:rPr>
-              <w:t>Table 5.19 Decision table — upload acceptance</w:t>
+              <w:t>Table 5.19 Navigation and Digital Twin — functional test results</w:t>
               <w:tab/>
-              <w:t>43</w:t>
+              <w:t>44</w:t>
             </w:r>
           </w:hyperlink>
         </w:p>
@@ -2801,14 +2821,14 @@
             </w:tabs>
             <w:rPr/>
           </w:pPr>
-          <w:hyperlink w:anchor="__RefHeading___Toc5653_3269564357">
+          <w:hyperlink w:anchor="__RefHeading___Toc5891_3680385909">
             <w:r>
               <w:rPr>
                 <w:rStyle w:val="IndexLink"/>
               </w:rPr>
-              <w:t>Table 5.20 Test cases — upload acceptance</w:t>
+              <w:t>Table 5.20 Decision table — upload acceptance</w:t>
               <w:tab/>
-              <w:t>43</w:t>
+              <w:t>44</w:t>
             </w:r>
           </w:hyperlink>
         </w:p>
@@ -2821,14 +2841,14 @@
             </w:tabs>
             <w:rPr/>
           </w:pPr>
-          <w:hyperlink w:anchor="__RefHeading___Toc5651_3269564357">
+          <w:hyperlink w:anchor="__RefHeading___Toc5889_3680385909">
             <w:r>
               <w:rPr>
                 <w:rStyle w:val="IndexLink"/>
               </w:rPr>
-              <w:t>Table 5.21 Test cases — confidence colour boundaries</w:t>
+              <w:t>Table 5.21 Test cases — upload acceptance</w:t>
               <w:tab/>
-              <w:t>43</w:t>
+              <w:t>45</w:t>
             </w:r>
           </w:hyperlink>
         </w:p>
@@ -2841,14 +2861,14 @@
             </w:tabs>
             <w:rPr/>
           </w:pPr>
-          <w:hyperlink w:anchor="__RefHeading___Toc5649_3269564357">
+          <w:hyperlink w:anchor="__RefHeading___Toc5887_3680385909">
             <w:r>
               <w:rPr>
                 <w:rStyle w:val="IndexLink"/>
               </w:rPr>
-              <w:t>Table 5.22 Decision table — fusion category and escalation</w:t>
+              <w:t>Table 5.22 Test cases — confidence colour boundaries</w:t>
               <w:tab/>
-              <w:t>44</w:t>
+              <w:t>45</w:t>
             </w:r>
           </w:hyperlink>
         </w:p>
@@ -2861,14 +2881,14 @@
             </w:tabs>
             <w:rPr/>
           </w:pPr>
-          <w:hyperlink w:anchor="__RefHeading___Toc5647_3269564357">
+          <w:hyperlink w:anchor="__RefHeading___Toc5885_3680385909">
             <w:r>
               <w:rPr>
                 <w:rStyle w:val="IndexLink"/>
               </w:rPr>
-              <w:t>Table 5.23 Test cases — fusion decision (automated in tests/test_fusion.py)</w:t>
+              <w:t>Table 5.23 Decision table — fusion category and escalation</w:t>
               <w:tab/>
-              <w:t>44</w:t>
+              <w:t>45</w:t>
             </w:r>
           </w:hyperlink>
         </w:p>
@@ -2881,14 +2901,14 @@
             </w:tabs>
             <w:rPr/>
           </w:pPr>
-          <w:hyperlink w:anchor="__RefHeading___Toc5645_3269564357">
+          <w:hyperlink w:anchor="__RefHeading___Toc5883_3680385909">
             <w:r>
               <w:rPr>
                 <w:rStyle w:val="IndexLink"/>
               </w:rPr>
-              <w:t>Table 5.24 Training pipeline integration results</w:t>
+              <w:t>Table 5.24 Test cases — fusion decision (automated in tests/test_fusion.py)</w:t>
               <w:tab/>
-              <w:t>45</w:t>
+              <w:t>46</w:t>
             </w:r>
           </w:hyperlink>
         </w:p>
@@ -2901,14 +2921,14 @@
             </w:tabs>
             <w:rPr/>
           </w:pPr>
-          <w:hyperlink w:anchor="__RefHeading___Toc5643_3269564357">
+          <w:hyperlink w:anchor="__RefHeading___Toc5881_3680385909">
             <w:r>
               <w:rPr>
                 <w:rStyle w:val="IndexLink"/>
               </w:rPr>
-              <w:t>Table 5.25 Static path integration results</w:t>
+              <w:t>Table 5.25 Training pipeline integration results</w:t>
               <w:tab/>
-              <w:t>45</w:t>
+              <w:t>46</w:t>
             </w:r>
           </w:hyperlink>
         </w:p>
@@ -2921,14 +2941,14 @@
             </w:tabs>
             <w:rPr/>
           </w:pPr>
-          <w:hyperlink w:anchor="__RefHeading___Toc5641_3269564357">
+          <w:hyperlink w:anchor="__RefHeading___Toc5879_3680385909">
             <w:r>
               <w:rPr>
                 <w:rStyle w:val="IndexLink"/>
               </w:rPr>
-              <w:t>Table 5.26 Dynamic path and fusion integration results</w:t>
+              <w:t>Table 5.26 Static path integration results</w:t>
               <w:tab/>
-              <w:t>45</w:t>
+              <w:t>47</w:t>
             </w:r>
           </w:hyperlink>
         </w:p>
@@ -2941,14 +2961,14 @@
             </w:tabs>
             <w:rPr/>
           </w:pPr>
-          <w:hyperlink w:anchor="__RefHeading___Toc5639_3269564357">
+          <w:hyperlink w:anchor="__RefHeading___Toc5877_3680385909">
             <w:r>
               <w:rPr>
                 <w:rStyle w:val="IndexLink"/>
               </w:rPr>
-              <w:t>Table 5.27 Defects found during Evaluation 3 testing</w:t>
+              <w:t>Table 5.27 Dynamic path and fusion integration results</w:t>
               <w:tab/>
-              <w:t>46</w:t>
+              <w:t>47</w:t>
             </w:r>
           </w:hyperlink>
         </w:p>
@@ -2961,14 +2981,34 @@
             </w:tabs>
             <w:rPr/>
           </w:pPr>
-          <w:hyperlink w:anchor="__RefHeading___Toc5637_3269564357">
+          <w:hyperlink w:anchor="__RefHeading___Toc5875_3680385909">
             <w:r>
               <w:rPr>
                 <w:rStyle w:val="IndexLink"/>
               </w:rPr>
-              <w:t>Table 5.28 Overall testing summary</w:t>
+              <w:t>Table 5.28 Defects found during Evaluation 3 testing</w:t>
               <w:tab/>
-              <w:t>47</w:t>
+              <w:t>48</w:t>
+            </w:r>
+          </w:hyperlink>
+        </w:p>
+        <w:p>
+          <w:pPr>
+            <w:pStyle w:val="TOC1"/>
+            <w:tabs>
+              <w:tab w:val="clear" w:pos="9360"/>
+              <w:tab w:val="right" w:pos="9359" w:leader="dot"/>
+            </w:tabs>
+            <w:rPr/>
+          </w:pPr>
+          <w:hyperlink w:anchor="__RefHeading___Toc5873_3680385909">
+            <w:r>
+              <w:rPr>
+                <w:rStyle w:val="IndexLink"/>
+              </w:rPr>
+              <w:t>Table 5.29 Overall testing summary</w:t>
+              <w:tab/>
+              <w:t>48</w:t>
             </w:r>
           </w:hyperlink>
           <w:r>
@@ -2997,7 +3037,7 @@
         <w:pStyle w:val="Heading1"/>
         <w:rPr/>
       </w:pPr>
-      <w:bookmarkStart w:id="0" w:name="__RefHeading___Toc5487_3269564357"/>
+      <w:bookmarkStart w:id="0" w:name="__RefHeading___Toc5721_3680385909"/>
       <w:bookmarkEnd w:id="0"/>
       <w:r>
         <w:rPr/>
@@ -3021,7 +3061,7 @@
         <w:pStyle w:val="Heading2"/>
         <w:rPr/>
       </w:pPr>
-      <w:bookmarkStart w:id="1" w:name="__RefHeading___Toc5489_3269564357"/>
+      <w:bookmarkStart w:id="1" w:name="__RefHeading___Toc5723_3680385909"/>
       <w:bookmarkEnd w:id="1"/>
       <w:r>
         <w:rPr/>
@@ -3116,7 +3156,7 @@
         <w:pStyle w:val="FigureCaption"/>
         <w:rPr/>
       </w:pPr>
-      <w:bookmarkStart w:id="2" w:name="__RefHeading___Toc5609_3269564357"/>
+      <w:bookmarkStart w:id="2" w:name="__RefHeading___Toc5845_3680385909"/>
       <w:bookmarkEnd w:id="2"/>
       <w:r>
         <w:rPr/>
@@ -3128,7 +3168,7 @@
         <w:pStyle w:val="Heading3"/>
         <w:rPr/>
       </w:pPr>
-      <w:bookmarkStart w:id="3" w:name="__RefHeading___Toc5491_3269564357"/>
+      <w:bookmarkStart w:id="3" w:name="__RefHeading___Toc5725_3680385909"/>
       <w:bookmarkEnd w:id="3"/>
       <w:r>
         <w:rPr/>
@@ -3332,7 +3372,7 @@
       </w:r>
       <w:r>
         <w:rPr/>
-        <w:t xml:space="preserve"> MalTwinCNN, a three-block convolutional network, returns a probability for each of the 25 Malimg families. The top-1 family and its probability (confidence) are shown with a green, amber or red bar at the 0.80 and 0.50 thresholds.</w:t>
+        <w:t xml:space="preserve"> MalTwinCNN, a three-block convolutional network, returns a probability for each of 26 classes: the 25 Malimg families plus a Benign class built from clean system binaries. The top-1 class and its probability (confidence) are shown with a green, amber or red bar at the 0.80 and 0.50 thresholds.</w:t>
       </w:r>
     </w:p>
     <w:p>
@@ -3475,7 +3515,7 @@
         <w:pStyle w:val="Heading2"/>
         <w:rPr/>
       </w:pPr>
-      <w:bookmarkStart w:id="4" w:name="__RefHeading___Toc5493_3269564357"/>
+      <w:bookmarkStart w:id="4" w:name="__RefHeading___Toc5727_3680385909"/>
       <w:bookmarkEnd w:id="4"/>
       <w:r>
         <w:rPr/>
@@ -3527,7 +3567,7 @@
       </w:r>
       <w:r>
         <w:rPr/>
-        <w:t xml:space="preserve"> File validation knows nothing about neural networks, and the CNN knows nothing about Streamlit. This kept the code base testable: 322 unit tests run without a GPU, without the dataset and without a browser.</w:t>
+        <w:t xml:space="preserve"> File validation knows nothing about neural networks, and the CNN knows nothing about Streamlit. This kept the code base testable: 334 unit tests run without a GPU, without the dataset and without a browser.</w:t>
       </w:r>
     </w:p>
     <w:p>
@@ -3650,7 +3690,7 @@
         <w:pStyle w:val="FigureCaption"/>
         <w:rPr/>
       </w:pPr>
-      <w:bookmarkStart w:id="5" w:name="__RefHeading___Toc5633_3269564357"/>
+      <w:bookmarkStart w:id="5" w:name="__RefHeading___Toc5869_3680385909"/>
       <w:bookmarkEnd w:id="5"/>
       <w:r>
         <w:rPr/>
@@ -3663,7 +3703,7 @@
         <w:keepNext w:val="true"/>
         <w:rPr/>
       </w:pPr>
-      <w:bookmarkStart w:id="6" w:name="__RefHeading___Toc5635_3269564357"/>
+      <w:bookmarkStart w:id="6" w:name="__RefHeading___Toc5871_3680385909"/>
       <w:bookmarkEnd w:id="6"/>
       <w:r>
         <w:rPr/>
@@ -4379,7 +4419,7 @@
         <w:pStyle w:val="Heading3"/>
         <w:rPr/>
       </w:pPr>
-      <w:bookmarkStart w:id="7" w:name="__RefHeading___Toc5495_3269564357"/>
+      <w:bookmarkStart w:id="7" w:name="__RefHeading___Toc5729_3680385909"/>
       <w:bookmarkEnd w:id="7"/>
       <w:r>
         <w:rPr/>
@@ -4416,7 +4456,7 @@
         <w:keepNext w:val="true"/>
         <w:rPr/>
       </w:pPr>
-      <w:bookmarkStart w:id="8" w:name="__RefHeading___Toc5729_3269564357"/>
+      <w:bookmarkStart w:id="8" w:name="__RefHeading___Toc5967_3680385909"/>
       <w:bookmarkEnd w:id="8"/>
       <w:r>
         <w:rPr/>
@@ -5649,7 +5689,7 @@
         <w:pStyle w:val="Heading2"/>
         <w:rPr/>
       </w:pPr>
-      <w:bookmarkStart w:id="9" w:name="__RefHeading___Toc5497_3269564357"/>
+      <w:bookmarkStart w:id="9" w:name="__RefHeading___Toc5731_3680385909"/>
       <w:bookmarkEnd w:id="9"/>
       <w:r>
         <w:rPr/>
@@ -5674,7 +5714,7 @@
         <w:keepNext w:val="true"/>
         <w:rPr/>
       </w:pPr>
-      <w:bookmarkStart w:id="10" w:name="__RefHeading___Toc5727_3269564357"/>
+      <w:bookmarkStart w:id="10" w:name="__RefHeading___Toc5965_3680385909"/>
       <w:bookmarkEnd w:id="10"/>
       <w:r>
         <w:rPr/>
@@ -5979,7 +6019,7 @@
                 <w:sz w:val="19"/>
                 <w:szCs w:val="19"/>
               </w:rPr>
-              <w:t>Weighted random oversampling</w:t>
+              <w:t>Add a Benign class built from clean system binaries</w:t>
             </w:r>
           </w:p>
         </w:tc>
@@ -6004,7 +6044,7 @@
                 <w:sz w:val="19"/>
                 <w:szCs w:val="19"/>
               </w:rPr>
-              <w:t>Class-weighted loss only; SMOTE on images</w:t>
+              <w:t>Malware-only classifier with a confidence threshold</w:t>
             </w:r>
           </w:p>
         </w:tc>
@@ -6029,7 +6069,7 @@
                 <w:sz w:val="19"/>
                 <w:szCs w:val="19"/>
               </w:rPr>
-              <w:t>Malimg is 36:1 imbalanced (Allaple.A 2,949 vs Skintrim.N 80). Oversampling with augmentation shows the network varied minority samples instead of duplicates.</w:t>
+              <w:t>Malimg contains malware only, so a model trained on it alone assigns every file, including clean software, to some family. Clean PE/ELF files from the operating system, laid out with the same Malimg width table, give the network an explicit "not malware" answer.</w:t>
             </w:r>
           </w:p>
         </w:tc>
@@ -6060,7 +6100,7 @@
                 <w:sz w:val="19"/>
                 <w:szCs w:val="19"/>
               </w:rPr>
-              <w:t>Zeek conn.log as the dynamic input format</w:t>
+              <w:t>Weighted random oversampling</w:t>
             </w:r>
           </w:p>
         </w:tc>
@@ -6086,7 +6126,7 @@
                 <w:sz w:val="19"/>
                 <w:szCs w:val="19"/>
               </w:rPr>
-              <w:t>Raw PCAP; system-call traces</w:t>
+              <w:t>Class-weighted loss only; SMOTE on images</w:t>
             </w:r>
           </w:p>
         </w:tc>
@@ -6112,7 +6152,7 @@
                 <w:sz w:val="19"/>
                 <w:szCs w:val="19"/>
               </w:rPr>
-              <w:t>IoT-23 is published in this format, so a model can be trained now. The Digital Twin can produce the same file by running Zeek on its bridge.</w:t>
+              <w:t>Malimg is 36:1 imbalanced (Allaple.A 2,949 vs Skintrim.N 80). Oversampling with augmentation shows the network varied minority samples instead of duplicates.</w:t>
             </w:r>
           </w:p>
         </w:tc>
@@ -6142,7 +6182,7 @@
                 <w:sz w:val="19"/>
                 <w:szCs w:val="19"/>
               </w:rPr>
-              <w:t>Random forest for flows</w:t>
+              <w:t>Zeek conn.log as the dynamic input format</w:t>
             </w:r>
           </w:p>
         </w:tc>
@@ -6167,7 +6207,7 @@
                 <w:sz w:val="19"/>
                 <w:szCs w:val="19"/>
               </w:rPr>
-              <w:t>Deep sequence models (LSTM)</w:t>
+              <w:t>Raw PCAP; system-call traces</w:t>
             </w:r>
           </w:p>
         </w:tc>
@@ -6192,7 +6232,7 @@
                 <w:sz w:val="19"/>
                 <w:szCs w:val="19"/>
               </w:rPr>
-              <w:t>Tabular, heavy-tailed features with extreme class imbalance; built-in feature importance gives the "why" required for explainability.</w:t>
+              <w:t>IoT-23 is published in this format, so a model can be trained now. The Digital Twin can produce the same file by running Zeek on its bridge.</w:t>
             </w:r>
           </w:p>
         </w:tc>
@@ -6223,7 +6263,7 @@
                 <w:sz w:val="19"/>
                 <w:szCs w:val="19"/>
               </w:rPr>
-              <w:t>No IP addresses as features</w:t>
+              <w:t>Random forest for flows</w:t>
             </w:r>
           </w:p>
         </w:tc>
@@ -6249,7 +6289,7 @@
                 <w:sz w:val="19"/>
                 <w:szCs w:val="19"/>
               </w:rPr>
-              <w:t>Include source/destination IP</w:t>
+              <w:t>Deep sequence models (LSTM)</w:t>
             </w:r>
           </w:p>
         </w:tc>
@@ -6275,7 +6315,7 @@
                 <w:sz w:val="19"/>
                 <w:szCs w:val="19"/>
               </w:rPr>
-              <w:t>Each IoT-23 capture has its own infected host IP. A model that learned IPs would learn identities, not behaviour, and would not transfer to the twin.</w:t>
+              <w:t>Tabular, heavy-tailed features with extreme class imbalance; built-in feature importance gives the "why" required for explainability.</w:t>
             </w:r>
           </w:p>
         </w:tc>
@@ -6305,7 +6345,7 @@
                 <w:sz w:val="19"/>
                 <w:szCs w:val="19"/>
               </w:rPr>
-              <w:t>Decision-level (late) fusion</w:t>
+              <w:t>No IP addresses as features</w:t>
             </w:r>
           </w:p>
         </w:tc>
@@ -6330,7 +6370,7 @@
                 <w:sz w:val="19"/>
                 <w:szCs w:val="19"/>
               </w:rPr>
-              <w:t>Feature-level fusion in one network</w:t>
+              <w:t>Include source/destination IP</w:t>
             </w:r>
           </w:p>
         </w:tc>
@@ -6355,7 +6395,7 @@
                 <w:sz w:val="19"/>
                 <w:szCs w:val="19"/>
               </w:rPr>
-              <w:t>Static and dynamic evidence are not yet available for the same samples (that needs the twin). Late fusion works with either source alone and keeps each model independently testable.</w:t>
+              <w:t>Each IoT-23 capture has its own infected host IP. A model that learned IPs would learn identities, not behaviour, and would not transfer to the twin.</w:t>
             </w:r>
           </w:p>
         </w:tc>
@@ -6386,6 +6426,88 @@
                 <w:sz w:val="19"/>
                 <w:szCs w:val="19"/>
               </w:rPr>
+              <w:t>Decision-level (late) fusion</w:t>
+            </w:r>
+          </w:p>
+        </w:tc>
+        <w:tc>
+          <w:tcPr>
+            <w:tcW w:w="2292" w:type="dxa"/>
+            <w:tcBorders>
+              <w:top w:val="single" w:sz="4" w:space="0" w:color="A6B4CC"/>
+              <w:left w:val="single" w:sz="4" w:space="0" w:color="A6B4CC"/>
+              <w:bottom w:val="single" w:sz="4" w:space="0" w:color="A6B4CC"/>
+              <w:right w:val="single" w:sz="4" w:space="0" w:color="A6B4CC"/>
+            </w:tcBorders>
+            <w:shd w:color="auto" w:fill="F2F5FA" w:val="clear"/>
+          </w:tcPr>
+          <w:p>
+            <w:pPr>
+              <w:pStyle w:val="Normal"/>
+              <w:spacing w:lineRule="exact" w:line="240" w:before="0" w:after="0"/>
+              <w:rPr/>
+            </w:pPr>
+            <w:r>
+              <w:rPr>
+                <w:sz w:val="19"/>
+                <w:szCs w:val="19"/>
+              </w:rPr>
+              <w:t>Feature-level fusion in one network</w:t>
+            </w:r>
+          </w:p>
+        </w:tc>
+        <w:tc>
+          <w:tcPr>
+            <w:tcW w:w="4394" w:type="dxa"/>
+            <w:tcBorders>
+              <w:top w:val="single" w:sz="4" w:space="0" w:color="A6B4CC"/>
+              <w:left w:val="single" w:sz="4" w:space="0" w:color="A6B4CC"/>
+              <w:bottom w:val="single" w:sz="4" w:space="0" w:color="A6B4CC"/>
+              <w:right w:val="single" w:sz="4" w:space="0" w:color="A6B4CC"/>
+            </w:tcBorders>
+            <w:shd w:color="auto" w:fill="F2F5FA" w:val="clear"/>
+          </w:tcPr>
+          <w:p>
+            <w:pPr>
+              <w:pStyle w:val="Normal"/>
+              <w:spacing w:lineRule="exact" w:line="240" w:before="0" w:after="0"/>
+              <w:rPr/>
+            </w:pPr>
+            <w:r>
+              <w:rPr>
+                <w:sz w:val="19"/>
+                <w:szCs w:val="19"/>
+              </w:rPr>
+              <w:t>Static and dynamic evidence are not yet available for the same samples (that needs the twin). Late fusion works with either source alone and keeps each model independently testable.</w:t>
+            </w:r>
+          </w:p>
+        </w:tc>
+      </w:tr>
+      <w:tr>
+        <w:trPr>
+          <w:cantSplit w:val="true"/>
+        </w:trPr>
+        <w:tc>
+          <w:tcPr>
+            <w:tcW w:w="2674" w:type="dxa"/>
+            <w:tcBorders>
+              <w:top w:val="single" w:sz="4" w:space="0" w:color="A6B4CC"/>
+              <w:left w:val="single" w:sz="4" w:space="0" w:color="A6B4CC"/>
+              <w:bottom w:val="single" w:sz="4" w:space="0" w:color="A6B4CC"/>
+              <w:right w:val="single" w:sz="4" w:space="0" w:color="A6B4CC"/>
+            </w:tcBorders>
+          </w:tcPr>
+          <w:p>
+            <w:pPr>
+              <w:pStyle w:val="Normal"/>
+              <w:spacing w:lineRule="exact" w:line="240" w:before="0" w:after="0"/>
+              <w:rPr/>
+            </w:pPr>
+            <w:r>
+              <w:rPr>
+                <w:sz w:val="19"/>
+                <w:szCs w:val="19"/>
+              </w:rPr>
               <w:t>Docker networking for the twin, Mininet optional</w:t>
             </w:r>
           </w:p>
@@ -6399,7 +6521,6 @@
               <w:bottom w:val="single" w:sz="4" w:space="0" w:color="A6B4CC"/>
               <w:right w:val="single" w:sz="4" w:space="0" w:color="A6B4CC"/>
             </w:tcBorders>
-            <w:shd w:color="auto" w:fill="F2F5FA" w:val="clear"/>
           </w:tcPr>
           <w:p>
             <w:pPr>
@@ -6425,7 +6546,6 @@
               <w:bottom w:val="single" w:sz="4" w:space="0" w:color="A6B4CC"/>
               <w:right w:val="single" w:sz="4" w:space="0" w:color="A6B4CC"/>
             </w:tcBorders>
-            <w:shd w:color="auto" w:fill="F2F5FA" w:val="clear"/>
           </w:tcPr>
           <w:p>
             <w:pPr>
@@ -6449,7 +6569,7 @@
         <w:pStyle w:val="Heading2"/>
         <w:rPr/>
       </w:pPr>
-      <w:bookmarkStart w:id="11" w:name="__RefHeading___Toc5499_3269564357"/>
+      <w:bookmarkStart w:id="11" w:name="__RefHeading___Toc5733_3680385909"/>
       <w:bookmarkEnd w:id="11"/>
       <w:r>
         <w:rPr/>
@@ -6461,7 +6581,7 @@
         <w:pStyle w:val="Heading3"/>
         <w:rPr/>
       </w:pPr>
-      <w:bookmarkStart w:id="12" w:name="__RefHeading___Toc5501_3269564357"/>
+      <w:bookmarkStart w:id="12" w:name="__RefHeading___Toc5735_3680385909"/>
       <w:bookmarkEnd w:id="12"/>
       <w:r>
         <w:rPr/>
@@ -6555,7 +6675,7 @@
         <w:pStyle w:val="FigureCaption"/>
         <w:rPr/>
       </w:pPr>
-      <w:bookmarkStart w:id="13" w:name="__RefHeading___Toc5631_3269564357"/>
+      <w:bookmarkStart w:id="13" w:name="__RefHeading___Toc5867_3680385909"/>
       <w:bookmarkEnd w:id="13"/>
       <w:r>
         <w:rPr/>
@@ -6728,7 +6848,7 @@
         <w:pStyle w:val="FigureCaption"/>
         <w:rPr/>
       </w:pPr>
-      <w:bookmarkStart w:id="14" w:name="__RefHeading___Toc5629_3269564357"/>
+      <w:bookmarkStart w:id="14" w:name="__RefHeading___Toc5865_3680385909"/>
       <w:bookmarkEnd w:id="14"/>
       <w:r>
         <w:rPr/>
@@ -6740,7 +6860,7 @@
         <w:pStyle w:val="Heading3"/>
         <w:rPr/>
       </w:pPr>
-      <w:bookmarkStart w:id="15" w:name="__RefHeading___Toc5503_3269564357"/>
+      <w:bookmarkStart w:id="15" w:name="__RefHeading___Toc5737_3680385909"/>
       <w:bookmarkEnd w:id="15"/>
       <w:r>
         <w:rPr/>
@@ -6856,7 +6976,7 @@
         <w:pStyle w:val="FigureCaption"/>
         <w:rPr/>
       </w:pPr>
-      <w:bookmarkStart w:id="16" w:name="__RefHeading___Toc5627_3269564357"/>
+      <w:bookmarkStart w:id="16" w:name="__RefHeading___Toc5863_3680385909"/>
       <w:bookmarkEnd w:id="16"/>
       <w:r>
         <w:rPr/>
@@ -6895,7 +7015,7 @@
         <w:keepNext w:val="true"/>
         <w:rPr/>
       </w:pPr>
-      <w:bookmarkStart w:id="17" w:name="__RefHeading___Toc5725_3269564357"/>
+      <w:bookmarkStart w:id="17" w:name="__RefHeading___Toc5963_3680385909"/>
       <w:bookmarkEnd w:id="17"/>
       <w:r>
         <w:rPr/>
@@ -7987,7 +8107,7 @@
         <w:pStyle w:val="FigureCaption"/>
         <w:rPr/>
       </w:pPr>
-      <w:bookmarkStart w:id="18" w:name="__RefHeading___Toc5625_3269564357"/>
+      <w:bookmarkStart w:id="18" w:name="__RefHeading___Toc5861_3680385909"/>
       <w:bookmarkEnd w:id="18"/>
       <w:r>
         <w:rPr/>
@@ -8074,7 +8194,7 @@
         <w:pStyle w:val="FigureCaption"/>
         <w:rPr/>
       </w:pPr>
-      <w:bookmarkStart w:id="19" w:name="__RefHeading___Toc5623_3269564357"/>
+      <w:bookmarkStart w:id="19" w:name="__RefHeading___Toc5859_3680385909"/>
       <w:bookmarkEnd w:id="19"/>
       <w:r>
         <w:rPr/>
@@ -8197,7 +8317,7 @@
         <w:pStyle w:val="FigureCaption"/>
         <w:rPr/>
       </w:pPr>
-      <w:bookmarkStart w:id="20" w:name="__RefHeading___Toc5621_3269564357"/>
+      <w:bookmarkStart w:id="20" w:name="__RefHeading___Toc5857_3680385909"/>
       <w:bookmarkEnd w:id="20"/>
       <w:r>
         <w:rPr/>
@@ -8335,7 +8455,7 @@
         <w:pStyle w:val="FigureCaption"/>
         <w:rPr/>
       </w:pPr>
-      <w:bookmarkStart w:id="21" w:name="__RefHeading___Toc5619_3269564357"/>
+      <w:bookmarkStart w:id="21" w:name="__RefHeading___Toc5855_3680385909"/>
       <w:bookmarkEnd w:id="21"/>
       <w:r>
         <w:rPr/>
@@ -8347,7 +8467,7 @@
         <w:pStyle w:val="Heading2"/>
         <w:rPr/>
       </w:pPr>
-      <w:bookmarkStart w:id="22" w:name="__RefHeading___Toc5505_3269564357"/>
+      <w:bookmarkStart w:id="22" w:name="__RefHeading___Toc5739_3680385909"/>
       <w:bookmarkEnd w:id="22"/>
       <w:r>
         <w:rPr/>
@@ -8398,7 +8518,7 @@
         <w:keepNext w:val="true"/>
         <w:rPr/>
       </w:pPr>
-      <w:bookmarkStart w:id="23" w:name="__RefHeading___Toc5723_3269564357"/>
+      <w:bookmarkStart w:id="23" w:name="__RefHeading___Toc5961_3680385909"/>
       <w:bookmarkEnd w:id="23"/>
       <w:r>
         <w:rPr/>
@@ -9304,7 +9424,7 @@
         <w:keepNext w:val="true"/>
         <w:rPr/>
       </w:pPr>
-      <w:bookmarkStart w:id="24" w:name="__RefHeading___Toc5721_3269564357"/>
+      <w:bookmarkStart w:id="24" w:name="__RefHeading___Toc5959_3680385909"/>
       <w:bookmarkEnd w:id="24"/>
       <w:r>
         <w:rPr/>
@@ -9976,7 +10096,7 @@
       </w:r>
       <w:r>
         <w:rPr/>
-        <w:t xml:space="preserve"> fixes the order of the CNN's output classes.</w:t>
+        <w:t xml:space="preserve"> fixes the order of the CNN's output classes. The Benign class has no MITRE entry, because no adversary technique applies to clean software.</w:t>
       </w:r>
     </w:p>
     <w:p>
@@ -9999,7 +10119,7 @@
         <w:keepNext w:val="true"/>
         <w:rPr/>
       </w:pPr>
-      <w:bookmarkStart w:id="25" w:name="__RefHeading___Toc5719_3269564357"/>
+      <w:bookmarkStart w:id="25" w:name="__RefHeading___Toc5957_3680385909"/>
       <w:bookmarkEnd w:id="25"/>
       <w:r>
         <w:rPr/>
@@ -10716,7 +10836,7 @@
         <w:keepNext w:val="true"/>
         <w:rPr/>
       </w:pPr>
-      <w:bookmarkStart w:id="26" w:name="__RefHeading___Toc5717_3269564357"/>
+      <w:bookmarkStart w:id="26" w:name="__RefHeading___Toc5955_3680385909"/>
       <w:bookmarkEnd w:id="26"/>
       <w:r>
         <w:rPr/>
@@ -11190,7 +11310,7 @@
         <w:keepNext w:val="true"/>
         <w:rPr/>
       </w:pPr>
-      <w:bookmarkStart w:id="27" w:name="__RefHeading___Toc5715_3269564357"/>
+      <w:bookmarkStart w:id="27" w:name="__RefHeading___Toc5953_3680385909"/>
       <w:bookmarkEnd w:id="27"/>
       <w:r>
         <w:rPr/>
@@ -12202,7 +12322,7 @@
       <w:r>
         <w:br w:type="page"/>
       </w:r>
-      <w:bookmarkStart w:id="28" w:name="__RefHeading___Toc5507_3269564357"/>
+      <w:bookmarkStart w:id="28" w:name="__RefHeading___Toc5741_3680385909"/>
       <w:bookmarkEnd w:id="28"/>
       <w:r>
         <w:rPr/>
@@ -12250,7 +12370,7 @@
         <w:keepNext w:val="true"/>
         <w:rPr/>
       </w:pPr>
-      <w:bookmarkStart w:id="29" w:name="__RefHeading___Toc5713_3269564357"/>
+      <w:bookmarkStart w:id="29" w:name="__RefHeading___Toc5951_3680385909"/>
       <w:bookmarkEnd w:id="29"/>
       <w:r>
         <w:rPr/>
@@ -12910,7 +13030,7 @@
                 <w:sz w:val="19"/>
                 <w:szCs w:val="19"/>
               </w:rPr>
-              <w:t>23 unit tests; end-to-end training run verified</w:t>
+              <w:t>23 + 12 unit tests; Benign class; end-to-end training run verified</w:t>
             </w:r>
           </w:p>
         </w:tc>
@@ -13503,7 +13623,7 @@
         <w:pStyle w:val="Heading2"/>
         <w:rPr/>
       </w:pPr>
-      <w:bookmarkStart w:id="30" w:name="__RefHeading___Toc5509_3269564357"/>
+      <w:bookmarkStart w:id="30" w:name="__RefHeading___Toc5743_3680385909"/>
       <w:bookmarkEnd w:id="30"/>
       <w:r>
         <w:rPr/>
@@ -13515,7 +13635,7 @@
         <w:pStyle w:val="Heading3"/>
         <w:rPr/>
       </w:pPr>
-      <w:bookmarkStart w:id="31" w:name="__RefHeading___Toc5511_3269564357"/>
+      <w:bookmarkStart w:id="31" w:name="__RefHeading___Toc5745_3680385909"/>
       <w:bookmarkEnd w:id="31"/>
       <w:r>
         <w:rPr/>
@@ -13811,7 +13931,7 @@
       </w:pPr>
       <w:r>
         <w:rPr/>
-        <w:t>Step 4: Static Detection with MalTwinCNN (M5)</w:t>
+        <w:t>Step 3b: Benign Class</w:t>
       </w:r>
     </w:p>
     <w:p>
@@ -13823,7 +13943,42 @@
       </w:pPr>
       <w:r>
         <w:rPr/>
-        <w:t>The network has three convolutional blocks (32, 64 and 128 channels). Each block applies two 3×3 convolutions with batch normalisation and ReLU, then 2×2 max-pooling and spatial dropout. Adaptive average pooling reduces the output to 4×4×128, followed by a 512-unit fully connected layer with dropout 0.5 and a 25-way output. The model has 1,348,793 trainable parameters. Training uses Adam with weight decay, cross-entropy loss and a learning-rate schedule that halves the rate when validation accuracy stalls. The checkpoint with the best validation accuracy is kept. Inference applies softmax and returns the top-1 family, its confidence, the top-3 list and all 25 probabilities.</w:t>
+        <w:t xml:space="preserve">Early testing showed that clean files were always reported as malware. The cause was the dataset rather than the network. Malimg contains only malware, so a classifier trained on it has no way to answer "clean" and assigns every input to the nearest family. A 26th class, </w:t>
+      </w:r>
+      <w:r>
+        <w:rPr>
+          <w:b/>
+          <w:bCs/>
+        </w:rPr>
+        <w:t>Benign</w:t>
+      </w:r>
+      <w:r>
+        <w:rPr/>
+        <w:t xml:space="preserve">, was therefore added. </w:t>
+      </w:r>
+      <w:r>
+        <w:rPr>
+          <w:rFonts w:eastAsia="Courier New" w:cs="Courier New" w:ascii="Courier New" w:hAnsi="Courier New"/>
+          <w:sz w:val="22"/>
+          <w:szCs w:val="22"/>
+        </w:rPr>
+        <w:t>scripts/build_benign_class.py</w:t>
+      </w:r>
+      <w:r>
+        <w:rPr/>
+        <w:t xml:space="preserve"> collects clean PE and ELF binaries from operating-system folders (for example </w:t>
+      </w:r>
+      <w:r>
+        <w:rPr>
+          <w:rFonts w:eastAsia="Courier New" w:cs="Courier New" w:ascii="Courier New" w:hAnsi="Courier New"/>
+          <w:sz w:val="22"/>
+          <w:szCs w:val="22"/>
+        </w:rPr>
+        <w:t>C:\Windows\System32</w:t>
+      </w:r>
+      <w:r>
+        <w:rPr/>
+        <w:t>), removes duplicates by SHA-256, and saves each one as a PNG using the same Nataraj width table that produced the Malimg images. Benign and malware images are therefore produced by the same process. A manifest records every file used, so the evaluation can exclude them.</w:t>
       </w:r>
     </w:p>
     <w:p>
@@ -13834,6 +13989,59 @@
         <w:rPr/>
       </w:pPr>
       <w:r>
+        <w:rPr>
+          <w:rFonts w:eastAsia="Courier New" w:cs="Courier New" w:ascii="Courier New" w:hAnsi="Courier New"/>
+          <w:sz w:val="22"/>
+          <w:szCs w:val="22"/>
+        </w:rPr>
+        <w:t>scripts/evaluate_benign.py</w:t>
+      </w:r>
+      <w:r>
+        <w:rPr/>
+        <w:t xml:space="preserve"> measures the false positive rate on clean software from a </w:t>
+      </w:r>
+      <w:r>
+        <w:rPr>
+          <w:i/>
+          <w:iCs/>
+        </w:rPr>
+        <w:t>different</w:t>
+      </w:r>
+      <w:r>
+        <w:rPr/>
+        <w:t xml:space="preserve"> folder (for example installed applications), skipping any file whose SHA-256 was used in training. It reports how many clean files were called malware and how many of those false alarms were made with confidence above the dashboard's amber and green thresholds. With the Benign class present, the dashboard shows a Benign result in green, counts it in the Benign Files KPI, and fusion uses the probability of malware, 1 − P(Benign), as the static score.</w:t>
+      </w:r>
+    </w:p>
+    <w:p>
+      <w:pPr>
+        <w:pStyle w:val="Heading4"/>
+        <w:rPr/>
+      </w:pPr>
+      <w:r>
+        <w:rPr/>
+        <w:t>Step 4: Static Detection with MalTwinCNN (M5)</w:t>
+      </w:r>
+    </w:p>
+    <w:p>
+      <w:pPr>
+        <w:pStyle w:val="Normal"/>
+        <w:spacing w:lineRule="exact" w:line="276" w:before="0" w:after="120"/>
+        <w:jc w:val="both"/>
+        <w:rPr/>
+      </w:pPr>
+      <w:r>
+        <w:rPr/>
+        <w:t>The network has three convolutional blocks (32, 64 and 128 channels). Each block applies two 3×3 convolutions with batch normalisation and ReLU, then 2×2 max-pooling and spatial dropout. Adaptive average pooling reduces the output to 4×4×128, followed by a 512-unit fully connected layer with dropout 0.5 and one output per class (26 with the Benign class). With 25 outputs the model has 1,348,793 trainable parameters; the Benign class adds 513. Training uses Adam with weight decay, cross-entropy loss and a learning-rate schedule that halves the rate when validation accuracy stalls. The checkpoint with the best validation accuracy is kept. Inference applies softmax and returns the top-1 family, its confidence, the top-3 list and all 25 probabilities.</w:t>
+      </w:r>
+    </w:p>
+    <w:p>
+      <w:pPr>
+        <w:pStyle w:val="Normal"/>
+        <w:spacing w:lineRule="exact" w:line="276" w:before="0" w:after="120"/>
+        <w:jc w:val="both"/>
+        <w:rPr/>
+      </w:pPr>
+      <w:r>
         <w:rPr/>
         <w:t>Two defects were fixed during this phase. Training crashed on current PyTorch releases because of a removed scheduler argument (</w:t>
       </w:r>
@@ -13847,7 +14055,7 @@
       </w:r>
       <w:r>
         <w:rPr/>
-        <w:t>). An unseeded unit test failed intermittently. Both are listed in Table 5.27.</w:t>
+        <w:t>). An unseeded unit test failed intermittently. Both are listed in Table 5.28.</w:t>
       </w:r>
     </w:p>
     <w:p>
@@ -14129,7 +14337,7 @@
         <w:pStyle w:val="Heading3"/>
         <w:rPr/>
       </w:pPr>
-      <w:bookmarkStart w:id="32" w:name="__RefHeading___Toc5513_3269564357"/>
+      <w:bookmarkStart w:id="32" w:name="__RefHeading___Toc5747_3680385909"/>
       <w:bookmarkEnd w:id="32"/>
       <w:r>
         <w:rPr/>
@@ -14154,7 +14362,7 @@
         <w:keepNext w:val="true"/>
         <w:rPr/>
       </w:pPr>
-      <w:bookmarkStart w:id="33" w:name="__RefHeading___Toc5711_3269564357"/>
+      <w:bookmarkStart w:id="33" w:name="__RefHeading___Toc5949_3680385909"/>
       <w:bookmarkEnd w:id="33"/>
       <w:r>
         <w:rPr/>
@@ -15327,7 +15535,7 @@
         <w:pStyle w:val="Heading2"/>
         <w:rPr/>
       </w:pPr>
-      <w:bookmarkStart w:id="34" w:name="__RefHeading___Toc5515_3269564357"/>
+      <w:bookmarkStart w:id="34" w:name="__RefHeading___Toc5749_3680385909"/>
       <w:bookmarkEnd w:id="34"/>
       <w:r>
         <w:rPr/>
@@ -15475,6 +15683,28 @@
           <w:b/>
           <w:bCs/>
         </w:rPr>
+        <w:t>Benign class:</w:t>
+      </w:r>
+      <w:r>
+        <w:rPr/>
+        <w:t xml:space="preserve"> up to 1,500 clean PE binaries from the Windows system folders, converted with the Malimg layout and split with the same 70/15/15 ratio. A separate set of clean applications from a different folder is used only for the false-positive test.</w:t>
+      </w:r>
+    </w:p>
+    <w:p>
+      <w:pPr>
+        <w:pStyle w:val="ListParagraph"/>
+        <w:numPr>
+          <w:ilvl w:val="0"/>
+          <w:numId w:val="2"/>
+        </w:numPr>
+        <w:spacing w:lineRule="exact" w:line="264" w:before="0" w:after="60"/>
+        <w:rPr/>
+      </w:pPr>
+      <w:r>
+        <w:rPr>
+          <w:b/>
+          <w:bCs/>
+        </w:rPr>
         <w:t>IoT-23</w:t>
       </w:r>
       <w:r>
@@ -15502,7 +15732,7 @@
         <w:keepNext w:val="true"/>
         <w:rPr/>
       </w:pPr>
-      <w:bookmarkStart w:id="35" w:name="__RefHeading___Toc5709_3269564357"/>
+      <w:bookmarkStart w:id="35" w:name="__RefHeading___Toc5947_3680385909"/>
       <w:bookmarkEnd w:id="35"/>
       <w:r>
         <w:rPr/>
@@ -15838,7 +16068,7 @@
                 <w:sz w:val="19"/>
                 <w:szCs w:val="19"/>
               </w:rPr>
-              <w:t>25 families (softmax)</w:t>
+              <w:t>25 families + Benign (softmax)</w:t>
             </w:r>
           </w:p>
         </w:tc>
@@ -16485,7 +16715,7 @@
         <w:keepNext w:val="true"/>
         <w:rPr/>
       </w:pPr>
-      <w:bookmarkStart w:id="36" w:name="__RefHeading___Toc5707_3269564357"/>
+      <w:bookmarkStart w:id="36" w:name="__RefHeading___Toc5945_3680385909"/>
       <w:bookmarkEnd w:id="36"/>
       <w:r>
         <w:rPr/>
@@ -16981,6 +17211,132 @@
           </w:p>
         </w:tc>
       </w:tr>
+      <w:tr>
+        <w:trPr>
+          <w:cantSplit w:val="true"/>
+        </w:trPr>
+        <w:tc>
+          <w:tcPr>
+            <w:tcW w:w="3819" w:type="dxa"/>
+            <w:tcBorders>
+              <w:top w:val="single" w:sz="4" w:space="0" w:color="A6B4CC"/>
+              <w:left w:val="single" w:sz="4" w:space="0" w:color="A6B4CC"/>
+              <w:bottom w:val="single" w:sz="4" w:space="0" w:color="A6B4CC"/>
+              <w:right w:val="single" w:sz="4" w:space="0" w:color="A6B4CC"/>
+            </w:tcBorders>
+            <w:shd w:color="auto" w:fill="F2F5FA" w:val="clear"/>
+          </w:tcPr>
+          <w:p>
+            <w:pPr>
+              <w:pStyle w:val="Normal"/>
+              <w:spacing w:lineRule="exact" w:line="240" w:before="0" w:after="0"/>
+              <w:rPr/>
+            </w:pPr>
+            <w:r>
+              <w:rPr>
+                <w:b/>
+                <w:bCs/>
+                <w:sz w:val="19"/>
+                <w:szCs w:val="19"/>
+              </w:rPr>
+              <w:t>Clean files called malware (unseen software)</w:t>
+            </w:r>
+          </w:p>
+        </w:tc>
+        <w:tc>
+          <w:tcPr>
+            <w:tcW w:w="5540" w:type="dxa"/>
+            <w:tcBorders>
+              <w:top w:val="single" w:sz="4" w:space="0" w:color="A6B4CC"/>
+              <w:left w:val="single" w:sz="4" w:space="0" w:color="A6B4CC"/>
+              <w:bottom w:val="single" w:sz="4" w:space="0" w:color="A6B4CC"/>
+              <w:right w:val="single" w:sz="4" w:space="0" w:color="A6B4CC"/>
+            </w:tcBorders>
+            <w:shd w:color="auto" w:fill="FFF2CC" w:val="clear"/>
+          </w:tcPr>
+          <w:p>
+            <w:pPr>
+              <w:pStyle w:val="Normal"/>
+              <w:spacing w:lineRule="exact" w:line="240" w:before="0" w:after="0"/>
+              <w:rPr/>
+            </w:pPr>
+            <w:r>
+              <w:rPr>
+                <w:sz w:val="19"/>
+                <w:szCs w:val="19"/>
+              </w:rPr>
+              <w:t>PENDING (benign_eval.json → false_positive_rate)</w:t>
+            </w:r>
+          </w:p>
+        </w:tc>
+      </w:tr>
+      <w:tr>
+        <w:trPr>
+          <w:cantSplit w:val="true"/>
+        </w:trPr>
+        <w:tc>
+          <w:tcPr>
+            <w:tcW w:w="3819" w:type="dxa"/>
+            <w:tcBorders>
+              <w:top w:val="single" w:sz="4" w:space="0" w:color="A6B4CC"/>
+              <w:left w:val="single" w:sz="4" w:space="0" w:color="A6B4CC"/>
+              <w:bottom w:val="single" w:sz="4" w:space="0" w:color="A6B4CC"/>
+              <w:right w:val="single" w:sz="4" w:space="0" w:color="A6B4CC"/>
+            </w:tcBorders>
+          </w:tcPr>
+          <w:p>
+            <w:pPr>
+              <w:pStyle w:val="Normal"/>
+              <w:spacing w:lineRule="exact" w:line="240" w:before="0" w:after="0"/>
+              <w:rPr/>
+            </w:pPr>
+            <w:r>
+              <w:rPr>
+                <w:b/>
+                <w:bCs/>
+                <w:sz w:val="19"/>
+                <w:szCs w:val="19"/>
+              </w:rPr>
+              <w:t xml:space="preserve">… </w:t>
+            </w:r>
+            <w:r>
+              <w:rPr>
+                <w:b/>
+                <w:bCs/>
+                <w:sz w:val="19"/>
+                <w:szCs w:val="19"/>
+              </w:rPr>
+              <w:t>of which confident (≥ 0.80)</w:t>
+            </w:r>
+          </w:p>
+        </w:tc>
+        <w:tc>
+          <w:tcPr>
+            <w:tcW w:w="5540" w:type="dxa"/>
+            <w:tcBorders>
+              <w:top w:val="single" w:sz="4" w:space="0" w:color="A6B4CC"/>
+              <w:left w:val="single" w:sz="4" w:space="0" w:color="A6B4CC"/>
+              <w:bottom w:val="single" w:sz="4" w:space="0" w:color="A6B4CC"/>
+              <w:right w:val="single" w:sz="4" w:space="0" w:color="A6B4CC"/>
+            </w:tcBorders>
+            <w:shd w:color="auto" w:fill="FFF2CC" w:val="clear"/>
+          </w:tcPr>
+          <w:p>
+            <w:pPr>
+              <w:pStyle w:val="Normal"/>
+              <w:spacing w:lineRule="exact" w:line="240" w:before="0" w:after="0"/>
+              <w:rPr/>
+            </w:pPr>
+            <w:r>
+              <w:rPr>
+                <w:sz w:val="19"/>
+                <w:szCs w:val="19"/>
+              </w:rPr>
+              <w:t>PENDING (confident_false_positive_rate)</w:t>
+            </w:r>
+          </w:p>
+        </w:tc>
+      </w:tr>
     </w:tbl>
     <w:p>
       <w:pPr>
@@ -16998,7 +17354,7 @@
         <w:keepNext w:val="true"/>
         <w:rPr/>
       </w:pPr>
-      <w:bookmarkStart w:id="37" w:name="__RefHeading___Toc5705_3269564357"/>
+      <w:bookmarkStart w:id="37" w:name="__RefHeading___Toc5943_3680385909"/>
       <w:bookmarkEnd w:id="37"/>
       <w:r>
         <w:rPr/>
@@ -17394,7 +17750,7 @@
         <w:keepNext w:val="true"/>
         <w:rPr/>
       </w:pPr>
-      <w:bookmarkStart w:id="38" w:name="__RefHeading___Toc5703_3269564357"/>
+      <w:bookmarkStart w:id="38" w:name="__RefHeading___Toc5941_3680385909"/>
       <w:bookmarkEnd w:id="38"/>
       <w:r>
         <w:rPr/>
@@ -17889,7 +18245,7 @@
           <w:sz w:val="21"/>
           <w:szCs w:val="21"/>
         </w:rPr>
-        <w:t>PENDING — Figure 4.1 Training and validation curves (training_curves.png) · Figure 4.2 Confusion matrix, 25 families (confusion_matrix.png) · Figure 4.3 One-vs-rest ROC curves (roc_curves.png) · Figure 4.4 Confidence on known vs unseen families (unseen_confidence_hist.png) · Figure 4.5 Dynamic model confusion matrix and feature importance (dynamic_confusion_matrix.png, dynamic_feature_importance.png).</w:t>
+        <w:t>PENDING — Figure 4.1 Training and validation curves (training_curves.png) · Figure 4.2 Confusion matrix, 25 families + Benign (confusion_matrix.png) · Figure 4.3 One-vs-rest ROC curves (roc_curves.png) · Figure 4.4 Confidence on known vs unseen families (unseen_confidence_hist.png) · Figure 4.5 Dynamic model confusion matrix and feature importance (dynamic_confusion_matrix.png, dynamic_feature_importance.png).</w:t>
       </w:r>
     </w:p>
     <w:p>
@@ -17936,7 +18292,7 @@
         <w:keepNext w:val="true"/>
         <w:rPr/>
       </w:pPr>
-      <w:bookmarkStart w:id="39" w:name="__RefHeading___Toc5701_3269564357"/>
+      <w:bookmarkStart w:id="39" w:name="__RefHeading___Toc5939_3680385909"/>
       <w:bookmarkEnd w:id="39"/>
       <w:r>
         <w:rPr/>
@@ -19080,7 +19436,7 @@
         <w:pStyle w:val="Heading2"/>
         <w:rPr/>
       </w:pPr>
-      <w:bookmarkStart w:id="40" w:name="__RefHeading___Toc5517_3269564357"/>
+      <w:bookmarkStart w:id="40" w:name="__RefHeading___Toc5751_3680385909"/>
       <w:bookmarkEnd w:id="40"/>
       <w:r>
         <w:rPr/>
@@ -19473,7 +19829,7 @@
         <w:pStyle w:val="Heading2"/>
         <w:rPr/>
       </w:pPr>
-      <w:bookmarkStart w:id="41" w:name="__RefHeading___Toc5519_3269564357"/>
+      <w:bookmarkStart w:id="41" w:name="__RefHeading___Toc5753_3680385909"/>
       <w:bookmarkEnd w:id="41"/>
       <w:r>
         <w:rPr/>
@@ -19498,7 +19854,7 @@
         <w:keepNext w:val="true"/>
         <w:rPr/>
       </w:pPr>
-      <w:bookmarkStart w:id="42" w:name="__RefHeading___Toc5699_3269564357"/>
+      <w:bookmarkStart w:id="42" w:name="__RefHeading___Toc5937_3680385909"/>
       <w:bookmarkEnd w:id="42"/>
       <w:r>
         <w:rPr/>
@@ -21072,7 +21428,7 @@
         <w:pStyle w:val="Heading2"/>
         <w:rPr/>
       </w:pPr>
-      <w:bookmarkStart w:id="43" w:name="__RefHeading___Toc5521_3269564357"/>
+      <w:bookmarkStart w:id="43" w:name="__RefHeading___Toc5755_3680385909"/>
       <w:bookmarkEnd w:id="43"/>
       <w:r>
         <w:rPr/>
@@ -21097,7 +21453,7 @@
         <w:keepNext w:val="true"/>
         <w:rPr/>
       </w:pPr>
-      <w:bookmarkStart w:id="44" w:name="__RefHeading___Toc5697_3269564357"/>
+      <w:bookmarkStart w:id="44" w:name="__RefHeading___Toc5935_3680385909"/>
       <w:bookmarkEnd w:id="44"/>
       <w:r>
         <w:rPr/>
@@ -21973,7 +22329,7 @@
         <w:pStyle w:val="FigureCaption"/>
         <w:rPr/>
       </w:pPr>
-      <w:bookmarkStart w:id="45" w:name="__RefHeading___Toc5617_3269564357"/>
+      <w:bookmarkStart w:id="45" w:name="__RefHeading___Toc5853_3680385909"/>
       <w:bookmarkEnd w:id="45"/>
       <w:r>
         <w:rPr/>
@@ -22034,7 +22390,7 @@
         <w:pStyle w:val="FigureCaption"/>
         <w:rPr/>
       </w:pPr>
-      <w:bookmarkStart w:id="46" w:name="__RefHeading___Toc5615_3269564357"/>
+      <w:bookmarkStart w:id="46" w:name="__RefHeading___Toc5851_3680385909"/>
       <w:bookmarkEnd w:id="46"/>
       <w:r>
         <w:rPr/>
@@ -22095,7 +22451,7 @@
         <w:pStyle w:val="FigureCaption"/>
         <w:rPr/>
       </w:pPr>
-      <w:bookmarkStart w:id="47" w:name="__RefHeading___Toc5613_3269564357"/>
+      <w:bookmarkStart w:id="47" w:name="__RefHeading___Toc5849_3680385909"/>
       <w:bookmarkEnd w:id="47"/>
       <w:r>
         <w:rPr/>
@@ -22156,7 +22512,7 @@
         <w:pStyle w:val="FigureCaption"/>
         <w:rPr/>
       </w:pPr>
-      <w:bookmarkStart w:id="48" w:name="__RefHeading___Toc5611_3269564357"/>
+      <w:bookmarkStart w:id="48" w:name="__RefHeading___Toc5847_3680385909"/>
       <w:bookmarkEnd w:id="48"/>
       <w:r>
         <w:rPr/>
@@ -22186,7 +22542,7 @@
         <w:pStyle w:val="Heading2"/>
         <w:rPr/>
       </w:pPr>
-      <w:bookmarkStart w:id="49" w:name="__RefHeading___Toc5523_3269564357"/>
+      <w:bookmarkStart w:id="49" w:name="__RefHeading___Toc5757_3680385909"/>
       <w:bookmarkEnd w:id="49"/>
       <w:r>
         <w:rPr/>
@@ -22225,7 +22581,7 @@
         <w:keepNext w:val="true"/>
         <w:rPr/>
       </w:pPr>
-      <w:bookmarkStart w:id="50" w:name="__RefHeading___Toc5695_3269564357"/>
+      <w:bookmarkStart w:id="50" w:name="__RefHeading___Toc5933_3680385909"/>
       <w:bookmarkEnd w:id="50"/>
       <w:r>
         <w:rPr/>
@@ -22874,7 +23230,7 @@
         <w:keepNext w:val="true"/>
         <w:rPr/>
       </w:pPr>
-      <w:bookmarkStart w:id="51" w:name="__RefHeading___Toc5693_3269564357"/>
+      <w:bookmarkStart w:id="51" w:name="__RefHeading___Toc5931_3680385909"/>
       <w:bookmarkEnd w:id="51"/>
       <w:r>
         <w:rPr/>
@@ -24020,7 +24376,7 @@
         <w:pStyle w:val="Heading1"/>
         <w:rPr/>
       </w:pPr>
-      <w:bookmarkStart w:id="52" w:name="__RefHeading___Toc5525_3269564357"/>
+      <w:bookmarkStart w:id="52" w:name="__RefHeading___Toc5759_3680385909"/>
       <w:bookmarkEnd w:id="52"/>
       <w:r>
         <w:rPr/>
@@ -24184,7 +24540,7 @@
           <w:sz w:val="18"/>
           <w:szCs w:val="18"/>
         </w:rPr>
-        <w:t>322 passed, 11 deselected in 18.82s</w:t>
+        <w:t>334 passed, 11 deselected in 21.03s</w:t>
       </w:r>
     </w:p>
     <w:p>
@@ -24202,7 +24558,7 @@
         <w:pStyle w:val="Heading2"/>
         <w:rPr/>
       </w:pPr>
-      <w:bookmarkStart w:id="53" w:name="__RefHeading___Toc5527_3269564357"/>
+      <w:bookmarkStart w:id="53" w:name="__RefHeading___Toc5761_3680385909"/>
       <w:bookmarkEnd w:id="53"/>
       <w:r>
         <w:rPr/>
@@ -24218,7 +24574,7 @@
       </w:pPr>
       <w:r>
         <w:rPr/>
-        <w:t>Unit testing verifies the smallest testable parts of the software (functions, methods and classes) in isolation. Table 5.13 at the end of this section summarises all 322 unit tests. The tables below show representative cases for each module.</w:t>
+        <w:t>Unit testing verifies the smallest testable parts of the software (functions, methods and classes) in isolation. Table 5.14 at the end of this section summarises all 334 unit tests. The tables below show representative cases for each module.</w:t>
       </w:r>
     </w:p>
     <w:p>
@@ -24226,7 +24582,7 @@
         <w:pStyle w:val="Heading3"/>
         <w:rPr/>
       </w:pPr>
-      <w:bookmarkStart w:id="54" w:name="__RefHeading___Toc5529_3269564357"/>
+      <w:bookmarkStart w:id="54" w:name="__RefHeading___Toc5763_3680385909"/>
       <w:bookmarkEnd w:id="54"/>
       <w:r>
         <w:rPr/>
@@ -24281,7 +24637,7 @@
         <w:keepNext w:val="true"/>
         <w:rPr/>
       </w:pPr>
-      <w:bookmarkStart w:id="55" w:name="__RefHeading___Toc5691_3269564357"/>
+      <w:bookmarkStart w:id="55" w:name="__RefHeading___Toc5929_3680385909"/>
       <w:bookmarkEnd w:id="55"/>
       <w:r>
         <w:rPr/>
@@ -25645,7 +26001,7 @@
         <w:pStyle w:val="Heading3"/>
         <w:rPr/>
       </w:pPr>
-      <w:bookmarkStart w:id="56" w:name="__RefHeading___Toc5531_3269564357"/>
+      <w:bookmarkStart w:id="56" w:name="__RefHeading___Toc5765_3680385909"/>
       <w:bookmarkEnd w:id="56"/>
       <w:r>
         <w:rPr/>
@@ -25700,7 +26056,7 @@
         <w:keepNext w:val="true"/>
         <w:rPr/>
       </w:pPr>
-      <w:bookmarkStart w:id="57" w:name="__RefHeading___Toc5689_3269564357"/>
+      <w:bookmarkStart w:id="57" w:name="__RefHeading___Toc5927_3680385909"/>
       <w:bookmarkEnd w:id="57"/>
       <w:r>
         <w:rPr/>
@@ -26710,7 +27066,7 @@
         <w:pStyle w:val="Heading3"/>
         <w:rPr/>
       </w:pPr>
-      <w:bookmarkStart w:id="58" w:name="__RefHeading___Toc5533_3269564357"/>
+      <w:bookmarkStart w:id="58" w:name="__RefHeading___Toc5767_3680385909"/>
       <w:bookmarkEnd w:id="58"/>
       <w:r>
         <w:rPr/>
@@ -26765,7 +27121,7 @@
         <w:keepNext w:val="true"/>
         <w:rPr/>
       </w:pPr>
-      <w:bookmarkStart w:id="59" w:name="__RefHeading___Toc5687_3269564357"/>
+      <w:bookmarkStart w:id="59" w:name="__RefHeading___Toc5925_3680385909"/>
       <w:bookmarkEnd w:id="59"/>
       <w:r>
         <w:rPr/>
@@ -27775,7 +28131,7 @@
         <w:pStyle w:val="Heading3"/>
         <w:rPr/>
       </w:pPr>
-      <w:bookmarkStart w:id="60" w:name="__RefHeading___Toc5535_3269564357"/>
+      <w:bookmarkStart w:id="60" w:name="__RefHeading___Toc5769_3680385909"/>
       <w:bookmarkEnd w:id="60"/>
       <w:r>
         <w:rPr/>
@@ -27830,7 +28186,7 @@
         <w:keepNext w:val="true"/>
         <w:rPr/>
       </w:pPr>
-      <w:bookmarkStart w:id="61" w:name="__RefHeading___Toc5685_3269564357"/>
+      <w:bookmarkStart w:id="61" w:name="__RefHeading___Toc5923_3680385909"/>
       <w:bookmarkEnd w:id="61"/>
       <w:r>
         <w:rPr/>
@@ -29001,7 +29357,7 @@
         <w:pStyle w:val="Heading3"/>
         <w:rPr/>
       </w:pPr>
-      <w:bookmarkStart w:id="62" w:name="__RefHeading___Toc5537_3269564357"/>
+      <w:bookmarkStart w:id="62" w:name="__RefHeading___Toc5771_3680385909"/>
       <w:bookmarkEnd w:id="62"/>
       <w:r>
         <w:rPr/>
@@ -29056,7 +29412,7 @@
         <w:keepNext w:val="true"/>
         <w:rPr/>
       </w:pPr>
-      <w:bookmarkStart w:id="63" w:name="__RefHeading___Toc5683_3269564357"/>
+      <w:bookmarkStart w:id="63" w:name="__RefHeading___Toc5921_3680385909"/>
       <w:bookmarkEnd w:id="63"/>
       <w:r>
         <w:rPr/>
@@ -30066,7 +30422,7 @@
         <w:pStyle w:val="Heading3"/>
         <w:rPr/>
       </w:pPr>
-      <w:bookmarkStart w:id="64" w:name="__RefHeading___Toc5539_3269564357"/>
+      <w:bookmarkStart w:id="64" w:name="__RefHeading___Toc5773_3680385909"/>
       <w:bookmarkEnd w:id="64"/>
       <w:r>
         <w:rPr/>
@@ -30121,7 +30477,7 @@
         <w:keepNext w:val="true"/>
         <w:rPr/>
       </w:pPr>
-      <w:bookmarkStart w:id="65" w:name="__RefHeading___Toc5681_3269564357"/>
+      <w:bookmarkStart w:id="65" w:name="__RefHeading___Toc5919_3680385909"/>
       <w:bookmarkEnd w:id="65"/>
       <w:r>
         <w:rPr/>
@@ -31131,7 +31487,7 @@
         <w:pStyle w:val="Heading3"/>
         <w:rPr/>
       </w:pPr>
-      <w:bookmarkStart w:id="66" w:name="__RefHeading___Toc5541_3269564357"/>
+      <w:bookmarkStart w:id="66" w:name="__RefHeading___Toc5775_3680385909"/>
       <w:bookmarkEnd w:id="66"/>
       <w:r>
         <w:rPr/>
@@ -31186,7 +31542,7 @@
         <w:keepNext w:val="true"/>
         <w:rPr/>
       </w:pPr>
-      <w:bookmarkStart w:id="67" w:name="__RefHeading___Toc5679_3269564357"/>
+      <w:bookmarkStart w:id="67" w:name="__RefHeading___Toc5917_3680385909"/>
       <w:bookmarkEnd w:id="67"/>
       <w:r>
         <w:rPr/>
@@ -32210,7 +32566,7 @@
         <w:pStyle w:val="Heading3"/>
         <w:rPr/>
       </w:pPr>
-      <w:bookmarkStart w:id="68" w:name="__RefHeading___Toc5543_3269564357"/>
+      <w:bookmarkStart w:id="68" w:name="__RefHeading___Toc5777_3680385909"/>
       <w:bookmarkEnd w:id="68"/>
       <w:r>
         <w:rPr/>
@@ -32265,7 +32621,7 @@
         <w:keepNext w:val="true"/>
         <w:rPr/>
       </w:pPr>
-      <w:bookmarkStart w:id="69" w:name="__RefHeading___Toc5677_3269564357"/>
+      <w:bookmarkStart w:id="69" w:name="__RefHeading___Toc5915_3680385909"/>
       <w:bookmarkEnd w:id="69"/>
       <w:r>
         <w:rPr/>
@@ -33591,7 +33947,7 @@
         <w:pStyle w:val="Heading3"/>
         <w:rPr/>
       </w:pPr>
-      <w:bookmarkStart w:id="70" w:name="__RefHeading___Toc5545_3269564357"/>
+      <w:bookmarkStart w:id="70" w:name="__RefHeading___Toc5779_3680385909"/>
       <w:bookmarkEnd w:id="70"/>
       <w:r>
         <w:rPr/>
@@ -33646,7 +34002,7 @@
         <w:keepNext w:val="true"/>
         <w:rPr/>
       </w:pPr>
-      <w:bookmarkStart w:id="71" w:name="__RefHeading___Toc5675_3269564357"/>
+      <w:bookmarkStart w:id="71" w:name="__RefHeading___Toc5913_3680385909"/>
       <w:bookmarkEnd w:id="71"/>
       <w:r>
         <w:rPr/>
@@ -33928,7 +34284,7 @@
                 <w:sz w:val="19"/>
                 <w:szCs w:val="19"/>
               </w:rPr>
-              <w:t>6 cases (Table 5.23)</w:t>
+              <w:t>6 cases (Table 5.24)</w:t>
             </w:r>
           </w:p>
         </w:tc>
@@ -34656,7 +35012,7 @@
         <w:pStyle w:val="Heading3"/>
         <w:rPr/>
       </w:pPr>
-      <w:bookmarkStart w:id="72" w:name="__RefHeading___Toc5547_3269564357"/>
+      <w:bookmarkStart w:id="72" w:name="__RefHeading___Toc5781_3680385909"/>
       <w:bookmarkEnd w:id="72"/>
       <w:r>
         <w:rPr/>
@@ -34711,7 +35067,7 @@
         <w:keepNext w:val="true"/>
         <w:rPr/>
       </w:pPr>
-      <w:bookmarkStart w:id="73" w:name="__RefHeading___Toc5673_3269564357"/>
+      <w:bookmarkStart w:id="73" w:name="__RefHeading___Toc5911_3680385909"/>
       <w:bookmarkEnd w:id="73"/>
       <w:r>
         <w:rPr/>
@@ -35721,7 +36077,7 @@
         <w:pStyle w:val="Heading3"/>
         <w:rPr/>
       </w:pPr>
-      <w:bookmarkStart w:id="74" w:name="__RefHeading___Toc5549_3269564357"/>
+      <w:bookmarkStart w:id="74" w:name="__RefHeading___Toc5783_3680385909"/>
       <w:bookmarkEnd w:id="74"/>
       <w:r>
         <w:rPr/>
@@ -35776,7 +36132,7 @@
         <w:keepNext w:val="true"/>
         <w:rPr/>
       </w:pPr>
-      <w:bookmarkStart w:id="75" w:name="__RefHeading___Toc5671_3269564357"/>
+      <w:bookmarkStart w:id="75" w:name="__RefHeading___Toc5909_3680385909"/>
       <w:bookmarkEnd w:id="75"/>
       <w:r>
         <w:rPr/>
@@ -36470,7 +36826,7 @@
         <w:pStyle w:val="Heading3"/>
         <w:rPr/>
       </w:pPr>
-      <w:bookmarkStart w:id="76" w:name="__RefHeading___Toc5551_3269564357"/>
+      <w:bookmarkStart w:id="76" w:name="__RefHeading___Toc5785_3680385909"/>
       <w:bookmarkEnd w:id="76"/>
       <w:r>
         <w:rPr/>
@@ -36525,7 +36881,7 @@
         <w:keepNext w:val="true"/>
         <w:rPr/>
       </w:pPr>
-      <w:bookmarkStart w:id="77" w:name="__RefHeading___Toc5669_3269564357"/>
+      <w:bookmarkStart w:id="77" w:name="__RefHeading___Toc5907_3680385909"/>
       <w:bookmarkEnd w:id="77"/>
       <w:r>
         <w:rPr/>
@@ -37216,15 +37572,1557 @@
     </w:p>
     <w:p>
       <w:pPr>
+        <w:pStyle w:val="Heading3"/>
+        <w:rPr/>
+      </w:pPr>
+      <w:bookmarkStart w:id="78" w:name="__RefHeading___Toc5787_3680385909"/>
+      <w:bookmarkEnd w:id="78"/>
+      <w:r>
+        <w:rPr/>
+        <w:t>Unit Testing 13: Benign Class (M3/M5)</w:t>
+      </w:r>
+    </w:p>
+    <w:p>
+      <w:pPr>
+        <w:pStyle w:val="Normal"/>
+        <w:spacing w:lineRule="exact" w:line="276" w:before="0" w:after="120"/>
+        <w:jc w:val="both"/>
+        <w:rPr/>
+      </w:pPr>
+      <w:r>
+        <w:rPr>
+          <w:b/>
+          <w:bCs/>
+        </w:rPr>
+        <w:t>Testing objective:</w:t>
+      </w:r>
+      <w:r>
+        <w:rPr/>
+        <w:t xml:space="preserve"> to ensure clean binaries are converted into Malimg-format training images and that the false-positive evaluation never counts training files. </w:t>
+      </w:r>
+      <w:r>
+        <w:rPr>
+          <w:i/>
+          <w:iCs/>
+        </w:rPr>
+        <w:t>Test file:</w:t>
+      </w:r>
+      <w:r>
+        <w:rPr/>
+        <w:t xml:space="preserve"> </w:t>
+      </w:r>
+      <w:r>
+        <w:rPr>
+          <w:rFonts w:eastAsia="Courier New" w:cs="Courier New" w:ascii="Courier New" w:hAnsi="Courier New"/>
+          <w:sz w:val="22"/>
+          <w:szCs w:val="22"/>
+        </w:rPr>
+        <w:t>tests/test_benign.py</w:t>
+      </w:r>
+      <w:r>
+        <w:rPr/>
+        <w:t>.</w:t>
+      </w:r>
+    </w:p>
+    <w:p>
+      <w:pPr>
         <w:pStyle w:val="TableCaption"/>
         <w:keepNext w:val="true"/>
         <w:rPr/>
       </w:pPr>
-      <w:bookmarkStart w:id="78" w:name="__RefHeading___Toc5667_3269564357"/>
-      <w:bookmarkEnd w:id="78"/>
-      <w:r>
-        <w:rPr/>
-        <w:t>Table 5.13 Unit test summary by file</w:t>
+      <w:bookmarkStart w:id="79" w:name="__RefHeading___Toc5905_3680385909"/>
+      <w:bookmarkEnd w:id="79"/>
+      <w:r>
+        <w:rPr/>
+        <w:t>Table 5.13 Benign Class (M3/M5) — unit test results</w:t>
+      </w:r>
+    </w:p>
+    <w:tbl>
+      <w:tblPr>
+        <w:tblW w:w="9360" w:type="dxa"/>
+        <w:jc w:val="left"/>
+        <w:tblInd w:w="0" w:type="dxa"/>
+        <w:tblLayout w:type="fixed"/>
+        <w:tblCellMar>
+          <w:top w:w="60" w:type="dxa"/>
+          <w:left w:w="100" w:type="dxa"/>
+          <w:bottom w:w="60" w:type="dxa"/>
+          <w:right w:w="100" w:type="dxa"/>
+        </w:tblCellMar>
+      </w:tblPr>
+      <w:tblGrid>
+        <w:gridCol w:w="471"/>
+        <w:gridCol w:w="2079"/>
+        <w:gridCol w:w="2080"/>
+        <w:gridCol w:w="2079"/>
+        <w:gridCol w:w="1890"/>
+        <w:gridCol w:w="760"/>
+      </w:tblGrid>
+      <w:tr>
+        <w:trPr>
+          <w:tblHeader w:val="true"/>
+        </w:trPr>
+        <w:tc>
+          <w:tcPr>
+            <w:tcW w:w="471" w:type="dxa"/>
+            <w:tcBorders>
+              <w:top w:val="single" w:sz="4" w:space="0" w:color="A6B4CC"/>
+              <w:left w:val="single" w:sz="4" w:space="0" w:color="A6B4CC"/>
+              <w:bottom w:val="single" w:sz="4" w:space="0" w:color="A6B4CC"/>
+              <w:right w:val="single" w:sz="4" w:space="0" w:color="A6B4CC"/>
+            </w:tcBorders>
+            <w:shd w:color="auto" w:fill="1F3864" w:val="clear"/>
+          </w:tcPr>
+          <w:p>
+            <w:pPr>
+              <w:pStyle w:val="Normal"/>
+              <w:spacing w:lineRule="exact" w:line="240" w:before="0" w:after="0"/>
+              <w:rPr/>
+            </w:pPr>
+            <w:r>
+              <w:rPr>
+                <w:b/>
+                <w:bCs/>
+                <w:color w:val="FFFFFF"/>
+                <w:sz w:val="19"/>
+                <w:szCs w:val="19"/>
+              </w:rPr>
+              <w:t>No.</w:t>
+            </w:r>
+          </w:p>
+        </w:tc>
+        <w:tc>
+          <w:tcPr>
+            <w:tcW w:w="2079" w:type="dxa"/>
+            <w:tcBorders>
+              <w:top w:val="single" w:sz="4" w:space="0" w:color="A6B4CC"/>
+              <w:left w:val="single" w:sz="4" w:space="0" w:color="A6B4CC"/>
+              <w:bottom w:val="single" w:sz="4" w:space="0" w:color="A6B4CC"/>
+              <w:right w:val="single" w:sz="4" w:space="0" w:color="A6B4CC"/>
+            </w:tcBorders>
+            <w:shd w:color="auto" w:fill="1F3864" w:val="clear"/>
+          </w:tcPr>
+          <w:p>
+            <w:pPr>
+              <w:pStyle w:val="Normal"/>
+              <w:spacing w:lineRule="exact" w:line="240" w:before="0" w:after="0"/>
+              <w:rPr/>
+            </w:pPr>
+            <w:r>
+              <w:rPr>
+                <w:b/>
+                <w:bCs/>
+                <w:color w:val="FFFFFF"/>
+                <w:sz w:val="19"/>
+                <w:szCs w:val="19"/>
+              </w:rPr>
+              <w:t>Test case</w:t>
+            </w:r>
+          </w:p>
+        </w:tc>
+        <w:tc>
+          <w:tcPr>
+            <w:tcW w:w="2080" w:type="dxa"/>
+            <w:tcBorders>
+              <w:top w:val="single" w:sz="4" w:space="0" w:color="A6B4CC"/>
+              <w:left w:val="single" w:sz="4" w:space="0" w:color="A6B4CC"/>
+              <w:bottom w:val="single" w:sz="4" w:space="0" w:color="A6B4CC"/>
+              <w:right w:val="single" w:sz="4" w:space="0" w:color="A6B4CC"/>
+            </w:tcBorders>
+            <w:shd w:color="auto" w:fill="1F3864" w:val="clear"/>
+          </w:tcPr>
+          <w:p>
+            <w:pPr>
+              <w:pStyle w:val="Normal"/>
+              <w:spacing w:lineRule="exact" w:line="240" w:before="0" w:after="0"/>
+              <w:rPr/>
+            </w:pPr>
+            <w:r>
+              <w:rPr>
+                <w:b/>
+                <w:bCs/>
+                <w:color w:val="FFFFFF"/>
+                <w:sz w:val="19"/>
+                <w:szCs w:val="19"/>
+              </w:rPr>
+              <w:t>Input</w:t>
+            </w:r>
+          </w:p>
+        </w:tc>
+        <w:tc>
+          <w:tcPr>
+            <w:tcW w:w="2079" w:type="dxa"/>
+            <w:tcBorders>
+              <w:top w:val="single" w:sz="4" w:space="0" w:color="A6B4CC"/>
+              <w:left w:val="single" w:sz="4" w:space="0" w:color="A6B4CC"/>
+              <w:bottom w:val="single" w:sz="4" w:space="0" w:color="A6B4CC"/>
+              <w:right w:val="single" w:sz="4" w:space="0" w:color="A6B4CC"/>
+            </w:tcBorders>
+            <w:shd w:color="auto" w:fill="1F3864" w:val="clear"/>
+          </w:tcPr>
+          <w:p>
+            <w:pPr>
+              <w:pStyle w:val="Normal"/>
+              <w:spacing w:lineRule="exact" w:line="240" w:before="0" w:after="0"/>
+              <w:rPr/>
+            </w:pPr>
+            <w:r>
+              <w:rPr>
+                <w:b/>
+                <w:bCs/>
+                <w:color w:val="FFFFFF"/>
+                <w:sz w:val="19"/>
+                <w:szCs w:val="19"/>
+              </w:rPr>
+              <w:t>Expected result</w:t>
+            </w:r>
+          </w:p>
+        </w:tc>
+        <w:tc>
+          <w:tcPr>
+            <w:tcW w:w="1890" w:type="dxa"/>
+            <w:tcBorders>
+              <w:top w:val="single" w:sz="4" w:space="0" w:color="A6B4CC"/>
+              <w:left w:val="single" w:sz="4" w:space="0" w:color="A6B4CC"/>
+              <w:bottom w:val="single" w:sz="4" w:space="0" w:color="A6B4CC"/>
+              <w:right w:val="single" w:sz="4" w:space="0" w:color="A6B4CC"/>
+            </w:tcBorders>
+            <w:shd w:color="auto" w:fill="1F3864" w:val="clear"/>
+          </w:tcPr>
+          <w:p>
+            <w:pPr>
+              <w:pStyle w:val="Normal"/>
+              <w:spacing w:lineRule="exact" w:line="240" w:before="0" w:after="0"/>
+              <w:rPr/>
+            </w:pPr>
+            <w:r>
+              <w:rPr>
+                <w:b/>
+                <w:bCs/>
+                <w:color w:val="FFFFFF"/>
+                <w:sz w:val="19"/>
+                <w:szCs w:val="19"/>
+              </w:rPr>
+              <w:t>Actual result</w:t>
+            </w:r>
+          </w:p>
+        </w:tc>
+        <w:tc>
+          <w:tcPr>
+            <w:tcW w:w="760" w:type="dxa"/>
+            <w:tcBorders>
+              <w:top w:val="single" w:sz="4" w:space="0" w:color="A6B4CC"/>
+              <w:left w:val="single" w:sz="4" w:space="0" w:color="A6B4CC"/>
+              <w:bottom w:val="single" w:sz="4" w:space="0" w:color="A6B4CC"/>
+              <w:right w:val="single" w:sz="4" w:space="0" w:color="A6B4CC"/>
+            </w:tcBorders>
+            <w:shd w:color="auto" w:fill="1F3864" w:val="clear"/>
+          </w:tcPr>
+          <w:p>
+            <w:pPr>
+              <w:pStyle w:val="Normal"/>
+              <w:spacing w:lineRule="exact" w:line="240" w:before="0" w:after="0"/>
+              <w:rPr/>
+            </w:pPr>
+            <w:r>
+              <w:rPr>
+                <w:b/>
+                <w:bCs/>
+                <w:color w:val="FFFFFF"/>
+                <w:sz w:val="19"/>
+                <w:szCs w:val="19"/>
+              </w:rPr>
+              <w:t>Status</w:t>
+            </w:r>
+          </w:p>
+        </w:tc>
+      </w:tr>
+      <w:tr>
+        <w:trPr>
+          <w:cantSplit w:val="true"/>
+        </w:trPr>
+        <w:tc>
+          <w:tcPr>
+            <w:tcW w:w="471" w:type="dxa"/>
+            <w:tcBorders>
+              <w:top w:val="single" w:sz="4" w:space="0" w:color="A6B4CC"/>
+              <w:left w:val="single" w:sz="4" w:space="0" w:color="A6B4CC"/>
+              <w:bottom w:val="single" w:sz="4" w:space="0" w:color="A6B4CC"/>
+              <w:right w:val="single" w:sz="4" w:space="0" w:color="A6B4CC"/>
+            </w:tcBorders>
+          </w:tcPr>
+          <w:p>
+            <w:pPr>
+              <w:pStyle w:val="Normal"/>
+              <w:spacing w:lineRule="exact" w:line="240" w:before="0" w:after="0"/>
+              <w:rPr/>
+            </w:pPr>
+            <w:r>
+              <w:rPr>
+                <w:sz w:val="19"/>
+                <w:szCs w:val="19"/>
+              </w:rPr>
+              <w:t>1</w:t>
+            </w:r>
+          </w:p>
+        </w:tc>
+        <w:tc>
+          <w:tcPr>
+            <w:tcW w:w="2079" w:type="dxa"/>
+            <w:tcBorders>
+              <w:top w:val="single" w:sz="4" w:space="0" w:color="A6B4CC"/>
+              <w:left w:val="single" w:sz="4" w:space="0" w:color="A6B4CC"/>
+              <w:bottom w:val="single" w:sz="4" w:space="0" w:color="A6B4CC"/>
+              <w:right w:val="single" w:sz="4" w:space="0" w:color="A6B4CC"/>
+            </w:tcBorders>
+          </w:tcPr>
+          <w:p>
+            <w:pPr>
+              <w:pStyle w:val="Normal"/>
+              <w:spacing w:lineRule="exact" w:line="240" w:before="0" w:after="0"/>
+              <w:rPr/>
+            </w:pPr>
+            <w:r>
+              <w:rPr>
+                <w:sz w:val="19"/>
+                <w:szCs w:val="19"/>
+              </w:rPr>
+              <w:t>Format detection</w:t>
+            </w:r>
+          </w:p>
+        </w:tc>
+        <w:tc>
+          <w:tcPr>
+            <w:tcW w:w="2080" w:type="dxa"/>
+            <w:tcBorders>
+              <w:top w:val="single" w:sz="4" w:space="0" w:color="A6B4CC"/>
+              <w:left w:val="single" w:sz="4" w:space="0" w:color="A6B4CC"/>
+              <w:bottom w:val="single" w:sz="4" w:space="0" w:color="A6B4CC"/>
+              <w:right w:val="single" w:sz="4" w:space="0" w:color="A6B4CC"/>
+            </w:tcBorders>
+          </w:tcPr>
+          <w:p>
+            <w:pPr>
+              <w:pStyle w:val="Normal"/>
+              <w:spacing w:lineRule="exact" w:line="240" w:before="0" w:after="0"/>
+              <w:rPr/>
+            </w:pPr>
+            <w:r>
+              <w:rPr>
+                <w:sz w:val="19"/>
+                <w:szCs w:val="19"/>
+              </w:rPr>
+              <w:t>PE, ELF, text file, missing file</w:t>
+            </w:r>
+          </w:p>
+        </w:tc>
+        <w:tc>
+          <w:tcPr>
+            <w:tcW w:w="2079" w:type="dxa"/>
+            <w:tcBorders>
+              <w:top w:val="single" w:sz="4" w:space="0" w:color="A6B4CC"/>
+              <w:left w:val="single" w:sz="4" w:space="0" w:color="A6B4CC"/>
+              <w:bottom w:val="single" w:sz="4" w:space="0" w:color="A6B4CC"/>
+              <w:right w:val="single" w:sz="4" w:space="0" w:color="A6B4CC"/>
+            </w:tcBorders>
+          </w:tcPr>
+          <w:p>
+            <w:pPr>
+              <w:pStyle w:val="Normal"/>
+              <w:spacing w:lineRule="exact" w:line="240" w:before="0" w:after="0"/>
+              <w:rPr/>
+            </w:pPr>
+            <w:r>
+              <w:rPr>
+                <w:sz w:val="19"/>
+                <w:szCs w:val="19"/>
+              </w:rPr>
+              <w:t>PE, ELF, None, None</w:t>
+            </w:r>
+          </w:p>
+        </w:tc>
+        <w:tc>
+          <w:tcPr>
+            <w:tcW w:w="1890" w:type="dxa"/>
+            <w:tcBorders>
+              <w:top w:val="single" w:sz="4" w:space="0" w:color="A6B4CC"/>
+              <w:left w:val="single" w:sz="4" w:space="0" w:color="A6B4CC"/>
+              <w:bottom w:val="single" w:sz="4" w:space="0" w:color="A6B4CC"/>
+              <w:right w:val="single" w:sz="4" w:space="0" w:color="A6B4CC"/>
+            </w:tcBorders>
+          </w:tcPr>
+          <w:p>
+            <w:pPr>
+              <w:pStyle w:val="Normal"/>
+              <w:spacing w:lineRule="exact" w:line="240" w:before="0" w:after="0"/>
+              <w:rPr/>
+            </w:pPr>
+            <w:r>
+              <w:rPr>
+                <w:sz w:val="19"/>
+                <w:szCs w:val="19"/>
+              </w:rPr>
+              <w:t>As expected</w:t>
+            </w:r>
+          </w:p>
+        </w:tc>
+        <w:tc>
+          <w:tcPr>
+            <w:tcW w:w="760" w:type="dxa"/>
+            <w:tcBorders>
+              <w:top w:val="single" w:sz="4" w:space="0" w:color="A6B4CC"/>
+              <w:left w:val="single" w:sz="4" w:space="0" w:color="A6B4CC"/>
+              <w:bottom w:val="single" w:sz="4" w:space="0" w:color="A6B4CC"/>
+              <w:right w:val="single" w:sz="4" w:space="0" w:color="A6B4CC"/>
+            </w:tcBorders>
+          </w:tcPr>
+          <w:p>
+            <w:pPr>
+              <w:pStyle w:val="Normal"/>
+              <w:spacing w:lineRule="exact" w:line="240" w:before="0" w:after="0"/>
+              <w:rPr/>
+            </w:pPr>
+            <w:r>
+              <w:rPr>
+                <w:sz w:val="19"/>
+                <w:szCs w:val="19"/>
+              </w:rPr>
+              <w:t>Pass</w:t>
+            </w:r>
+          </w:p>
+        </w:tc>
+      </w:tr>
+      <w:tr>
+        <w:trPr>
+          <w:cantSplit w:val="true"/>
+        </w:trPr>
+        <w:tc>
+          <w:tcPr>
+            <w:tcW w:w="471" w:type="dxa"/>
+            <w:tcBorders>
+              <w:top w:val="single" w:sz="4" w:space="0" w:color="A6B4CC"/>
+              <w:left w:val="single" w:sz="4" w:space="0" w:color="A6B4CC"/>
+              <w:bottom w:val="single" w:sz="4" w:space="0" w:color="A6B4CC"/>
+              <w:right w:val="single" w:sz="4" w:space="0" w:color="A6B4CC"/>
+            </w:tcBorders>
+            <w:shd w:color="auto" w:fill="F2F5FA" w:val="clear"/>
+          </w:tcPr>
+          <w:p>
+            <w:pPr>
+              <w:pStyle w:val="Normal"/>
+              <w:spacing w:lineRule="exact" w:line="240" w:before="0" w:after="0"/>
+              <w:rPr/>
+            </w:pPr>
+            <w:r>
+              <w:rPr>
+                <w:sz w:val="19"/>
+                <w:szCs w:val="19"/>
+              </w:rPr>
+              <w:t>2</w:t>
+            </w:r>
+          </w:p>
+        </w:tc>
+        <w:tc>
+          <w:tcPr>
+            <w:tcW w:w="2079" w:type="dxa"/>
+            <w:tcBorders>
+              <w:top w:val="single" w:sz="4" w:space="0" w:color="A6B4CC"/>
+              <w:left w:val="single" w:sz="4" w:space="0" w:color="A6B4CC"/>
+              <w:bottom w:val="single" w:sz="4" w:space="0" w:color="A6B4CC"/>
+              <w:right w:val="single" w:sz="4" w:space="0" w:color="A6B4CC"/>
+            </w:tcBorders>
+            <w:shd w:color="auto" w:fill="F2F5FA" w:val="clear"/>
+          </w:tcPr>
+          <w:p>
+            <w:pPr>
+              <w:pStyle w:val="Normal"/>
+              <w:spacing w:lineRule="exact" w:line="240" w:before="0" w:after="0"/>
+              <w:rPr/>
+            </w:pPr>
+            <w:r>
+              <w:rPr>
+                <w:sz w:val="19"/>
+                <w:szCs w:val="19"/>
+              </w:rPr>
+              <w:t>Candidate filtering</w:t>
+            </w:r>
+          </w:p>
+        </w:tc>
+        <w:tc>
+          <w:tcPr>
+            <w:tcW w:w="2080" w:type="dxa"/>
+            <w:tcBorders>
+              <w:top w:val="single" w:sz="4" w:space="0" w:color="A6B4CC"/>
+              <w:left w:val="single" w:sz="4" w:space="0" w:color="A6B4CC"/>
+              <w:bottom w:val="single" w:sz="4" w:space="0" w:color="A6B4CC"/>
+              <w:right w:val="single" w:sz="4" w:space="0" w:color="A6B4CC"/>
+            </w:tcBorders>
+            <w:shd w:color="auto" w:fill="F2F5FA" w:val="clear"/>
+          </w:tcPr>
+          <w:p>
+            <w:pPr>
+              <w:pStyle w:val="Normal"/>
+              <w:spacing w:lineRule="exact" w:line="240" w:before="0" w:after="0"/>
+              <w:rPr/>
+            </w:pPr>
+            <w:r>
+              <w:rPr>
+                <w:sz w:val="19"/>
+                <w:szCs w:val="19"/>
+              </w:rPr>
+              <w:t>Folder with binaries, text, tiny file, duplicate</w:t>
+            </w:r>
+          </w:p>
+        </w:tc>
+        <w:tc>
+          <w:tcPr>
+            <w:tcW w:w="2079" w:type="dxa"/>
+            <w:tcBorders>
+              <w:top w:val="single" w:sz="4" w:space="0" w:color="A6B4CC"/>
+              <w:left w:val="single" w:sz="4" w:space="0" w:color="A6B4CC"/>
+              <w:bottom w:val="single" w:sz="4" w:space="0" w:color="A6B4CC"/>
+              <w:right w:val="single" w:sz="4" w:space="0" w:color="A6B4CC"/>
+            </w:tcBorders>
+            <w:shd w:color="auto" w:fill="F2F5FA" w:val="clear"/>
+          </w:tcPr>
+          <w:p>
+            <w:pPr>
+              <w:pStyle w:val="Normal"/>
+              <w:spacing w:lineRule="exact" w:line="240" w:before="0" w:after="0"/>
+              <w:rPr/>
+            </w:pPr>
+            <w:r>
+              <w:rPr>
+                <w:sz w:val="19"/>
+                <w:szCs w:val="19"/>
+              </w:rPr>
+              <w:t>Only PE/ELF within size limits</w:t>
+            </w:r>
+          </w:p>
+        </w:tc>
+        <w:tc>
+          <w:tcPr>
+            <w:tcW w:w="1890" w:type="dxa"/>
+            <w:tcBorders>
+              <w:top w:val="single" w:sz="4" w:space="0" w:color="A6B4CC"/>
+              <w:left w:val="single" w:sz="4" w:space="0" w:color="A6B4CC"/>
+              <w:bottom w:val="single" w:sz="4" w:space="0" w:color="A6B4CC"/>
+              <w:right w:val="single" w:sz="4" w:space="0" w:color="A6B4CC"/>
+            </w:tcBorders>
+            <w:shd w:color="auto" w:fill="F2F5FA" w:val="clear"/>
+          </w:tcPr>
+          <w:p>
+            <w:pPr>
+              <w:pStyle w:val="Normal"/>
+              <w:spacing w:lineRule="exact" w:line="240" w:before="0" w:after="0"/>
+              <w:rPr/>
+            </w:pPr>
+            <w:r>
+              <w:rPr>
+                <w:sz w:val="19"/>
+                <w:szCs w:val="19"/>
+              </w:rPr>
+              <w:t>As expected</w:t>
+            </w:r>
+          </w:p>
+        </w:tc>
+        <w:tc>
+          <w:tcPr>
+            <w:tcW w:w="760" w:type="dxa"/>
+            <w:tcBorders>
+              <w:top w:val="single" w:sz="4" w:space="0" w:color="A6B4CC"/>
+              <w:left w:val="single" w:sz="4" w:space="0" w:color="A6B4CC"/>
+              <w:bottom w:val="single" w:sz="4" w:space="0" w:color="A6B4CC"/>
+              <w:right w:val="single" w:sz="4" w:space="0" w:color="A6B4CC"/>
+            </w:tcBorders>
+            <w:shd w:color="auto" w:fill="F2F5FA" w:val="clear"/>
+          </w:tcPr>
+          <w:p>
+            <w:pPr>
+              <w:pStyle w:val="Normal"/>
+              <w:spacing w:lineRule="exact" w:line="240" w:before="0" w:after="0"/>
+              <w:rPr/>
+            </w:pPr>
+            <w:r>
+              <w:rPr>
+                <w:sz w:val="19"/>
+                <w:szCs w:val="19"/>
+              </w:rPr>
+              <w:t>Pass</w:t>
+            </w:r>
+          </w:p>
+        </w:tc>
+      </w:tr>
+      <w:tr>
+        <w:trPr>
+          <w:cantSplit w:val="true"/>
+        </w:trPr>
+        <w:tc>
+          <w:tcPr>
+            <w:tcW w:w="471" w:type="dxa"/>
+            <w:tcBorders>
+              <w:top w:val="single" w:sz="4" w:space="0" w:color="A6B4CC"/>
+              <w:left w:val="single" w:sz="4" w:space="0" w:color="A6B4CC"/>
+              <w:bottom w:val="single" w:sz="4" w:space="0" w:color="A6B4CC"/>
+              <w:right w:val="single" w:sz="4" w:space="0" w:color="A6B4CC"/>
+            </w:tcBorders>
+          </w:tcPr>
+          <w:p>
+            <w:pPr>
+              <w:pStyle w:val="Normal"/>
+              <w:spacing w:lineRule="exact" w:line="240" w:before="0" w:after="0"/>
+              <w:rPr/>
+            </w:pPr>
+            <w:r>
+              <w:rPr>
+                <w:sz w:val="19"/>
+                <w:szCs w:val="19"/>
+              </w:rPr>
+              <w:t>3</w:t>
+            </w:r>
+          </w:p>
+        </w:tc>
+        <w:tc>
+          <w:tcPr>
+            <w:tcW w:w="2079" w:type="dxa"/>
+            <w:tcBorders>
+              <w:top w:val="single" w:sz="4" w:space="0" w:color="A6B4CC"/>
+              <w:left w:val="single" w:sz="4" w:space="0" w:color="A6B4CC"/>
+              <w:bottom w:val="single" w:sz="4" w:space="0" w:color="A6B4CC"/>
+              <w:right w:val="single" w:sz="4" w:space="0" w:color="A6B4CC"/>
+            </w:tcBorders>
+          </w:tcPr>
+          <w:p>
+            <w:pPr>
+              <w:pStyle w:val="Normal"/>
+              <w:spacing w:lineRule="exact" w:line="240" w:before="0" w:after="0"/>
+              <w:rPr/>
+            </w:pPr>
+            <w:r>
+              <w:rPr>
+                <w:sz w:val="19"/>
+                <w:szCs w:val="19"/>
+              </w:rPr>
+              <w:t>Malimg-format output</w:t>
+            </w:r>
+          </w:p>
+        </w:tc>
+        <w:tc>
+          <w:tcPr>
+            <w:tcW w:w="2080" w:type="dxa"/>
+            <w:tcBorders>
+              <w:top w:val="single" w:sz="4" w:space="0" w:color="A6B4CC"/>
+              <w:left w:val="single" w:sz="4" w:space="0" w:color="A6B4CC"/>
+              <w:bottom w:val="single" w:sz="4" w:space="0" w:color="A6B4CC"/>
+              <w:right w:val="single" w:sz="4" w:space="0" w:color="A6B4CC"/>
+            </w:tcBorders>
+          </w:tcPr>
+          <w:p>
+            <w:pPr>
+              <w:pStyle w:val="Normal"/>
+              <w:spacing w:lineRule="exact" w:line="240" w:before="0" w:after="0"/>
+              <w:rPr/>
+            </w:pPr>
+            <w:r>
+              <w:rPr>
+                <w:sz w:val="19"/>
+                <w:szCs w:val="19"/>
+              </w:rPr>
+              <w:t>40 KB PE</w:t>
+            </w:r>
+          </w:p>
+        </w:tc>
+        <w:tc>
+          <w:tcPr>
+            <w:tcW w:w="2079" w:type="dxa"/>
+            <w:tcBorders>
+              <w:top w:val="single" w:sz="4" w:space="0" w:color="A6B4CC"/>
+              <w:left w:val="single" w:sz="4" w:space="0" w:color="A6B4CC"/>
+              <w:bottom w:val="single" w:sz="4" w:space="0" w:color="A6B4CC"/>
+              <w:right w:val="single" w:sz="4" w:space="0" w:color="A6B4CC"/>
+            </w:tcBorders>
+          </w:tcPr>
+          <w:p>
+            <w:pPr>
+              <w:pStyle w:val="Normal"/>
+              <w:spacing w:lineRule="exact" w:line="240" w:before="0" w:after="0"/>
+              <w:rPr/>
+            </w:pPr>
+            <w:r>
+              <w:rPr>
+                <w:sz w:val="19"/>
+                <w:szCs w:val="19"/>
+              </w:rPr>
+              <w:t>Full-size 320×128 PNG identical to the Malimg layout</w:t>
+            </w:r>
+          </w:p>
+        </w:tc>
+        <w:tc>
+          <w:tcPr>
+            <w:tcW w:w="1890" w:type="dxa"/>
+            <w:tcBorders>
+              <w:top w:val="single" w:sz="4" w:space="0" w:color="A6B4CC"/>
+              <w:left w:val="single" w:sz="4" w:space="0" w:color="A6B4CC"/>
+              <w:bottom w:val="single" w:sz="4" w:space="0" w:color="A6B4CC"/>
+              <w:right w:val="single" w:sz="4" w:space="0" w:color="A6B4CC"/>
+            </w:tcBorders>
+          </w:tcPr>
+          <w:p>
+            <w:pPr>
+              <w:pStyle w:val="Normal"/>
+              <w:spacing w:lineRule="exact" w:line="240" w:before="0" w:after="0"/>
+              <w:rPr/>
+            </w:pPr>
+            <w:r>
+              <w:rPr>
+                <w:sz w:val="19"/>
+                <w:szCs w:val="19"/>
+              </w:rPr>
+              <w:t>Identical</w:t>
+            </w:r>
+          </w:p>
+        </w:tc>
+        <w:tc>
+          <w:tcPr>
+            <w:tcW w:w="760" w:type="dxa"/>
+            <w:tcBorders>
+              <w:top w:val="single" w:sz="4" w:space="0" w:color="A6B4CC"/>
+              <w:left w:val="single" w:sz="4" w:space="0" w:color="A6B4CC"/>
+              <w:bottom w:val="single" w:sz="4" w:space="0" w:color="A6B4CC"/>
+              <w:right w:val="single" w:sz="4" w:space="0" w:color="A6B4CC"/>
+            </w:tcBorders>
+          </w:tcPr>
+          <w:p>
+            <w:pPr>
+              <w:pStyle w:val="Normal"/>
+              <w:spacing w:lineRule="exact" w:line="240" w:before="0" w:after="0"/>
+              <w:rPr/>
+            </w:pPr>
+            <w:r>
+              <w:rPr>
+                <w:sz w:val="19"/>
+                <w:szCs w:val="19"/>
+              </w:rPr>
+              <w:t>Pass</w:t>
+            </w:r>
+          </w:p>
+        </w:tc>
+      </w:tr>
+      <w:tr>
+        <w:trPr>
+          <w:cantSplit w:val="true"/>
+        </w:trPr>
+        <w:tc>
+          <w:tcPr>
+            <w:tcW w:w="471" w:type="dxa"/>
+            <w:tcBorders>
+              <w:top w:val="single" w:sz="4" w:space="0" w:color="A6B4CC"/>
+              <w:left w:val="single" w:sz="4" w:space="0" w:color="A6B4CC"/>
+              <w:bottom w:val="single" w:sz="4" w:space="0" w:color="A6B4CC"/>
+              <w:right w:val="single" w:sz="4" w:space="0" w:color="A6B4CC"/>
+            </w:tcBorders>
+            <w:shd w:color="auto" w:fill="F2F5FA" w:val="clear"/>
+          </w:tcPr>
+          <w:p>
+            <w:pPr>
+              <w:pStyle w:val="Normal"/>
+              <w:spacing w:lineRule="exact" w:line="240" w:before="0" w:after="0"/>
+              <w:rPr/>
+            </w:pPr>
+            <w:r>
+              <w:rPr>
+                <w:sz w:val="19"/>
+                <w:szCs w:val="19"/>
+              </w:rPr>
+              <w:t>4</w:t>
+            </w:r>
+          </w:p>
+        </w:tc>
+        <w:tc>
+          <w:tcPr>
+            <w:tcW w:w="2079" w:type="dxa"/>
+            <w:tcBorders>
+              <w:top w:val="single" w:sz="4" w:space="0" w:color="A6B4CC"/>
+              <w:left w:val="single" w:sz="4" w:space="0" w:color="A6B4CC"/>
+              <w:bottom w:val="single" w:sz="4" w:space="0" w:color="A6B4CC"/>
+              <w:right w:val="single" w:sz="4" w:space="0" w:color="A6B4CC"/>
+            </w:tcBorders>
+            <w:shd w:color="auto" w:fill="F2F5FA" w:val="clear"/>
+          </w:tcPr>
+          <w:p>
+            <w:pPr>
+              <w:pStyle w:val="Normal"/>
+              <w:spacing w:lineRule="exact" w:line="240" w:before="0" w:after="0"/>
+              <w:rPr/>
+            </w:pPr>
+            <w:r>
+              <w:rPr>
+                <w:sz w:val="19"/>
+                <w:szCs w:val="19"/>
+              </w:rPr>
+              <w:t>Duplicate removal</w:t>
+            </w:r>
+          </w:p>
+        </w:tc>
+        <w:tc>
+          <w:tcPr>
+            <w:tcW w:w="2080" w:type="dxa"/>
+            <w:tcBorders>
+              <w:top w:val="single" w:sz="4" w:space="0" w:color="A6B4CC"/>
+              <w:left w:val="single" w:sz="4" w:space="0" w:color="A6B4CC"/>
+              <w:bottom w:val="single" w:sz="4" w:space="0" w:color="A6B4CC"/>
+              <w:right w:val="single" w:sz="4" w:space="0" w:color="A6B4CC"/>
+            </w:tcBorders>
+            <w:shd w:color="auto" w:fill="F2F5FA" w:val="clear"/>
+          </w:tcPr>
+          <w:p>
+            <w:pPr>
+              <w:pStyle w:val="Normal"/>
+              <w:spacing w:lineRule="exact" w:line="240" w:before="0" w:after="0"/>
+              <w:rPr/>
+            </w:pPr>
+            <w:r>
+              <w:rPr>
+                <w:sz w:val="19"/>
+                <w:szCs w:val="19"/>
+              </w:rPr>
+              <w:t>Two identical files</w:t>
+            </w:r>
+          </w:p>
+        </w:tc>
+        <w:tc>
+          <w:tcPr>
+            <w:tcW w:w="2079" w:type="dxa"/>
+            <w:tcBorders>
+              <w:top w:val="single" w:sz="4" w:space="0" w:color="A6B4CC"/>
+              <w:left w:val="single" w:sz="4" w:space="0" w:color="A6B4CC"/>
+              <w:bottom w:val="single" w:sz="4" w:space="0" w:color="A6B4CC"/>
+              <w:right w:val="single" w:sz="4" w:space="0" w:color="A6B4CC"/>
+            </w:tcBorders>
+            <w:shd w:color="auto" w:fill="F2F5FA" w:val="clear"/>
+          </w:tcPr>
+          <w:p>
+            <w:pPr>
+              <w:pStyle w:val="Normal"/>
+              <w:spacing w:lineRule="exact" w:line="240" w:before="0" w:after="0"/>
+              <w:rPr/>
+            </w:pPr>
+            <w:r>
+              <w:rPr>
+                <w:sz w:val="19"/>
+                <w:szCs w:val="19"/>
+              </w:rPr>
+              <w:t>One image written</w:t>
+            </w:r>
+          </w:p>
+        </w:tc>
+        <w:tc>
+          <w:tcPr>
+            <w:tcW w:w="1890" w:type="dxa"/>
+            <w:tcBorders>
+              <w:top w:val="single" w:sz="4" w:space="0" w:color="A6B4CC"/>
+              <w:left w:val="single" w:sz="4" w:space="0" w:color="A6B4CC"/>
+              <w:bottom w:val="single" w:sz="4" w:space="0" w:color="A6B4CC"/>
+              <w:right w:val="single" w:sz="4" w:space="0" w:color="A6B4CC"/>
+            </w:tcBorders>
+            <w:shd w:color="auto" w:fill="F2F5FA" w:val="clear"/>
+          </w:tcPr>
+          <w:p>
+            <w:pPr>
+              <w:pStyle w:val="Normal"/>
+              <w:spacing w:lineRule="exact" w:line="240" w:before="0" w:after="0"/>
+              <w:rPr/>
+            </w:pPr>
+            <w:r>
+              <w:rPr>
+                <w:sz w:val="19"/>
+                <w:szCs w:val="19"/>
+              </w:rPr>
+              <w:t>One image</w:t>
+            </w:r>
+          </w:p>
+        </w:tc>
+        <w:tc>
+          <w:tcPr>
+            <w:tcW w:w="760" w:type="dxa"/>
+            <w:tcBorders>
+              <w:top w:val="single" w:sz="4" w:space="0" w:color="A6B4CC"/>
+              <w:left w:val="single" w:sz="4" w:space="0" w:color="A6B4CC"/>
+              <w:bottom w:val="single" w:sz="4" w:space="0" w:color="A6B4CC"/>
+              <w:right w:val="single" w:sz="4" w:space="0" w:color="A6B4CC"/>
+            </w:tcBorders>
+            <w:shd w:color="auto" w:fill="F2F5FA" w:val="clear"/>
+          </w:tcPr>
+          <w:p>
+            <w:pPr>
+              <w:pStyle w:val="Normal"/>
+              <w:spacing w:lineRule="exact" w:line="240" w:before="0" w:after="0"/>
+              <w:rPr/>
+            </w:pPr>
+            <w:r>
+              <w:rPr>
+                <w:sz w:val="19"/>
+                <w:szCs w:val="19"/>
+              </w:rPr>
+              <w:t>Pass</w:t>
+            </w:r>
+          </w:p>
+        </w:tc>
+      </w:tr>
+      <w:tr>
+        <w:trPr>
+          <w:cantSplit w:val="true"/>
+        </w:trPr>
+        <w:tc>
+          <w:tcPr>
+            <w:tcW w:w="471" w:type="dxa"/>
+            <w:tcBorders>
+              <w:top w:val="single" w:sz="4" w:space="0" w:color="A6B4CC"/>
+              <w:left w:val="single" w:sz="4" w:space="0" w:color="A6B4CC"/>
+              <w:bottom w:val="single" w:sz="4" w:space="0" w:color="A6B4CC"/>
+              <w:right w:val="single" w:sz="4" w:space="0" w:color="A6B4CC"/>
+            </w:tcBorders>
+          </w:tcPr>
+          <w:p>
+            <w:pPr>
+              <w:pStyle w:val="Normal"/>
+              <w:spacing w:lineRule="exact" w:line="240" w:before="0" w:after="0"/>
+              <w:rPr/>
+            </w:pPr>
+            <w:r>
+              <w:rPr>
+                <w:sz w:val="19"/>
+                <w:szCs w:val="19"/>
+              </w:rPr>
+              <w:t>5</w:t>
+            </w:r>
+          </w:p>
+        </w:tc>
+        <w:tc>
+          <w:tcPr>
+            <w:tcW w:w="2079" w:type="dxa"/>
+            <w:tcBorders>
+              <w:top w:val="single" w:sz="4" w:space="0" w:color="A6B4CC"/>
+              <w:left w:val="single" w:sz="4" w:space="0" w:color="A6B4CC"/>
+              <w:bottom w:val="single" w:sz="4" w:space="0" w:color="A6B4CC"/>
+              <w:right w:val="single" w:sz="4" w:space="0" w:color="A6B4CC"/>
+            </w:tcBorders>
+          </w:tcPr>
+          <w:p>
+            <w:pPr>
+              <w:pStyle w:val="Normal"/>
+              <w:spacing w:lineRule="exact" w:line="240" w:before="0" w:after="0"/>
+              <w:rPr/>
+            </w:pPr>
+            <w:r>
+              <w:rPr>
+                <w:sz w:val="19"/>
+                <w:szCs w:val="19"/>
+              </w:rPr>
+              <w:t>Training files excluded</w:t>
+            </w:r>
+          </w:p>
+        </w:tc>
+        <w:tc>
+          <w:tcPr>
+            <w:tcW w:w="2080" w:type="dxa"/>
+            <w:tcBorders>
+              <w:top w:val="single" w:sz="4" w:space="0" w:color="A6B4CC"/>
+              <w:left w:val="single" w:sz="4" w:space="0" w:color="A6B4CC"/>
+              <w:bottom w:val="single" w:sz="4" w:space="0" w:color="A6B4CC"/>
+              <w:right w:val="single" w:sz="4" w:space="0" w:color="A6B4CC"/>
+            </w:tcBorders>
+          </w:tcPr>
+          <w:p>
+            <w:pPr>
+              <w:pStyle w:val="Normal"/>
+              <w:spacing w:lineRule="exact" w:line="240" w:before="0" w:after="0"/>
+              <w:rPr/>
+            </w:pPr>
+            <w:r>
+              <w:rPr>
+                <w:sz w:val="19"/>
+                <w:szCs w:val="19"/>
+              </w:rPr>
+              <w:t>Manifest hashes passed as exclusions</w:t>
+            </w:r>
+          </w:p>
+        </w:tc>
+        <w:tc>
+          <w:tcPr>
+            <w:tcW w:w="2079" w:type="dxa"/>
+            <w:tcBorders>
+              <w:top w:val="single" w:sz="4" w:space="0" w:color="A6B4CC"/>
+              <w:left w:val="single" w:sz="4" w:space="0" w:color="A6B4CC"/>
+              <w:bottom w:val="single" w:sz="4" w:space="0" w:color="A6B4CC"/>
+              <w:right w:val="single" w:sz="4" w:space="0" w:color="A6B4CC"/>
+            </w:tcBorders>
+          </w:tcPr>
+          <w:p>
+            <w:pPr>
+              <w:pStyle w:val="Normal"/>
+              <w:spacing w:lineRule="exact" w:line="240" w:before="0" w:after="0"/>
+              <w:rPr/>
+            </w:pPr>
+            <w:r>
+              <w:rPr>
+                <w:sz w:val="19"/>
+                <w:szCs w:val="19"/>
+              </w:rPr>
+              <w:t>No images written twice</w:t>
+            </w:r>
+          </w:p>
+        </w:tc>
+        <w:tc>
+          <w:tcPr>
+            <w:tcW w:w="1890" w:type="dxa"/>
+            <w:tcBorders>
+              <w:top w:val="single" w:sz="4" w:space="0" w:color="A6B4CC"/>
+              <w:left w:val="single" w:sz="4" w:space="0" w:color="A6B4CC"/>
+              <w:bottom w:val="single" w:sz="4" w:space="0" w:color="A6B4CC"/>
+              <w:right w:val="single" w:sz="4" w:space="0" w:color="A6B4CC"/>
+            </w:tcBorders>
+          </w:tcPr>
+          <w:p>
+            <w:pPr>
+              <w:pStyle w:val="Normal"/>
+              <w:spacing w:lineRule="exact" w:line="240" w:before="0" w:after="0"/>
+              <w:rPr/>
+            </w:pPr>
+            <w:r>
+              <w:rPr>
+                <w:sz w:val="19"/>
+                <w:szCs w:val="19"/>
+              </w:rPr>
+              <w:t>None written</w:t>
+            </w:r>
+          </w:p>
+        </w:tc>
+        <w:tc>
+          <w:tcPr>
+            <w:tcW w:w="760" w:type="dxa"/>
+            <w:tcBorders>
+              <w:top w:val="single" w:sz="4" w:space="0" w:color="A6B4CC"/>
+              <w:left w:val="single" w:sz="4" w:space="0" w:color="A6B4CC"/>
+              <w:bottom w:val="single" w:sz="4" w:space="0" w:color="A6B4CC"/>
+              <w:right w:val="single" w:sz="4" w:space="0" w:color="A6B4CC"/>
+            </w:tcBorders>
+          </w:tcPr>
+          <w:p>
+            <w:pPr>
+              <w:pStyle w:val="Normal"/>
+              <w:spacing w:lineRule="exact" w:line="240" w:before="0" w:after="0"/>
+              <w:rPr/>
+            </w:pPr>
+            <w:r>
+              <w:rPr>
+                <w:sz w:val="19"/>
+                <w:szCs w:val="19"/>
+              </w:rPr>
+              <w:t>Pass</w:t>
+            </w:r>
+          </w:p>
+        </w:tc>
+      </w:tr>
+      <w:tr>
+        <w:trPr>
+          <w:cantSplit w:val="true"/>
+        </w:trPr>
+        <w:tc>
+          <w:tcPr>
+            <w:tcW w:w="471" w:type="dxa"/>
+            <w:tcBorders>
+              <w:top w:val="single" w:sz="4" w:space="0" w:color="A6B4CC"/>
+              <w:left w:val="single" w:sz="4" w:space="0" w:color="A6B4CC"/>
+              <w:bottom w:val="single" w:sz="4" w:space="0" w:color="A6B4CC"/>
+              <w:right w:val="single" w:sz="4" w:space="0" w:color="A6B4CC"/>
+            </w:tcBorders>
+            <w:shd w:color="auto" w:fill="F2F5FA" w:val="clear"/>
+          </w:tcPr>
+          <w:p>
+            <w:pPr>
+              <w:pStyle w:val="Normal"/>
+              <w:spacing w:lineRule="exact" w:line="240" w:before="0" w:after="0"/>
+              <w:rPr/>
+            </w:pPr>
+            <w:r>
+              <w:rPr>
+                <w:sz w:val="19"/>
+                <w:szCs w:val="19"/>
+              </w:rPr>
+              <w:t>6</w:t>
+            </w:r>
+          </w:p>
+        </w:tc>
+        <w:tc>
+          <w:tcPr>
+            <w:tcW w:w="2079" w:type="dxa"/>
+            <w:tcBorders>
+              <w:top w:val="single" w:sz="4" w:space="0" w:color="A6B4CC"/>
+              <w:left w:val="single" w:sz="4" w:space="0" w:color="A6B4CC"/>
+              <w:bottom w:val="single" w:sz="4" w:space="0" w:color="A6B4CC"/>
+              <w:right w:val="single" w:sz="4" w:space="0" w:color="A6B4CC"/>
+            </w:tcBorders>
+            <w:shd w:color="auto" w:fill="F2F5FA" w:val="clear"/>
+          </w:tcPr>
+          <w:p>
+            <w:pPr>
+              <w:pStyle w:val="Normal"/>
+              <w:spacing w:lineRule="exact" w:line="240" w:before="0" w:after="0"/>
+              <w:rPr/>
+            </w:pPr>
+            <w:r>
+              <w:rPr>
+                <w:sz w:val="19"/>
+                <w:szCs w:val="19"/>
+              </w:rPr>
+              <w:t>No Benign class</w:t>
+            </w:r>
+          </w:p>
+        </w:tc>
+        <w:tc>
+          <w:tcPr>
+            <w:tcW w:w="2080" w:type="dxa"/>
+            <w:tcBorders>
+              <w:top w:val="single" w:sz="4" w:space="0" w:color="A6B4CC"/>
+              <w:left w:val="single" w:sz="4" w:space="0" w:color="A6B4CC"/>
+              <w:bottom w:val="single" w:sz="4" w:space="0" w:color="A6B4CC"/>
+              <w:right w:val="single" w:sz="4" w:space="0" w:color="A6B4CC"/>
+            </w:tcBorders>
+            <w:shd w:color="auto" w:fill="F2F5FA" w:val="clear"/>
+          </w:tcPr>
+          <w:p>
+            <w:pPr>
+              <w:pStyle w:val="Normal"/>
+              <w:spacing w:lineRule="exact" w:line="240" w:before="0" w:after="0"/>
+              <w:rPr/>
+            </w:pPr>
+            <w:r>
+              <w:rPr>
+                <w:sz w:val="19"/>
+                <w:szCs w:val="19"/>
+              </w:rPr>
+              <w:t>Model with malware classes only</w:t>
+            </w:r>
+          </w:p>
+        </w:tc>
+        <w:tc>
+          <w:tcPr>
+            <w:tcW w:w="2079" w:type="dxa"/>
+            <w:tcBorders>
+              <w:top w:val="single" w:sz="4" w:space="0" w:color="A6B4CC"/>
+              <w:left w:val="single" w:sz="4" w:space="0" w:color="A6B4CC"/>
+              <w:bottom w:val="single" w:sz="4" w:space="0" w:color="A6B4CC"/>
+              <w:right w:val="single" w:sz="4" w:space="0" w:color="A6B4CC"/>
+            </w:tcBorders>
+            <w:shd w:color="auto" w:fill="F2F5FA" w:val="clear"/>
+          </w:tcPr>
+          <w:p>
+            <w:pPr>
+              <w:pStyle w:val="Normal"/>
+              <w:spacing w:lineRule="exact" w:line="240" w:before="0" w:after="0"/>
+              <w:rPr/>
+            </w:pPr>
+            <w:r>
+              <w:rPr>
+                <w:sz w:val="19"/>
+                <w:szCs w:val="19"/>
+              </w:rPr>
+              <w:t>False positive rate = 100%</w:t>
+            </w:r>
+          </w:p>
+        </w:tc>
+        <w:tc>
+          <w:tcPr>
+            <w:tcW w:w="1890" w:type="dxa"/>
+            <w:tcBorders>
+              <w:top w:val="single" w:sz="4" w:space="0" w:color="A6B4CC"/>
+              <w:left w:val="single" w:sz="4" w:space="0" w:color="A6B4CC"/>
+              <w:bottom w:val="single" w:sz="4" w:space="0" w:color="A6B4CC"/>
+              <w:right w:val="single" w:sz="4" w:space="0" w:color="A6B4CC"/>
+            </w:tcBorders>
+            <w:shd w:color="auto" w:fill="F2F5FA" w:val="clear"/>
+          </w:tcPr>
+          <w:p>
+            <w:pPr>
+              <w:pStyle w:val="Normal"/>
+              <w:spacing w:lineRule="exact" w:line="240" w:before="0" w:after="0"/>
+              <w:rPr/>
+            </w:pPr>
+            <w:r>
+              <w:rPr>
+                <w:sz w:val="19"/>
+                <w:szCs w:val="19"/>
+              </w:rPr>
+              <w:t>100%</w:t>
+            </w:r>
+          </w:p>
+        </w:tc>
+        <w:tc>
+          <w:tcPr>
+            <w:tcW w:w="760" w:type="dxa"/>
+            <w:tcBorders>
+              <w:top w:val="single" w:sz="4" w:space="0" w:color="A6B4CC"/>
+              <w:left w:val="single" w:sz="4" w:space="0" w:color="A6B4CC"/>
+              <w:bottom w:val="single" w:sz="4" w:space="0" w:color="A6B4CC"/>
+              <w:right w:val="single" w:sz="4" w:space="0" w:color="A6B4CC"/>
+            </w:tcBorders>
+            <w:shd w:color="auto" w:fill="F2F5FA" w:val="clear"/>
+          </w:tcPr>
+          <w:p>
+            <w:pPr>
+              <w:pStyle w:val="Normal"/>
+              <w:spacing w:lineRule="exact" w:line="240" w:before="0" w:after="0"/>
+              <w:rPr/>
+            </w:pPr>
+            <w:r>
+              <w:rPr>
+                <w:sz w:val="19"/>
+                <w:szCs w:val="19"/>
+              </w:rPr>
+              <w:t>Pass</w:t>
+            </w:r>
+          </w:p>
+        </w:tc>
+      </w:tr>
+      <w:tr>
+        <w:trPr>
+          <w:cantSplit w:val="true"/>
+        </w:trPr>
+        <w:tc>
+          <w:tcPr>
+            <w:tcW w:w="471" w:type="dxa"/>
+            <w:tcBorders>
+              <w:top w:val="single" w:sz="4" w:space="0" w:color="A6B4CC"/>
+              <w:left w:val="single" w:sz="4" w:space="0" w:color="A6B4CC"/>
+              <w:bottom w:val="single" w:sz="4" w:space="0" w:color="A6B4CC"/>
+              <w:right w:val="single" w:sz="4" w:space="0" w:color="A6B4CC"/>
+            </w:tcBorders>
+          </w:tcPr>
+          <w:p>
+            <w:pPr>
+              <w:pStyle w:val="Normal"/>
+              <w:spacing w:lineRule="exact" w:line="240" w:before="0" w:after="0"/>
+              <w:rPr/>
+            </w:pPr>
+            <w:r>
+              <w:rPr>
+                <w:sz w:val="19"/>
+                <w:szCs w:val="19"/>
+              </w:rPr>
+              <w:t>7</w:t>
+            </w:r>
+          </w:p>
+        </w:tc>
+        <w:tc>
+          <w:tcPr>
+            <w:tcW w:w="2079" w:type="dxa"/>
+            <w:tcBorders>
+              <w:top w:val="single" w:sz="4" w:space="0" w:color="A6B4CC"/>
+              <w:left w:val="single" w:sz="4" w:space="0" w:color="A6B4CC"/>
+              <w:bottom w:val="single" w:sz="4" w:space="0" w:color="A6B4CC"/>
+              <w:right w:val="single" w:sz="4" w:space="0" w:color="A6B4CC"/>
+            </w:tcBorders>
+          </w:tcPr>
+          <w:p>
+            <w:pPr>
+              <w:pStyle w:val="Normal"/>
+              <w:spacing w:lineRule="exact" w:line="240" w:before="0" w:after="0"/>
+              <w:rPr/>
+            </w:pPr>
+            <w:r>
+              <w:rPr>
+                <w:sz w:val="19"/>
+                <w:szCs w:val="19"/>
+              </w:rPr>
+              <w:t>Dashboard KPI</w:t>
+            </w:r>
+          </w:p>
+        </w:tc>
+        <w:tc>
+          <w:tcPr>
+            <w:tcW w:w="2080" w:type="dxa"/>
+            <w:tcBorders>
+              <w:top w:val="single" w:sz="4" w:space="0" w:color="A6B4CC"/>
+              <w:left w:val="single" w:sz="4" w:space="0" w:color="A6B4CC"/>
+              <w:bottom w:val="single" w:sz="4" w:space="0" w:color="A6B4CC"/>
+              <w:right w:val="single" w:sz="4" w:space="0" w:color="A6B4CC"/>
+            </w:tcBorders>
+          </w:tcPr>
+          <w:p>
+            <w:pPr>
+              <w:pStyle w:val="Normal"/>
+              <w:spacing w:lineRule="exact" w:line="240" w:before="0" w:after="0"/>
+              <w:rPr/>
+            </w:pPr>
+            <w:r>
+              <w:rPr>
+                <w:sz w:val="19"/>
+                <w:szCs w:val="19"/>
+              </w:rPr>
+              <w:t>1 malware + 2 Benign events</w:t>
+            </w:r>
+          </w:p>
+        </w:tc>
+        <w:tc>
+          <w:tcPr>
+            <w:tcW w:w="2079" w:type="dxa"/>
+            <w:tcBorders>
+              <w:top w:val="single" w:sz="4" w:space="0" w:color="A6B4CC"/>
+              <w:left w:val="single" w:sz="4" w:space="0" w:color="A6B4CC"/>
+              <w:bottom w:val="single" w:sz="4" w:space="0" w:color="A6B4CC"/>
+              <w:right w:val="single" w:sz="4" w:space="0" w:color="A6B4CC"/>
+            </w:tcBorders>
+          </w:tcPr>
+          <w:p>
+            <w:pPr>
+              <w:pStyle w:val="Normal"/>
+              <w:spacing w:lineRule="exact" w:line="240" w:before="0" w:after="0"/>
+              <w:rPr/>
+            </w:pPr>
+            <w:r>
+              <w:rPr>
+                <w:sz w:val="19"/>
+                <w:szCs w:val="19"/>
+              </w:rPr>
+              <w:t>Malware 1, Benign 2</w:t>
+            </w:r>
+          </w:p>
+        </w:tc>
+        <w:tc>
+          <w:tcPr>
+            <w:tcW w:w="1890" w:type="dxa"/>
+            <w:tcBorders>
+              <w:top w:val="single" w:sz="4" w:space="0" w:color="A6B4CC"/>
+              <w:left w:val="single" w:sz="4" w:space="0" w:color="A6B4CC"/>
+              <w:bottom w:val="single" w:sz="4" w:space="0" w:color="A6B4CC"/>
+              <w:right w:val="single" w:sz="4" w:space="0" w:color="A6B4CC"/>
+            </w:tcBorders>
+          </w:tcPr>
+          <w:p>
+            <w:pPr>
+              <w:pStyle w:val="Normal"/>
+              <w:spacing w:lineRule="exact" w:line="240" w:before="0" w:after="0"/>
+              <w:rPr/>
+            </w:pPr>
+            <w:r>
+              <w:rPr>
+                <w:sz w:val="19"/>
+                <w:szCs w:val="19"/>
+              </w:rPr>
+              <w:t>As expected</w:t>
+            </w:r>
+          </w:p>
+        </w:tc>
+        <w:tc>
+          <w:tcPr>
+            <w:tcW w:w="760" w:type="dxa"/>
+            <w:tcBorders>
+              <w:top w:val="single" w:sz="4" w:space="0" w:color="A6B4CC"/>
+              <w:left w:val="single" w:sz="4" w:space="0" w:color="A6B4CC"/>
+              <w:bottom w:val="single" w:sz="4" w:space="0" w:color="A6B4CC"/>
+              <w:right w:val="single" w:sz="4" w:space="0" w:color="A6B4CC"/>
+            </w:tcBorders>
+          </w:tcPr>
+          <w:p>
+            <w:pPr>
+              <w:pStyle w:val="Normal"/>
+              <w:spacing w:lineRule="exact" w:line="240" w:before="0" w:after="0"/>
+              <w:rPr/>
+            </w:pPr>
+            <w:r>
+              <w:rPr>
+                <w:sz w:val="19"/>
+                <w:szCs w:val="19"/>
+              </w:rPr>
+              <w:t>Pass</w:t>
+            </w:r>
+          </w:p>
+        </w:tc>
+      </w:tr>
+      <w:tr>
+        <w:trPr>
+          <w:cantSplit w:val="true"/>
+        </w:trPr>
+        <w:tc>
+          <w:tcPr>
+            <w:tcW w:w="471" w:type="dxa"/>
+            <w:tcBorders>
+              <w:top w:val="single" w:sz="4" w:space="0" w:color="A6B4CC"/>
+              <w:left w:val="single" w:sz="4" w:space="0" w:color="A6B4CC"/>
+              <w:bottom w:val="single" w:sz="4" w:space="0" w:color="A6B4CC"/>
+              <w:right w:val="single" w:sz="4" w:space="0" w:color="A6B4CC"/>
+            </w:tcBorders>
+            <w:shd w:color="auto" w:fill="F2F5FA" w:val="clear"/>
+          </w:tcPr>
+          <w:p>
+            <w:pPr>
+              <w:pStyle w:val="Normal"/>
+              <w:spacing w:lineRule="exact" w:line="240" w:before="0" w:after="0"/>
+              <w:rPr/>
+            </w:pPr>
+            <w:r>
+              <w:rPr>
+                <w:sz w:val="19"/>
+                <w:szCs w:val="19"/>
+              </w:rPr>
+              <w:t>8</w:t>
+            </w:r>
+          </w:p>
+        </w:tc>
+        <w:tc>
+          <w:tcPr>
+            <w:tcW w:w="2079" w:type="dxa"/>
+            <w:tcBorders>
+              <w:top w:val="single" w:sz="4" w:space="0" w:color="A6B4CC"/>
+              <w:left w:val="single" w:sz="4" w:space="0" w:color="A6B4CC"/>
+              <w:bottom w:val="single" w:sz="4" w:space="0" w:color="A6B4CC"/>
+              <w:right w:val="single" w:sz="4" w:space="0" w:color="A6B4CC"/>
+            </w:tcBorders>
+            <w:shd w:color="auto" w:fill="F2F5FA" w:val="clear"/>
+          </w:tcPr>
+          <w:p>
+            <w:pPr>
+              <w:pStyle w:val="Normal"/>
+              <w:spacing w:lineRule="exact" w:line="240" w:before="0" w:after="0"/>
+              <w:rPr/>
+            </w:pPr>
+            <w:r>
+              <w:rPr>
+                <w:sz w:val="19"/>
+                <w:szCs w:val="19"/>
+              </w:rPr>
+              <w:t>Fusion static score</w:t>
+            </w:r>
+          </w:p>
+        </w:tc>
+        <w:tc>
+          <w:tcPr>
+            <w:tcW w:w="2080" w:type="dxa"/>
+            <w:tcBorders>
+              <w:top w:val="single" w:sz="4" w:space="0" w:color="A6B4CC"/>
+              <w:left w:val="single" w:sz="4" w:space="0" w:color="A6B4CC"/>
+              <w:bottom w:val="single" w:sz="4" w:space="0" w:color="A6B4CC"/>
+              <w:right w:val="single" w:sz="4" w:space="0" w:color="A6B4CC"/>
+            </w:tcBorders>
+            <w:shd w:color="auto" w:fill="F2F5FA" w:val="clear"/>
+          </w:tcPr>
+          <w:p>
+            <w:pPr>
+              <w:pStyle w:val="Normal"/>
+              <w:spacing w:lineRule="exact" w:line="240" w:before="0" w:after="0"/>
+              <w:rPr/>
+            </w:pPr>
+            <w:r>
+              <w:rPr>
+                <w:sz w:val="19"/>
+                <w:szCs w:val="19"/>
+              </w:rPr>
+              <w:t>P(Benign) = 0.9</w:t>
+            </w:r>
+          </w:p>
+        </w:tc>
+        <w:tc>
+          <w:tcPr>
+            <w:tcW w:w="2079" w:type="dxa"/>
+            <w:tcBorders>
+              <w:top w:val="single" w:sz="4" w:space="0" w:color="A6B4CC"/>
+              <w:left w:val="single" w:sz="4" w:space="0" w:color="A6B4CC"/>
+              <w:bottom w:val="single" w:sz="4" w:space="0" w:color="A6B4CC"/>
+              <w:right w:val="single" w:sz="4" w:space="0" w:color="A6B4CC"/>
+            </w:tcBorders>
+            <w:shd w:color="auto" w:fill="F2F5FA" w:val="clear"/>
+          </w:tcPr>
+          <w:p>
+            <w:pPr>
+              <w:pStyle w:val="Normal"/>
+              <w:spacing w:lineRule="exact" w:line="240" w:before="0" w:after="0"/>
+              <w:rPr/>
+            </w:pPr>
+            <w:r>
+              <w:rPr>
+                <w:sz w:val="19"/>
+                <w:szCs w:val="19"/>
+              </w:rPr>
+              <w:t>Static score 0.1, no family</w:t>
+            </w:r>
+          </w:p>
+        </w:tc>
+        <w:tc>
+          <w:tcPr>
+            <w:tcW w:w="1890" w:type="dxa"/>
+            <w:tcBorders>
+              <w:top w:val="single" w:sz="4" w:space="0" w:color="A6B4CC"/>
+              <w:left w:val="single" w:sz="4" w:space="0" w:color="A6B4CC"/>
+              <w:bottom w:val="single" w:sz="4" w:space="0" w:color="A6B4CC"/>
+              <w:right w:val="single" w:sz="4" w:space="0" w:color="A6B4CC"/>
+            </w:tcBorders>
+            <w:shd w:color="auto" w:fill="F2F5FA" w:val="clear"/>
+          </w:tcPr>
+          <w:p>
+            <w:pPr>
+              <w:pStyle w:val="Normal"/>
+              <w:spacing w:lineRule="exact" w:line="240" w:before="0" w:after="0"/>
+              <w:rPr/>
+            </w:pPr>
+            <w:r>
+              <w:rPr>
+                <w:sz w:val="19"/>
+                <w:szCs w:val="19"/>
+              </w:rPr>
+              <w:t>As expected</w:t>
+            </w:r>
+          </w:p>
+        </w:tc>
+        <w:tc>
+          <w:tcPr>
+            <w:tcW w:w="760" w:type="dxa"/>
+            <w:tcBorders>
+              <w:top w:val="single" w:sz="4" w:space="0" w:color="A6B4CC"/>
+              <w:left w:val="single" w:sz="4" w:space="0" w:color="A6B4CC"/>
+              <w:bottom w:val="single" w:sz="4" w:space="0" w:color="A6B4CC"/>
+              <w:right w:val="single" w:sz="4" w:space="0" w:color="A6B4CC"/>
+            </w:tcBorders>
+            <w:shd w:color="auto" w:fill="F2F5FA" w:val="clear"/>
+          </w:tcPr>
+          <w:p>
+            <w:pPr>
+              <w:pStyle w:val="Normal"/>
+              <w:spacing w:lineRule="exact" w:line="240" w:before="0" w:after="0"/>
+              <w:rPr/>
+            </w:pPr>
+            <w:r>
+              <w:rPr>
+                <w:sz w:val="19"/>
+                <w:szCs w:val="19"/>
+              </w:rPr>
+              <w:t>Pass</w:t>
+            </w:r>
+          </w:p>
+        </w:tc>
+      </w:tr>
+    </w:tbl>
+    <w:p>
+      <w:pPr>
+        <w:pStyle w:val="Normal"/>
+        <w:spacing w:before="0" w:after="60"/>
+        <w:rPr/>
+      </w:pPr>
+      <w:r>
+        <w:rPr/>
+      </w:r>
+    </w:p>
+    <w:p>
+      <w:pPr>
+        <w:pStyle w:val="TableCaption"/>
+        <w:keepNext w:val="true"/>
+        <w:rPr/>
+      </w:pPr>
+      <w:bookmarkStart w:id="80" w:name="__RefHeading___Toc5903_3680385909"/>
+      <w:bookmarkEnd w:id="80"/>
+      <w:r>
+        <w:rPr/>
+        <w:t>Table 5.14 Unit test summary by file</w:t>
       </w:r>
     </w:p>
     <w:tbl>
@@ -38810,6 +40708,116 @@
                 <w:sz w:val="19"/>
                 <w:szCs w:val="19"/>
               </w:rPr>
+              <w:t>test_benign.py</w:t>
+            </w:r>
+          </w:p>
+        </w:tc>
+        <w:tc>
+          <w:tcPr>
+            <w:tcW w:w="2340" w:type="dxa"/>
+            <w:tcBorders>
+              <w:top w:val="single" w:sz="4" w:space="0" w:color="A6B4CC"/>
+              <w:left w:val="single" w:sz="4" w:space="0" w:color="A6B4CC"/>
+              <w:bottom w:val="single" w:sz="4" w:space="0" w:color="A6B4CC"/>
+              <w:right w:val="single" w:sz="4" w:space="0" w:color="A6B4CC"/>
+            </w:tcBorders>
+            <w:shd w:color="auto" w:fill="F2F5FA" w:val="clear"/>
+          </w:tcPr>
+          <w:p>
+            <w:pPr>
+              <w:pStyle w:val="Normal"/>
+              <w:spacing w:lineRule="exact" w:line="240" w:before="0" w:after="0"/>
+              <w:rPr/>
+            </w:pPr>
+            <w:r>
+              <w:rPr>
+                <w:sz w:val="19"/>
+                <w:szCs w:val="19"/>
+              </w:rPr>
+              <w:t>M3 / M5 (Benign class)</w:t>
+            </w:r>
+          </w:p>
+        </w:tc>
+        <w:tc>
+          <w:tcPr>
+            <w:tcW w:w="1755" w:type="dxa"/>
+            <w:tcBorders>
+              <w:top w:val="single" w:sz="4" w:space="0" w:color="A6B4CC"/>
+              <w:left w:val="single" w:sz="4" w:space="0" w:color="A6B4CC"/>
+              <w:bottom w:val="single" w:sz="4" w:space="0" w:color="A6B4CC"/>
+              <w:right w:val="single" w:sz="4" w:space="0" w:color="A6B4CC"/>
+            </w:tcBorders>
+            <w:shd w:color="auto" w:fill="F2F5FA" w:val="clear"/>
+          </w:tcPr>
+          <w:p>
+            <w:pPr>
+              <w:pStyle w:val="Normal"/>
+              <w:spacing w:lineRule="exact" w:line="240" w:before="0" w:after="0"/>
+              <w:rPr/>
+            </w:pPr>
+            <w:r>
+              <w:rPr>
+                <w:sz w:val="19"/>
+                <w:szCs w:val="19"/>
+              </w:rPr>
+              <w:t>12</w:t>
+            </w:r>
+          </w:p>
+        </w:tc>
+        <w:tc>
+          <w:tcPr>
+            <w:tcW w:w="1754" w:type="dxa"/>
+            <w:tcBorders>
+              <w:top w:val="single" w:sz="4" w:space="0" w:color="A6B4CC"/>
+              <w:left w:val="single" w:sz="4" w:space="0" w:color="A6B4CC"/>
+              <w:bottom w:val="single" w:sz="4" w:space="0" w:color="A6B4CC"/>
+              <w:right w:val="single" w:sz="4" w:space="0" w:color="A6B4CC"/>
+            </w:tcBorders>
+            <w:shd w:color="auto" w:fill="F2F5FA" w:val="clear"/>
+          </w:tcPr>
+          <w:p>
+            <w:pPr>
+              <w:pStyle w:val="Normal"/>
+              <w:spacing w:lineRule="exact" w:line="240" w:before="0" w:after="0"/>
+              <w:rPr/>
+            </w:pPr>
+            <w:r>
+              <w:rPr>
+                <w:sz w:val="19"/>
+                <w:szCs w:val="19"/>
+              </w:rPr>
+              <w:t>12</w:t>
+            </w:r>
+          </w:p>
+        </w:tc>
+      </w:tr>
+      <w:tr>
+        <w:trPr>
+          <w:cantSplit w:val="true"/>
+        </w:trPr>
+        <w:tc>
+          <w:tcPr>
+            <w:tcW w:w="3510" w:type="dxa"/>
+            <w:tcBorders>
+              <w:top w:val="single" w:sz="4" w:space="0" w:color="A6B4CC"/>
+              <w:left w:val="single" w:sz="4" w:space="0" w:color="A6B4CC"/>
+              <w:bottom w:val="single" w:sz="4" w:space="0" w:color="A6B4CC"/>
+              <w:right w:val="single" w:sz="4" w:space="0" w:color="A6B4CC"/>
+            </w:tcBorders>
+          </w:tcPr>
+          <w:p>
+            <w:pPr>
+              <w:pStyle w:val="Normal"/>
+              <w:spacing w:lineRule="exact" w:line="240" w:before="0" w:after="0"/>
+              <w:rPr/>
+            </w:pPr>
+            <w:r>
+              <w:rPr>
+                <w:b/>
+                <w:bCs/>
+                <w:sz w:val="19"/>
+                <w:szCs w:val="19"/>
+              </w:rPr>
               <w:t>Total</w:t>
             </w:r>
           </w:p>
@@ -38823,7 +40831,6 @@
               <w:bottom w:val="single" w:sz="4" w:space="0" w:color="A6B4CC"/>
               <w:right w:val="single" w:sz="4" w:space="0" w:color="A6B4CC"/>
             </w:tcBorders>
-            <w:shd w:color="auto" w:fill="F2F5FA" w:val="clear"/>
           </w:tcPr>
           <w:p>
             <w:pPr>
@@ -38845,20 +40852,19 @@
               <w:bottom w:val="single" w:sz="4" w:space="0" w:color="A6B4CC"/>
               <w:right w:val="single" w:sz="4" w:space="0" w:color="A6B4CC"/>
             </w:tcBorders>
-            <w:shd w:color="auto" w:fill="F2F5FA" w:val="clear"/>
-          </w:tcPr>
-          <w:p>
-            <w:pPr>
-              <w:pStyle w:val="Normal"/>
-              <w:spacing w:lineRule="exact" w:line="240" w:before="0" w:after="0"/>
-              <w:rPr/>
-            </w:pPr>
-            <w:r>
-              <w:rPr>
-                <w:sz w:val="19"/>
-                <w:szCs w:val="19"/>
-              </w:rPr>
-              <w:t>322</w:t>
+          </w:tcPr>
+          <w:p>
+            <w:pPr>
+              <w:pStyle w:val="Normal"/>
+              <w:spacing w:lineRule="exact" w:line="240" w:before="0" w:after="0"/>
+              <w:rPr/>
+            </w:pPr>
+            <w:r>
+              <w:rPr>
+                <w:sz w:val="19"/>
+                <w:szCs w:val="19"/>
+              </w:rPr>
+              <w:t>334</w:t>
             </w:r>
           </w:p>
         </w:tc>
@@ -38871,20 +40877,19 @@
               <w:bottom w:val="single" w:sz="4" w:space="0" w:color="A6B4CC"/>
               <w:right w:val="single" w:sz="4" w:space="0" w:color="A6B4CC"/>
             </w:tcBorders>
-            <w:shd w:color="auto" w:fill="F2F5FA" w:val="clear"/>
-          </w:tcPr>
-          <w:p>
-            <w:pPr>
-              <w:pStyle w:val="Normal"/>
-              <w:spacing w:lineRule="exact" w:line="240" w:before="0" w:after="0"/>
-              <w:rPr/>
-            </w:pPr>
-            <w:r>
-              <w:rPr>
-                <w:sz w:val="19"/>
-                <w:szCs w:val="19"/>
-              </w:rPr>
-              <w:t>322</w:t>
+          </w:tcPr>
+          <w:p>
+            <w:pPr>
+              <w:pStyle w:val="Normal"/>
+              <w:spacing w:lineRule="exact" w:line="240" w:before="0" w:after="0"/>
+              <w:rPr/>
+            </w:pPr>
+            <w:r>
+              <w:rPr>
+                <w:sz w:val="19"/>
+                <w:szCs w:val="19"/>
+              </w:rPr>
+              <w:t>334</w:t>
             </w:r>
           </w:p>
         </w:tc>
@@ -38907,8 +40912,8 @@
         <w:pStyle w:val="Heading2"/>
         <w:rPr/>
       </w:pPr>
-      <w:bookmarkStart w:id="79" w:name="__RefHeading___Toc5553_3269564357"/>
-      <w:bookmarkEnd w:id="79"/>
+      <w:bookmarkStart w:id="81" w:name="__RefHeading___Toc5789_3680385909"/>
+      <w:bookmarkEnd w:id="81"/>
       <w:r>
         <w:rPr/>
         <w:t>5.2 Functional Testing</w:t>
@@ -38923,7 +40928,7 @@
       </w:pPr>
       <w:r>
         <w:rPr/>
-        <w:t>Functional testing checks user-facing features through the interface. The dashboard was started locally and driven by a headless Chromium browser that clicked, uploaded files and captured screenshots. Where a test first failed, the defect was fixed and the test repeated. The "Actual result" column gives the final outcome, and the defects are listed in Table 5.27.</w:t>
+        <w:t>Functional testing checks user-facing features through the interface. The dashboard was started locally and driven by a headless Chromium browser that clicked, uploaded files and captured screenshots. Where a test first failed, the defect was fixed and the test repeated. The "Actual result" column gives the final outcome, and the defects are listed in Table 5.28.</w:t>
       </w:r>
     </w:p>
     <w:p>
@@ -38931,8 +40936,8 @@
         <w:pStyle w:val="Heading3"/>
         <w:rPr/>
       </w:pPr>
-      <w:bookmarkStart w:id="80" w:name="__RefHeading___Toc5555_3269564357"/>
-      <w:bookmarkEnd w:id="80"/>
+      <w:bookmarkStart w:id="82" w:name="__RefHeading___Toc5791_3680385909"/>
+      <w:bookmarkEnd w:id="82"/>
       <w:r>
         <w:rPr/>
         <w:t>Functional Testing 1: Binary Upload</w:t>
@@ -38963,11 +40968,11 @@
         <w:keepNext w:val="true"/>
         <w:rPr/>
       </w:pPr>
-      <w:bookmarkStart w:id="81" w:name="__RefHeading___Toc5665_3269564357"/>
-      <w:bookmarkEnd w:id="81"/>
-      <w:r>
-        <w:rPr/>
-        <w:t>Table 5.14 Binary upload — functional test results</w:t>
+      <w:bookmarkStart w:id="83" w:name="__RefHeading___Toc5901_3680385909"/>
+      <w:bookmarkEnd w:id="83"/>
+      <w:r>
+        <w:rPr/>
+        <w:t>Table 5.15 Binary upload — functional test results</w:t>
       </w:r>
     </w:p>
     <w:tbl>
@@ -39818,8 +41823,8 @@
         <w:pStyle w:val="Heading3"/>
         <w:rPr/>
       </w:pPr>
-      <w:bookmarkStart w:id="82" w:name="__RefHeading___Toc5557_3269564357"/>
-      <w:bookmarkEnd w:id="82"/>
+      <w:bookmarkStart w:id="84" w:name="__RefHeading___Toc5793_3680385909"/>
+      <w:bookmarkEnd w:id="84"/>
       <w:r>
         <w:rPr/>
         <w:t>Functional Testing 2: Malware Detection</w:t>
@@ -39850,11 +41855,11 @@
         <w:keepNext w:val="true"/>
         <w:rPr/>
       </w:pPr>
-      <w:bookmarkStart w:id="83" w:name="__RefHeading___Toc5663_3269564357"/>
-      <w:bookmarkEnd w:id="83"/>
-      <w:r>
-        <w:rPr/>
-        <w:t>Table 5.15 Malware detection — functional test results</w:t>
+      <w:bookmarkStart w:id="85" w:name="__RefHeading___Toc5899_3680385909"/>
+      <w:bookmarkEnd w:id="85"/>
+      <w:r>
+        <w:rPr/>
+        <w:t>Table 5.16 Malware detection — functional test results</w:t>
       </w:r>
     </w:p>
     <w:tbl>
@@ -40860,8 +42865,8 @@
         <w:pStyle w:val="Heading3"/>
         <w:rPr/>
       </w:pPr>
-      <w:bookmarkStart w:id="84" w:name="__RefHeading___Toc5559_3269564357"/>
-      <w:bookmarkEnd w:id="84"/>
+      <w:bookmarkStart w:id="86" w:name="__RefHeading___Toc5795_3680385909"/>
+      <w:bookmarkEnd w:id="86"/>
       <w:r>
         <w:rPr/>
         <w:t>Functional Testing 3: Dynamic Analysis</w:t>
@@ -40892,11 +42897,11 @@
         <w:keepNext w:val="true"/>
         <w:rPr/>
       </w:pPr>
-      <w:bookmarkStart w:id="85" w:name="__RefHeading___Toc5661_3269564357"/>
-      <w:bookmarkEnd w:id="85"/>
-      <w:r>
-        <w:rPr/>
-        <w:t>Table 5.16 Dynamic analysis — functional test results</w:t>
+      <w:bookmarkStart w:id="87" w:name="__RefHeading___Toc5897_3680385909"/>
+      <w:bookmarkEnd w:id="87"/>
+      <w:r>
+        <w:rPr/>
+        <w:t>Table 5.17 Dynamic analysis — functional test results</w:t>
       </w:r>
     </w:p>
     <w:tbl>
@@ -41902,8 +43907,8 @@
         <w:pStyle w:val="Heading3"/>
         <w:rPr/>
       </w:pPr>
-      <w:bookmarkStart w:id="86" w:name="__RefHeading___Toc5561_3269564357"/>
-      <w:bookmarkEnd w:id="86"/>
+      <w:bookmarkStart w:id="88" w:name="__RefHeading___Toc5797_3680385909"/>
+      <w:bookmarkEnd w:id="88"/>
       <w:r>
         <w:rPr/>
         <w:t>Functional Testing 4: Hybrid Verdict</w:t>
@@ -41934,11 +43939,11 @@
         <w:keepNext w:val="true"/>
         <w:rPr/>
       </w:pPr>
-      <w:bookmarkStart w:id="87" w:name="__RefHeading___Toc5659_3269564357"/>
-      <w:bookmarkEnd w:id="87"/>
-      <w:r>
-        <w:rPr/>
-        <w:t>Table 5.17 Hybrid verdict — functional test results</w:t>
+      <w:bookmarkStart w:id="89" w:name="__RefHeading___Toc5895_3680385909"/>
+      <w:bookmarkEnd w:id="89"/>
+      <w:r>
+        <w:rPr/>
+        <w:t>Table 5.18 Hybrid verdict — functional test results</w:t>
       </w:r>
     </w:p>
     <w:tbl>
@@ -42789,8 +44794,8 @@
         <w:pStyle w:val="Heading3"/>
         <w:rPr/>
       </w:pPr>
-      <w:bookmarkStart w:id="88" w:name="__RefHeading___Toc5563_3269564357"/>
-      <w:bookmarkEnd w:id="88"/>
+      <w:bookmarkStart w:id="90" w:name="__RefHeading___Toc5799_3680385909"/>
+      <w:bookmarkEnd w:id="90"/>
       <w:r>
         <w:rPr/>
         <w:t>Functional Testing 5: Navigation and Digital Twin Page</w:t>
@@ -42821,11 +44826,11 @@
         <w:keepNext w:val="true"/>
         <w:rPr/>
       </w:pPr>
-      <w:bookmarkStart w:id="89" w:name="__RefHeading___Toc5657_3269564357"/>
-      <w:bookmarkEnd w:id="89"/>
-      <w:r>
-        <w:rPr/>
-        <w:t>Table 5.18 Navigation and Digital Twin — functional test results</w:t>
+      <w:bookmarkStart w:id="91" w:name="__RefHeading___Toc5893_3680385909"/>
+      <w:bookmarkEnd w:id="91"/>
+      <w:r>
+        <w:rPr/>
+        <w:t>Table 5.19 Navigation and Digital Twin — functional test results</w:t>
       </w:r>
     </w:p>
     <w:tbl>
@@ -43676,8 +45681,8 @@
         <w:pStyle w:val="Heading2"/>
         <w:rPr/>
       </w:pPr>
-      <w:bookmarkStart w:id="90" w:name="__RefHeading___Toc5565_3269564357"/>
-      <w:bookmarkEnd w:id="90"/>
+      <w:bookmarkStart w:id="92" w:name="__RefHeading___Toc5801_3680385909"/>
+      <w:bookmarkEnd w:id="92"/>
       <w:r>
         <w:rPr/>
         <w:t>5.3 Business Rules Testing</w:t>
@@ -43700,8 +45705,8 @@
         <w:pStyle w:val="Heading3"/>
         <w:rPr/>
       </w:pPr>
-      <w:bookmarkStart w:id="91" w:name="__RefHeading___Toc5567_3269564357"/>
-      <w:bookmarkEnd w:id="91"/>
+      <w:bookmarkStart w:id="93" w:name="__RefHeading___Toc5803_3680385909"/>
+      <w:bookmarkEnd w:id="93"/>
       <w:r>
         <w:rPr/>
         <w:t>Business Rule Test 1: Upload Acceptance</w:t>
@@ -43768,11 +45773,11 @@
         <w:keepNext w:val="true"/>
         <w:rPr/>
       </w:pPr>
-      <w:bookmarkStart w:id="92" w:name="__RefHeading___Toc5655_3269564357"/>
-      <w:bookmarkEnd w:id="92"/>
-      <w:r>
-        <w:rPr/>
-        <w:t>Table 5.19 Decision table — upload acceptance</w:t>
+      <w:bookmarkStart w:id="94" w:name="__RefHeading___Toc5891_3680385909"/>
+      <w:bookmarkEnd w:id="94"/>
+      <w:r>
+        <w:rPr/>
+        <w:t>Table 5.20 Decision table — upload acceptance</w:t>
       </w:r>
     </w:p>
     <w:tbl>
@@ -44600,11 +46605,11 @@
         <w:keepNext w:val="true"/>
         <w:rPr/>
       </w:pPr>
-      <w:bookmarkStart w:id="93" w:name="__RefHeading___Toc5653_3269564357"/>
-      <w:bookmarkEnd w:id="93"/>
-      <w:r>
-        <w:rPr/>
-        <w:t>Table 5.20 Test cases — upload acceptance</w:t>
+      <w:bookmarkStart w:id="95" w:name="__RefHeading___Toc5889_3680385909"/>
+      <w:bookmarkEnd w:id="95"/>
+      <w:r>
+        <w:rPr/>
+        <w:t>Table 5.21 Test cases — upload acceptance</w:t>
       </w:r>
     </w:p>
     <w:tbl>
@@ -45323,8 +47328,8 @@
         <w:pStyle w:val="Heading3"/>
         <w:rPr/>
       </w:pPr>
-      <w:bookmarkStart w:id="94" w:name="__RefHeading___Toc5569_3269564357"/>
-      <w:bookmarkEnd w:id="94"/>
+      <w:bookmarkStart w:id="96" w:name="__RefHeading___Toc5805_3680385909"/>
+      <w:bookmarkEnd w:id="96"/>
       <w:r>
         <w:rPr/>
         <w:t>Business Rule Test 2: Confidence Colour Coding</w:t>
@@ -45355,11 +47360,11 @@
         <w:keepNext w:val="true"/>
         <w:rPr/>
       </w:pPr>
-      <w:bookmarkStart w:id="95" w:name="__RefHeading___Toc5651_3269564357"/>
-      <w:bookmarkEnd w:id="95"/>
-      <w:r>
-        <w:rPr/>
-        <w:t>Table 5.21 Test cases — confidence colour boundaries</w:t>
+      <w:bookmarkStart w:id="97" w:name="__RefHeading___Toc5887_3680385909"/>
+      <w:bookmarkEnd w:id="97"/>
+      <w:r>
+        <w:rPr/>
+        <w:t>Table 5.22 Test cases — confidence colour boundaries</w:t>
       </w:r>
     </w:p>
     <w:tbl>
@@ -46343,8 +48348,8 @@
         <w:pStyle w:val="Heading3"/>
         <w:rPr/>
       </w:pPr>
-      <w:bookmarkStart w:id="96" w:name="__RefHeading___Toc5571_3269564357"/>
-      <w:bookmarkEnd w:id="96"/>
+      <w:bookmarkStart w:id="98" w:name="__RefHeading___Toc5807_3680385909"/>
+      <w:bookmarkEnd w:id="98"/>
       <w:r>
         <w:rPr/>
         <w:t>Business Rule Test 3: Hybrid Fusion Decision</w:t>
@@ -46375,11 +48380,11 @@
         <w:keepNext w:val="true"/>
         <w:rPr/>
       </w:pPr>
-      <w:bookmarkStart w:id="97" w:name="__RefHeading___Toc5649_3269564357"/>
-      <w:bookmarkEnd w:id="97"/>
-      <w:r>
-        <w:rPr/>
-        <w:t>Table 5.22 Decision table — fusion category and escalation</w:t>
+      <w:bookmarkStart w:id="99" w:name="__RefHeading___Toc5885_3680385909"/>
+      <w:bookmarkEnd w:id="99"/>
+      <w:r>
+        <w:rPr/>
+        <w:t>Table 5.23 Decision table — fusion category and escalation</w:t>
       </w:r>
     </w:p>
     <w:tbl>
@@ -47227,11 +49232,11 @@
         <w:keepNext w:val="true"/>
         <w:rPr/>
       </w:pPr>
-      <w:bookmarkStart w:id="98" w:name="__RefHeading___Toc5647_3269564357"/>
-      <w:bookmarkEnd w:id="98"/>
-      <w:r>
-        <w:rPr/>
-        <w:t>Table 5.23 Test cases — fusion decision (automated in tests/test_fusion.py)</w:t>
+      <w:bookmarkStart w:id="100" w:name="__RefHeading___Toc5883_3680385909"/>
+      <w:bookmarkEnd w:id="100"/>
+      <w:r>
+        <w:rPr/>
+        <w:t>Table 5.24 Test cases — fusion decision (automated in tests/test_fusion.py)</w:t>
       </w:r>
     </w:p>
     <w:tbl>
@@ -48581,8 +50586,8 @@
         <w:pStyle w:val="Heading2"/>
         <w:rPr/>
       </w:pPr>
-      <w:bookmarkStart w:id="99" w:name="__RefHeading___Toc5573_3269564357"/>
-      <w:bookmarkEnd w:id="99"/>
+      <w:bookmarkStart w:id="101" w:name="__RefHeading___Toc5809_3680385909"/>
+      <w:bookmarkEnd w:id="101"/>
       <w:r>
         <w:rPr/>
         <w:t>5.4 Integration Testing</w:t>
@@ -48605,8 +50610,8 @@
         <w:pStyle w:val="Heading3"/>
         <w:rPr/>
       </w:pPr>
-      <w:bookmarkStart w:id="100" w:name="__RefHeading___Toc5575_3269564357"/>
-      <w:bookmarkEnd w:id="100"/>
+      <w:bookmarkStart w:id="102" w:name="__RefHeading___Toc5811_3680385909"/>
+      <w:bookmarkEnd w:id="102"/>
       <w:r>
         <w:rPr/>
         <w:t>Integration Testing 1: Training Pipeline (M3 + M4 + M5 + evaluation)</w:t>
@@ -48637,11 +50642,11 @@
         <w:keepNext w:val="true"/>
         <w:rPr/>
       </w:pPr>
-      <w:bookmarkStart w:id="101" w:name="__RefHeading___Toc5645_3269564357"/>
-      <w:bookmarkEnd w:id="101"/>
-      <w:r>
-        <w:rPr/>
-        <w:t>Table 5.24 Training pipeline integration results</w:t>
+      <w:bookmarkStart w:id="103" w:name="__RefHeading___Toc5881_3680385909"/>
+      <w:bookmarkEnd w:id="103"/>
+      <w:r>
+        <w:rPr/>
+        <w:t>Table 5.25 Training pipeline integration results</w:t>
       </w:r>
     </w:p>
     <w:tbl>
@@ -49331,8 +51336,8 @@
         <w:pStyle w:val="Heading3"/>
         <w:rPr/>
       </w:pPr>
-      <w:bookmarkStart w:id="102" w:name="__RefHeading___Toc5577_3269564357"/>
-      <w:bookmarkEnd w:id="102"/>
+      <w:bookmarkStart w:id="104" w:name="__RefHeading___Toc5813_3680385909"/>
+      <w:bookmarkEnd w:id="104"/>
       <w:r>
         <w:rPr/>
         <w:t>Integration Testing 2: Static Analysis Path with the Dashboard and Database (M2 + M5 + M6 + SQLite)</w:t>
@@ -49363,11 +51368,11 @@
         <w:keepNext w:val="true"/>
         <w:rPr/>
       </w:pPr>
-      <w:bookmarkStart w:id="103" w:name="__RefHeading___Toc5643_3269564357"/>
-      <w:bookmarkEnd w:id="103"/>
-      <w:r>
-        <w:rPr/>
-        <w:t>Table 5.25 Static path integration results</w:t>
+      <w:bookmarkStart w:id="105" w:name="__RefHeading___Toc5879_3680385909"/>
+      <w:bookmarkEnd w:id="105"/>
+      <w:r>
+        <w:rPr/>
+        <w:t>Table 5.26 Static path integration results</w:t>
       </w:r>
     </w:p>
     <w:tbl>
@@ -50057,8 +52062,8 @@
         <w:pStyle w:val="Heading3"/>
         <w:rPr/>
       </w:pPr>
-      <w:bookmarkStart w:id="104" w:name="__RefHeading___Toc5579_3269564357"/>
-      <w:bookmarkEnd w:id="104"/>
+      <w:bookmarkStart w:id="106" w:name="__RefHeading___Toc5815_3680385909"/>
+      <w:bookmarkEnd w:id="106"/>
       <w:r>
         <w:rPr/>
         <w:t>Integration Testing 3: Dynamic Path and Fusion (M9 + M10 + M8 mapping)</w:t>
@@ -50089,11 +52094,11 @@
         <w:keepNext w:val="true"/>
         <w:rPr/>
       </w:pPr>
-      <w:bookmarkStart w:id="105" w:name="__RefHeading___Toc5641_3269564357"/>
-      <w:bookmarkEnd w:id="105"/>
-      <w:r>
-        <w:rPr/>
-        <w:t>Table 5.26 Dynamic path and fusion integration results</w:t>
+      <w:bookmarkStart w:id="107" w:name="__RefHeading___Toc5877_3680385909"/>
+      <w:bookmarkEnd w:id="107"/>
+      <w:r>
+        <w:rPr/>
+        <w:t>Table 5.27 Dynamic path and fusion integration results</w:t>
       </w:r>
     </w:p>
     <w:tbl>
@@ -50816,8 +52821,8 @@
         <w:pStyle w:val="Heading2"/>
         <w:rPr/>
       </w:pPr>
-      <w:bookmarkStart w:id="106" w:name="__RefHeading___Toc5581_3269564357"/>
-      <w:bookmarkEnd w:id="106"/>
+      <w:bookmarkStart w:id="108" w:name="__RefHeading___Toc5817_3680385909"/>
+      <w:bookmarkEnd w:id="108"/>
       <w:r>
         <w:rPr/>
         <w:t>5.5 Performance Testing</w:t>
@@ -50840,8 +52845,8 @@
         <w:pStyle w:val="Heading2"/>
         <w:rPr/>
       </w:pPr>
-      <w:bookmarkStart w:id="107" w:name="__RefHeading___Toc5583_3269564357"/>
-      <w:bookmarkEnd w:id="107"/>
+      <w:bookmarkStart w:id="109" w:name="__RefHeading___Toc5819_3680385909"/>
+      <w:bookmarkEnd w:id="109"/>
       <w:r>
         <w:rPr/>
         <w:t>5.6 Defects Found and Fixed</w:t>
@@ -50865,11 +52870,11 @@
         <w:keepNext w:val="true"/>
         <w:rPr/>
       </w:pPr>
-      <w:bookmarkStart w:id="108" w:name="__RefHeading___Toc5639_3269564357"/>
-      <w:bookmarkEnd w:id="108"/>
-      <w:r>
-        <w:rPr/>
-        <w:t>Table 5.27 Defects found during Evaluation 3 testing</w:t>
+      <w:bookmarkStart w:id="110" w:name="__RefHeading___Toc5875_3680385909"/>
+      <w:bookmarkEnd w:id="110"/>
+      <w:r>
+        <w:rPr/>
+        <w:t>Table 5.28 Defects found during Evaluation 3 testing</w:t>
       </w:r>
     </w:p>
     <w:tbl>
@@ -52255,6 +54260,141 @@
           </w:p>
         </w:tc>
       </w:tr>
+      <w:tr>
+        <w:trPr>
+          <w:cantSplit w:val="true"/>
+        </w:trPr>
+        <w:tc>
+          <w:tcPr>
+            <w:tcW w:w="572" w:type="dxa"/>
+            <w:tcBorders>
+              <w:top w:val="single" w:sz="4" w:space="0" w:color="A6B4CC"/>
+              <w:left w:val="single" w:sz="4" w:space="0" w:color="A6B4CC"/>
+              <w:bottom w:val="single" w:sz="4" w:space="0" w:color="A6B4CC"/>
+              <w:right w:val="single" w:sz="4" w:space="0" w:color="A6B4CC"/>
+            </w:tcBorders>
+            <w:shd w:color="auto" w:fill="F2F5FA" w:val="clear"/>
+          </w:tcPr>
+          <w:p>
+            <w:pPr>
+              <w:pStyle w:val="Normal"/>
+              <w:spacing w:lineRule="exact" w:line="240" w:before="0" w:after="0"/>
+              <w:rPr/>
+            </w:pPr>
+            <w:r>
+              <w:rPr>
+                <w:sz w:val="19"/>
+                <w:szCs w:val="19"/>
+              </w:rPr>
+              <w:t>D10</w:t>
+            </w:r>
+          </w:p>
+        </w:tc>
+        <w:tc>
+          <w:tcPr>
+            <w:tcW w:w="2484" w:type="dxa"/>
+            <w:tcBorders>
+              <w:top w:val="single" w:sz="4" w:space="0" w:color="A6B4CC"/>
+              <w:left w:val="single" w:sz="4" w:space="0" w:color="A6B4CC"/>
+              <w:bottom w:val="single" w:sz="4" w:space="0" w:color="A6B4CC"/>
+              <w:right w:val="single" w:sz="4" w:space="0" w:color="A6B4CC"/>
+            </w:tcBorders>
+            <w:shd w:color="auto" w:fill="F2F5FA" w:val="clear"/>
+          </w:tcPr>
+          <w:p>
+            <w:pPr>
+              <w:pStyle w:val="Normal"/>
+              <w:spacing w:lineRule="exact" w:line="240" w:before="0" w:after="0"/>
+              <w:rPr/>
+            </w:pPr>
+            <w:r>
+              <w:rPr>
+                <w:sz w:val="19"/>
+                <w:szCs w:val="19"/>
+              </w:rPr>
+              <w:t>No benign class in the training data</w:t>
+            </w:r>
+          </w:p>
+        </w:tc>
+        <w:tc>
+          <w:tcPr>
+            <w:tcW w:w="1910" w:type="dxa"/>
+            <w:tcBorders>
+              <w:top w:val="single" w:sz="4" w:space="0" w:color="A6B4CC"/>
+              <w:left w:val="single" w:sz="4" w:space="0" w:color="A6B4CC"/>
+              <w:bottom w:val="single" w:sz="4" w:space="0" w:color="A6B4CC"/>
+              <w:right w:val="single" w:sz="4" w:space="0" w:color="A6B4CC"/>
+            </w:tcBorders>
+            <w:shd w:color="auto" w:fill="F2F5FA" w:val="clear"/>
+          </w:tcPr>
+          <w:p>
+            <w:pPr>
+              <w:pStyle w:val="Normal"/>
+              <w:spacing w:lineRule="exact" w:line="240" w:before="0" w:after="0"/>
+              <w:rPr/>
+            </w:pPr>
+            <w:r>
+              <w:rPr>
+                <w:sz w:val="19"/>
+                <w:szCs w:val="19"/>
+              </w:rPr>
+              <w:t>Testing with clean files</w:t>
+            </w:r>
+          </w:p>
+        </w:tc>
+        <w:tc>
+          <w:tcPr>
+            <w:tcW w:w="2291" w:type="dxa"/>
+            <w:tcBorders>
+              <w:top w:val="single" w:sz="4" w:space="0" w:color="A6B4CC"/>
+              <w:left w:val="single" w:sz="4" w:space="0" w:color="A6B4CC"/>
+              <w:bottom w:val="single" w:sz="4" w:space="0" w:color="A6B4CC"/>
+              <w:right w:val="single" w:sz="4" w:space="0" w:color="A6B4CC"/>
+            </w:tcBorders>
+            <w:shd w:color="auto" w:fill="F2F5FA" w:val="clear"/>
+          </w:tcPr>
+          <w:p>
+            <w:pPr>
+              <w:pStyle w:val="Normal"/>
+              <w:spacing w:lineRule="exact" w:line="240" w:before="0" w:after="0"/>
+              <w:rPr/>
+            </w:pPr>
+            <w:r>
+              <w:rPr>
+                <w:sz w:val="19"/>
+                <w:szCs w:val="19"/>
+              </w:rPr>
+              <w:t>Every clean file was reported as malware</w:t>
+            </w:r>
+          </w:p>
+        </w:tc>
+        <w:tc>
+          <w:tcPr>
+            <w:tcW w:w="2103" w:type="dxa"/>
+            <w:tcBorders>
+              <w:top w:val="single" w:sz="4" w:space="0" w:color="A6B4CC"/>
+              <w:left w:val="single" w:sz="4" w:space="0" w:color="A6B4CC"/>
+              <w:bottom w:val="single" w:sz="4" w:space="0" w:color="A6B4CC"/>
+              <w:right w:val="single" w:sz="4" w:space="0" w:color="A6B4CC"/>
+            </w:tcBorders>
+            <w:shd w:color="auto" w:fill="F2F5FA" w:val="clear"/>
+          </w:tcPr>
+          <w:p>
+            <w:pPr>
+              <w:pStyle w:val="Normal"/>
+              <w:spacing w:lineRule="exact" w:line="240" w:before="0" w:after="0"/>
+              <w:rPr/>
+            </w:pPr>
+            <w:r>
+              <w:rPr>
+                <w:sz w:val="19"/>
+                <w:szCs w:val="19"/>
+              </w:rPr>
+              <w:t>Benign class from clean system binaries; benign false-positive test</w:t>
+            </w:r>
+          </w:p>
+        </w:tc>
+      </w:tr>
     </w:tbl>
     <w:p>
       <w:pPr>
@@ -52271,8 +54411,8 @@
         <w:pStyle w:val="Heading2"/>
         <w:rPr/>
       </w:pPr>
-      <w:bookmarkStart w:id="109" w:name="__RefHeading___Toc5585_3269564357"/>
-      <w:bookmarkEnd w:id="109"/>
+      <w:bookmarkStart w:id="111" w:name="__RefHeading___Toc5821_3680385909"/>
+      <w:bookmarkEnd w:id="111"/>
       <w:r>
         <w:rPr/>
         <w:t>Summary of Testing Results</w:t>
@@ -52284,11 +54424,11 @@
         <w:keepNext w:val="true"/>
         <w:rPr/>
       </w:pPr>
-      <w:bookmarkStart w:id="110" w:name="__RefHeading___Toc5637_3269564357"/>
-      <w:bookmarkEnd w:id="110"/>
-      <w:r>
-        <w:rPr/>
-        <w:t>Table 5.28 Overall testing summary</w:t>
+      <w:bookmarkStart w:id="112" w:name="__RefHeading___Toc5873_3680385909"/>
+      <w:bookmarkEnd w:id="112"/>
+      <w:r>
+        <w:rPr/>
+        <w:t>Table 5.29 Overall testing summary</w:t>
       </w:r>
     </w:p>
     <w:tbl>
@@ -52513,7 +54653,7 @@
                 <w:sz w:val="19"/>
                 <w:szCs w:val="19"/>
               </w:rPr>
-              <w:t>322</w:t>
+              <w:t>334</w:t>
             </w:r>
           </w:p>
         </w:tc>
@@ -52538,7 +54678,7 @@
                 <w:sz w:val="19"/>
                 <w:szCs w:val="19"/>
               </w:rPr>
-              <w:t>322</w:t>
+              <w:t>334</w:t>
             </w:r>
           </w:p>
         </w:tc>
@@ -53185,7 +55325,7 @@
                 <w:sz w:val="19"/>
                 <w:szCs w:val="19"/>
               </w:rPr>
-              <w:t>376</w:t>
+              <w:t>388</w:t>
             </w:r>
           </w:p>
         </w:tc>
@@ -53211,7 +55351,7 @@
                 <w:sz w:val="19"/>
                 <w:szCs w:val="19"/>
               </w:rPr>
-              <w:t>376</w:t>
+              <w:t>388</w:t>
             </w:r>
           </w:p>
         </w:tc>
@@ -53278,7 +55418,7 @@
       </w:pPr>
       <w:r>
         <w:rPr/>
-        <w:t>The pass rates refer to the final state after the defects in Table 5.27 were fixed. Model-quality results (accuracy, F1, ROC-AUC) are not pass/fail tests. They are reported in Section 4.2.</w:t>
+        <w:t>The pass rates refer to the final state after the defects in Table 5.28 were fixed. Model-quality results (accuracy, F1, ROC-AUC) are not pass/fail tests. They are reported in Section 4.2.</w:t>
       </w:r>
       <w:r>
         <w:br w:type="page"/>
@@ -53289,8 +55429,8 @@
         <w:pStyle w:val="Heading1"/>
         <w:rPr/>
       </w:pPr>
-      <w:bookmarkStart w:id="111" w:name="__RefHeading___Toc5587_3269564357"/>
-      <w:bookmarkEnd w:id="111"/>
+      <w:bookmarkStart w:id="113" w:name="__RefHeading___Toc5823_3680385909"/>
+      <w:bookmarkEnd w:id="113"/>
       <w:r>
         <w:rPr/>
         <w:t>Chapter 6: Conclusion and Future Work</w:t>
@@ -53313,8 +55453,8 @@
         <w:pStyle w:val="Heading2"/>
         <w:rPr/>
       </w:pPr>
-      <w:bookmarkStart w:id="112" w:name="__RefHeading___Toc5589_3269564357"/>
-      <w:bookmarkEnd w:id="112"/>
+      <w:bookmarkStart w:id="114" w:name="__RefHeading___Toc5825_3680385909"/>
+      <w:bookmarkEnd w:id="114"/>
       <w:r>
         <w:rPr/>
         <w:t>6.1 Conclusion</w:t>
@@ -53353,7 +55493,7 @@
       </w:pPr>
       <w:r>
         <w:rPr/>
-        <w:t>The evaluation was extended with ROC-AUC, false positive rate and an unseen-family experiment that tests whether the model's confidence drops on families it has never seen. Testing covers 322 automated unit tests, browser-driven functional tests, decision-table tests and integration tests. All pass, and all measured SRS performance targets are met. Testing also uncovered nine defects in earlier work, including a crash on every upload and a mismatch between how uploaded and training images were built. All nine have been fixed.</w:t>
+        <w:t>The evaluation was extended with ROC-AUC, false positive rate and an unseen-family experiment that tests whether the model's confidence drops on families it has never seen. Testing covers 334 automated unit tests, browser-driven functional tests, decision-table tests and integration tests. All pass, and all measured SRS performance targets are met. Testing also uncovered ten defects in earlier work, including a crash on every upload, a mismatch between how uploaded and training images were built, and clean files always being reported as malware because the training data had no benign class. All ten have been fixed.</w:t>
       </w:r>
     </w:p>
     <w:p>
@@ -53376,7 +55516,7 @@
       </w:r>
       <w:r>
         <w:rPr/>
-        <w:t xml:space="preserve"> sample; fusion is therefore tested against its decision rules rather than evaluated on paired data. Second, Malimg contains no benign class, so the CNN always names a family; low confidence, rather than a "benign" label, is the signal that a file may be unknown, and the unseen-family experiment measures how reliable that signal is.</w:t>
+        <w:t xml:space="preserve"> sample; fusion is therefore tested against its decision rules rather than evaluated on paired data. Second, the Benign class is built from operating-system binaries, which are a narrow sample of clean software; installers, games or industrial engineering tools may look different, so the benign false-positive rate should be read as measured on general-purpose applications only.</w:t>
       </w:r>
     </w:p>
     <w:p>
@@ -53384,8 +55524,8 @@
         <w:pStyle w:val="Heading2"/>
         <w:rPr/>
       </w:pPr>
-      <w:bookmarkStart w:id="113" w:name="__RefHeading___Toc5591_3269564357"/>
-      <w:bookmarkEnd w:id="113"/>
+      <w:bookmarkStart w:id="115" w:name="__RefHeading___Toc5827_3680385909"/>
+      <w:bookmarkEnd w:id="115"/>
       <w:r>
         <w:rPr/>
         <w:t>6.2 Future Work</w:t>
@@ -53396,8 +55536,8 @@
         <w:pStyle w:val="Heading3"/>
         <w:rPr/>
       </w:pPr>
-      <w:bookmarkStart w:id="114" w:name="__RefHeading___Toc5593_3269564357"/>
-      <w:bookmarkEnd w:id="114"/>
+      <w:bookmarkStart w:id="116" w:name="__RefHeading___Toc5829_3680385909"/>
+      <w:bookmarkEnd w:id="116"/>
       <w:r>
         <w:rPr/>
         <w:t>6.2.1 Digital Twin Implementation (final evaluation)</w:t>
@@ -53420,8 +55560,8 @@
         <w:pStyle w:val="Heading3"/>
         <w:rPr/>
       </w:pPr>
-      <w:bookmarkStart w:id="115" w:name="__RefHeading___Toc5595_3269564357"/>
-      <w:bookmarkEnd w:id="115"/>
+      <w:bookmarkStart w:id="117" w:name="__RefHeading___Toc5831_3680385909"/>
+      <w:bookmarkEnd w:id="117"/>
       <w:r>
         <w:rPr/>
         <w:t>6.2.2 Paired Static–Dynamic Evaluation (final evaluation)</w:t>
@@ -53444,11 +55584,11 @@
         <w:pStyle w:val="Heading3"/>
         <w:rPr/>
       </w:pPr>
-      <w:bookmarkStart w:id="116" w:name="__RefHeading___Toc5597_3269564357"/>
-      <w:bookmarkEnd w:id="116"/>
-      <w:r>
-        <w:rPr/>
-        <w:t>6.2.3 A Benign Class for the Static Detector</w:t>
+      <w:bookmarkStart w:id="118" w:name="__RefHeading___Toc5833_3680385909"/>
+      <w:bookmarkEnd w:id="118"/>
+      <w:r>
+        <w:rPr/>
+        <w:t>6.2.3 A Broader Benign Corpus</w:t>
       </w:r>
     </w:p>
     <w:p>
@@ -53460,7 +55600,7 @@
       </w:pPr>
       <w:r>
         <w:rPr/>
-        <w:t>Add a curated set of benign PE and ELF binaries so the CNN can say "benign" explicitly, and compare this with the confidence-based approach.</w:t>
+        <w:t>Extend the Benign class beyond operating-system files to include IIoT engineering software, HMI applications and Linux firmware binaries, so the false-positive rate reflects the software actually found in industrial environments.</w:t>
       </w:r>
     </w:p>
     <w:p>
@@ -53468,8 +55608,8 @@
         <w:pStyle w:val="Heading3"/>
         <w:rPr/>
       </w:pPr>
-      <w:bookmarkStart w:id="117" w:name="__RefHeading___Toc5599_3269564357"/>
-      <w:bookmarkEnd w:id="117"/>
+      <w:bookmarkStart w:id="119" w:name="__RefHeading___Toc5835_3680385909"/>
+      <w:bookmarkEnd w:id="119"/>
       <w:r>
         <w:rPr/>
         <w:t>6.2.4 Richer Dynamic Features</w:t>
@@ -53492,8 +55632,8 @@
         <w:pStyle w:val="Heading3"/>
         <w:rPr/>
       </w:pPr>
-      <w:bookmarkStart w:id="118" w:name="__RefHeading___Toc5601_3269564357"/>
-      <w:bookmarkEnd w:id="118"/>
+      <w:bookmarkStart w:id="120" w:name="__RefHeading___Toc5837_3680385909"/>
+      <w:bookmarkEnd w:id="120"/>
       <w:r>
         <w:rPr/>
         <w:t>6.2.5 Stronger Open-Set Detection</w:t>
@@ -53516,8 +55656,8 @@
         <w:pStyle w:val="Heading3"/>
         <w:rPr/>
       </w:pPr>
-      <w:bookmarkStart w:id="119" w:name="__RefHeading___Toc5603_3269564357"/>
-      <w:bookmarkEnd w:id="119"/>
+      <w:bookmarkStart w:id="121" w:name="__RefHeading___Toc5839_3680385909"/>
+      <w:bookmarkEnd w:id="121"/>
       <w:r>
         <w:rPr/>
         <w:t>6.2.6 Reporting and Deployment</w:t>
@@ -53543,8 +55683,8 @@
         <w:pStyle w:val="Heading1"/>
         <w:rPr/>
       </w:pPr>
-      <w:bookmarkStart w:id="120" w:name="__RefHeading___Toc5605_3269564357"/>
-      <w:bookmarkEnd w:id="120"/>
+      <w:bookmarkStart w:id="122" w:name="__RefHeading___Toc5841_3680385909"/>
+      <w:bookmarkEnd w:id="122"/>
       <w:r>
         <w:rPr/>
         <w:t>Chapter 7: References</w:t>
@@ -54032,8 +56172,8 @@
         <w:pStyle w:val="Heading1"/>
         <w:rPr/>
       </w:pPr>
-      <w:bookmarkStart w:id="121" w:name="__RefHeading___Toc5607_3269564357"/>
-      <w:bookmarkEnd w:id="121"/>
+      <w:bookmarkStart w:id="123" w:name="__RefHeading___Toc5843_3680385909"/>
+      <w:bookmarkEnd w:id="123"/>
       <w:r>
         <w:rPr/>
         <w:t>Chapter 8: Plagiarism Report</w:t>
@@ -54108,7 +56248,7 @@
     </w:r>
     <w:r>
       <w:rPr/>
-      <w:t>52</w:t>
+      <w:t>54</w:t>
     </w:r>
     <w:r>
       <w:rPr/>
